--- a/Bao_cao_BTL.docx
+++ b/Bao_cao_BTL.docx
@@ -255,8 +255,2405 @@
     </w:p>
     <w:p>
       <w:pPr>
-        <w:keepNext/>
-        <w:spacing w:before="360" w:after="120"/>
+        <w:spacing w:before="280" w:after="160"/>
+      </w:pPr>
+      <w:r>
+        <w:rPr>
+          <w:rFonts w:ascii="Times New Roman" w:hAnsi="Times New Roman"/>
+          <w:b/>
+          <w:color w:val="1B365D"/>
+          <w:sz w:val="32"/>
+        </w:rPr>
+        <w:t>MỤC LỤC</w:t>
+      </w:r>
+    </w:p>
+    <w:p>
+      <w:pPr>
+        <w:tabs>
+          <w:tab w:pos="9072" w:val="right" w:leader="dot"/>
+        </w:tabs>
+        <w:spacing w:line="283" w:lineRule="auto" w:before="60" w:after="60"/>
+        <w:ind w:left="0"/>
+      </w:pPr>
+      <w:r>
+        <w:rPr>
+          <w:rFonts w:ascii="Times New Roman" w:hAnsi="Times New Roman"/>
+          <w:b/>
+          <w:color w:val="1B365D"/>
+          <w:sz w:val="23"/>
+        </w:rPr>
+        <w:t>CHƯƠNG 1: TỔNG QUAN VỀ BÀI TOÁN VÀ CƠ SỞ KỸ THUẬT</w:t>
+      </w:r>
+      <w:r>
+        <w:rPr>
+          <w:rFonts w:ascii="Times New Roman" w:hAnsi="Times New Roman"/>
+          <w:b/>
+          <w:color w:val="1B365D"/>
+          <w:sz w:val="23"/>
+        </w:rPr>
+        <w:tab/>
+        <w:t>5</w:t>
+      </w:r>
+    </w:p>
+    <w:p>
+      <w:pPr>
+        <w:tabs>
+          <w:tab w:pos="9072" w:val="right" w:leader="dot"/>
+        </w:tabs>
+        <w:spacing w:line="283" w:lineRule="auto" w:before="20" w:after="20"/>
+        <w:ind w:left="360"/>
+      </w:pPr>
+      <w:r>
+        <w:rPr>
+          <w:rFonts w:ascii="Times New Roman" w:hAnsi="Times New Roman"/>
+          <w:b/>
+          <w:color w:val="2C5282"/>
+          <w:sz w:val="22"/>
+        </w:rPr>
+        <w:t>1.1. Bài toán tìm kiếm âm thanh theo nội dung (CBAR) và phân biệt với phân loại nhạc cụ</w:t>
+      </w:r>
+      <w:r>
+        <w:rPr>
+          <w:rFonts w:ascii="Times New Roman" w:hAnsi="Times New Roman"/>
+          <w:color w:val="2D3748"/>
+          <w:sz w:val="21"/>
+        </w:rPr>
+        <w:tab/>
+        <w:t>5</w:t>
+      </w:r>
+    </w:p>
+    <w:p>
+      <w:pPr>
+        <w:tabs>
+          <w:tab w:pos="9072" w:val="right" w:leader="dot"/>
+        </w:tabs>
+        <w:spacing w:line="283" w:lineRule="auto" w:before="20" w:after="20"/>
+        <w:ind w:left="720"/>
+      </w:pPr>
+      <w:r>
+        <w:rPr>
+          <w:rFonts w:ascii="Times New Roman" w:hAnsi="Times New Roman"/>
+          <w:color w:val="1A202C"/>
+          <w:sz w:val="21"/>
+        </w:rPr>
+        <w:t>1.1.1. Khái niệm bài toán CBAR</w:t>
+      </w:r>
+      <w:r>
+        <w:rPr>
+          <w:rFonts w:ascii="Times New Roman" w:hAnsi="Times New Roman"/>
+          <w:color w:val="2D3748"/>
+          <w:sz w:val="21"/>
+        </w:rPr>
+        <w:tab/>
+        <w:t>5</w:t>
+      </w:r>
+    </w:p>
+    <w:p>
+      <w:pPr>
+        <w:tabs>
+          <w:tab w:pos="9072" w:val="right" w:leader="dot"/>
+        </w:tabs>
+        <w:spacing w:line="283" w:lineRule="auto" w:before="20" w:after="20"/>
+        <w:ind w:left="720"/>
+      </w:pPr>
+      <w:r>
+        <w:rPr>
+          <w:rFonts w:ascii="Times New Roman" w:hAnsi="Times New Roman"/>
+          <w:color w:val="1A202C"/>
+          <w:sz w:val="21"/>
+        </w:rPr>
+        <w:t>1.1.2. Phân biệt CBAR và Phân loại nhạc cụ (Instrument Classification)</w:t>
+      </w:r>
+      <w:r>
+        <w:rPr>
+          <w:rFonts w:ascii="Times New Roman" w:hAnsi="Times New Roman"/>
+          <w:color w:val="2D3748"/>
+          <w:sz w:val="21"/>
+        </w:rPr>
+        <w:tab/>
+        <w:t>5</w:t>
+      </w:r>
+    </w:p>
+    <w:p>
+      <w:pPr>
+        <w:tabs>
+          <w:tab w:pos="9072" w:val="right" w:leader="dot"/>
+        </w:tabs>
+        <w:spacing w:line="283" w:lineRule="auto" w:before="20" w:after="20"/>
+        <w:ind w:left="720"/>
+      </w:pPr>
+      <w:r>
+        <w:rPr>
+          <w:rFonts w:ascii="Times New Roman" w:hAnsi="Times New Roman"/>
+          <w:color w:val="1A202C"/>
+          <w:sz w:val="21"/>
+        </w:rPr>
+        <w:t>1.1.3. Mục tiêu và phạm vi của bài tập lớn</w:t>
+      </w:r>
+      <w:r>
+        <w:rPr>
+          <w:rFonts w:ascii="Times New Roman" w:hAnsi="Times New Roman"/>
+          <w:color w:val="2D3748"/>
+          <w:sz w:val="21"/>
+        </w:rPr>
+        <w:tab/>
+        <w:t>5</w:t>
+      </w:r>
+    </w:p>
+    <w:p>
+      <w:pPr>
+        <w:tabs>
+          <w:tab w:pos="9072" w:val="right" w:leader="dot"/>
+        </w:tabs>
+        <w:spacing w:line="283" w:lineRule="auto" w:before="20" w:after="20"/>
+        <w:ind w:left="360"/>
+      </w:pPr>
+      <w:r>
+        <w:rPr>
+          <w:rFonts w:ascii="Times New Roman" w:hAnsi="Times New Roman"/>
+          <w:b/>
+          <w:color w:val="2C5282"/>
+          <w:sz w:val="22"/>
+        </w:rPr>
+        <w:t>1.2. Đặc điểm và nguyên lý tạo âm của nhạc cụ bộ dây</w:t>
+      </w:r>
+      <w:r>
+        <w:rPr>
+          <w:rFonts w:ascii="Times New Roman" w:hAnsi="Times New Roman"/>
+          <w:color w:val="2D3748"/>
+          <w:sz w:val="21"/>
+        </w:rPr>
+        <w:tab/>
+        <w:t>6</w:t>
+      </w:r>
+    </w:p>
+    <w:p>
+      <w:pPr>
+        <w:tabs>
+          <w:tab w:pos="9072" w:val="right" w:leader="dot"/>
+        </w:tabs>
+        <w:spacing w:line="283" w:lineRule="auto" w:before="20" w:after="20"/>
+        <w:ind w:left="720"/>
+      </w:pPr>
+      <w:r>
+        <w:rPr>
+          <w:rFonts w:ascii="Times New Roman" w:hAnsi="Times New Roman"/>
+          <w:color w:val="1A202C"/>
+          <w:sz w:val="21"/>
+        </w:rPr>
+        <w:t>1.2.1. Cấu tạo và đường truyền âm thanh</w:t>
+      </w:r>
+      <w:r>
+        <w:rPr>
+          <w:rFonts w:ascii="Times New Roman" w:hAnsi="Times New Roman"/>
+          <w:color w:val="2D3748"/>
+          <w:sz w:val="21"/>
+        </w:rPr>
+        <w:tab/>
+        <w:t>6</w:t>
+      </w:r>
+    </w:p>
+    <w:p>
+      <w:pPr>
+        <w:tabs>
+          <w:tab w:pos="9072" w:val="right" w:leader="dot"/>
+        </w:tabs>
+        <w:spacing w:line="283" w:lineRule="auto" w:before="20" w:after="20"/>
+        <w:ind w:left="720"/>
+      </w:pPr>
+      <w:r>
+        <w:rPr>
+          <w:rFonts w:ascii="Times New Roman" w:hAnsi="Times New Roman"/>
+          <w:color w:val="1A202C"/>
+          <w:sz w:val="21"/>
+        </w:rPr>
+        <w:t>1.2.2. Dao động của dây và cơ chế tạo cao độ</w:t>
+      </w:r>
+      <w:r>
+        <w:rPr>
+          <w:rFonts w:ascii="Times New Roman" w:hAnsi="Times New Roman"/>
+          <w:color w:val="2D3748"/>
+          <w:sz w:val="21"/>
+        </w:rPr>
+        <w:tab/>
+        <w:t>6</w:t>
+      </w:r>
+    </w:p>
+    <w:p>
+      <w:pPr>
+        <w:tabs>
+          <w:tab w:pos="9072" w:val="right" w:leader="dot"/>
+        </w:tabs>
+        <w:spacing w:line="283" w:lineRule="auto" w:before="20" w:after="20"/>
+        <w:ind w:left="720"/>
+      </w:pPr>
+      <w:r>
+        <w:rPr>
+          <w:rFonts w:ascii="Times New Roman" w:hAnsi="Times New Roman"/>
+          <w:color w:val="1A202C"/>
+          <w:sz w:val="21"/>
+        </w:rPr>
+        <w:t>1.2.3. Hai cơ chế kích âm cơ bản: Kéo vĩ và Gảy dây</w:t>
+      </w:r>
+      <w:r>
+        <w:rPr>
+          <w:rFonts w:ascii="Times New Roman" w:hAnsi="Times New Roman"/>
+          <w:color w:val="2D3748"/>
+          <w:sz w:val="21"/>
+        </w:rPr>
+        <w:tab/>
+        <w:t>7</w:t>
+      </w:r>
+    </w:p>
+    <w:p>
+      <w:pPr>
+        <w:tabs>
+          <w:tab w:pos="9072" w:val="right" w:leader="dot"/>
+        </w:tabs>
+        <w:spacing w:line="283" w:lineRule="auto" w:before="20" w:after="20"/>
+        <w:ind w:left="360"/>
+      </w:pPr>
+      <w:r>
+        <w:rPr>
+          <w:rFonts w:ascii="Times New Roman" w:hAnsi="Times New Roman"/>
+          <w:b/>
+          <w:color w:val="2C5282"/>
+          <w:sz w:val="22"/>
+        </w:rPr>
+        <w:t>1.3. Nền tảng xử lý tín hiệu âm thanh số</w:t>
+      </w:r>
+      <w:r>
+        <w:rPr>
+          <w:rFonts w:ascii="Times New Roman" w:hAnsi="Times New Roman"/>
+          <w:color w:val="2D3748"/>
+          <w:sz w:val="21"/>
+        </w:rPr>
+        <w:tab/>
+        <w:t>7</w:t>
+      </w:r>
+    </w:p>
+    <w:p>
+      <w:pPr>
+        <w:tabs>
+          <w:tab w:pos="9072" w:val="right" w:leader="dot"/>
+        </w:tabs>
+        <w:spacing w:line="283" w:lineRule="auto" w:before="20" w:after="20"/>
+        <w:ind w:left="720"/>
+      </w:pPr>
+      <w:r>
+        <w:rPr>
+          <w:rFonts w:ascii="Times New Roman" w:hAnsi="Times New Roman"/>
+          <w:color w:val="1A202C"/>
+          <w:sz w:val="21"/>
+        </w:rPr>
+        <w:t>1.3.1. Lấy mẫu tín hiệu và định lý Nyquist–Shannon</w:t>
+      </w:r>
+      <w:r>
+        <w:rPr>
+          <w:rFonts w:ascii="Times New Roman" w:hAnsi="Times New Roman"/>
+          <w:color w:val="2D3748"/>
+          <w:sz w:val="21"/>
+        </w:rPr>
+        <w:tab/>
+        <w:t>7</w:t>
+      </w:r>
+    </w:p>
+    <w:p>
+      <w:pPr>
+        <w:tabs>
+          <w:tab w:pos="9072" w:val="right" w:leader="dot"/>
+        </w:tabs>
+        <w:spacing w:line="283" w:lineRule="auto" w:before="20" w:after="20"/>
+        <w:ind w:left="720"/>
+      </w:pPr>
+      <w:r>
+        <w:rPr>
+          <w:rFonts w:ascii="Times New Roman" w:hAnsi="Times New Roman"/>
+          <w:color w:val="1A202C"/>
+          <w:sz w:val="21"/>
+        </w:rPr>
+        <w:t>1.3.2. Cấu hình kênh đơn (Mono) và lượng tử hóa PCM 16-bit</w:t>
+      </w:r>
+      <w:r>
+        <w:rPr>
+          <w:rFonts w:ascii="Times New Roman" w:hAnsi="Times New Roman"/>
+          <w:color w:val="2D3748"/>
+          <w:sz w:val="21"/>
+        </w:rPr>
+        <w:tab/>
+        <w:t>8</w:t>
+      </w:r>
+    </w:p>
+    <w:p>
+      <w:pPr>
+        <w:tabs>
+          <w:tab w:pos="9072" w:val="right" w:leader="dot"/>
+        </w:tabs>
+        <w:spacing w:line="283" w:lineRule="auto" w:before="20" w:after="20"/>
+        <w:ind w:left="720"/>
+      </w:pPr>
+      <w:r>
+        <w:rPr>
+          <w:rFonts w:ascii="Times New Roman" w:hAnsi="Times New Roman"/>
+          <w:color w:val="1A202C"/>
+          <w:sz w:val="21"/>
+        </w:rPr>
+        <w:t>1.3.3. Phân biệt ba cấp độ biểu diễn dữ liệu trong hệ thống</w:t>
+      </w:r>
+      <w:r>
+        <w:rPr>
+          <w:rFonts w:ascii="Times New Roman" w:hAnsi="Times New Roman"/>
+          <w:color w:val="2D3748"/>
+          <w:sz w:val="21"/>
+        </w:rPr>
+        <w:tab/>
+        <w:t>8</w:t>
+      </w:r>
+    </w:p>
+    <w:p>
+      <w:pPr>
+        <w:tabs>
+          <w:tab w:pos="9072" w:val="right" w:leader="dot"/>
+        </w:tabs>
+        <w:spacing w:line="283" w:lineRule="auto" w:before="20" w:after="20"/>
+        <w:ind w:left="720"/>
+      </w:pPr>
+      <w:r>
+        <w:rPr>
+          <w:rFonts w:ascii="Times New Roman" w:hAnsi="Times New Roman"/>
+          <w:color w:val="1A202C"/>
+          <w:sz w:val="21"/>
+        </w:rPr>
+        <w:t>1.3.4. Chia khung (Framing) và Bước nhảy (Hop Size)</w:t>
+      </w:r>
+      <w:r>
+        <w:rPr>
+          <w:rFonts w:ascii="Times New Roman" w:hAnsi="Times New Roman"/>
+          <w:color w:val="2D3748"/>
+          <w:sz w:val="21"/>
+        </w:rPr>
+        <w:tab/>
+        <w:t>8</w:t>
+      </w:r>
+    </w:p>
+    <w:p>
+      <w:pPr>
+        <w:tabs>
+          <w:tab w:pos="9072" w:val="right" w:leader="dot"/>
+        </w:tabs>
+        <w:spacing w:line="283" w:lineRule="auto" w:before="20" w:after="20"/>
+        <w:ind w:left="720"/>
+      </w:pPr>
+      <w:r>
+        <w:rPr>
+          <w:rFonts w:ascii="Times New Roman" w:hAnsi="Times New Roman"/>
+          <w:color w:val="1A202C"/>
+          <w:sz w:val="21"/>
+        </w:rPr>
+        <w:t>1.3.5. Năng lượng hiệu dụng RMS và mức Decibel (dB)</w:t>
+      </w:r>
+      <w:r>
+        <w:rPr>
+          <w:rFonts w:ascii="Times New Roman" w:hAnsi="Times New Roman"/>
+          <w:color w:val="2D3748"/>
+          <w:sz w:val="21"/>
+        </w:rPr>
+        <w:tab/>
+        <w:t>9</w:t>
+      </w:r>
+    </w:p>
+    <w:p>
+      <w:pPr>
+        <w:tabs>
+          <w:tab w:pos="9072" w:val="right" w:leader="dot"/>
+        </w:tabs>
+        <w:spacing w:line="283" w:lineRule="auto" w:before="20" w:after="20"/>
+        <w:ind w:left="720"/>
+      </w:pPr>
+      <w:r>
+        <w:rPr>
+          <w:rFonts w:ascii="Times New Roman" w:hAnsi="Times New Roman"/>
+          <w:color w:val="1A202C"/>
+          <w:sz w:val="21"/>
+        </w:rPr>
+        <w:t>1.3.6. Biến đổi Fourier thời gian ngắn (STFT) và Spectrogram</w:t>
+      </w:r>
+      <w:r>
+        <w:rPr>
+          <w:rFonts w:ascii="Times New Roman" w:hAnsi="Times New Roman"/>
+          <w:color w:val="2D3748"/>
+          <w:sz w:val="21"/>
+        </w:rPr>
+        <w:tab/>
+        <w:t>9</w:t>
+      </w:r>
+    </w:p>
+    <w:p>
+      <w:pPr>
+        <w:tabs>
+          <w:tab w:pos="9072" w:val="right" w:leader="dot"/>
+        </w:tabs>
+        <w:spacing w:line="283" w:lineRule="auto" w:before="60" w:after="60"/>
+        <w:ind w:left="0"/>
+      </w:pPr>
+      <w:r>
+        <w:rPr>
+          <w:rFonts w:ascii="Times New Roman" w:hAnsi="Times New Roman"/>
+          <w:b/>
+          <w:color w:val="1B365D"/>
+          <w:sz w:val="23"/>
+        </w:rPr>
+        <w:t>CHƯƠNG 2: NHIỆM VỤ 1 - XÂY DỰNG BỘ DỮ LIỆU ÂM THANH</w:t>
+      </w:r>
+      <w:r>
+        <w:rPr>
+          <w:rFonts w:ascii="Times New Roman" w:hAnsi="Times New Roman"/>
+          <w:b/>
+          <w:color w:val="1B365D"/>
+          <w:sz w:val="23"/>
+        </w:rPr>
+        <w:tab/>
+        <w:t>10</w:t>
+      </w:r>
+    </w:p>
+    <w:p>
+      <w:pPr>
+        <w:tabs>
+          <w:tab w:pos="9072" w:val="right" w:leader="dot"/>
+        </w:tabs>
+        <w:spacing w:line="283" w:lineRule="auto" w:before="20" w:after="20"/>
+        <w:ind w:left="360"/>
+      </w:pPr>
+      <w:r>
+        <w:rPr>
+          <w:rFonts w:ascii="Times New Roman" w:hAnsi="Times New Roman"/>
+          <w:b/>
+          <w:color w:val="2C5282"/>
+          <w:sz w:val="22"/>
+        </w:rPr>
+        <w:t>2.1. Yêu cầu đề bài và tiêu chí kỹ thuật của bộ dữ liệu</w:t>
+      </w:r>
+      <w:r>
+        <w:rPr>
+          <w:rFonts w:ascii="Times New Roman" w:hAnsi="Times New Roman"/>
+          <w:color w:val="2D3748"/>
+          <w:sz w:val="21"/>
+        </w:rPr>
+        <w:tab/>
+        <w:t>10</w:t>
+      </w:r>
+    </w:p>
+    <w:p>
+      <w:pPr>
+        <w:tabs>
+          <w:tab w:pos="9072" w:val="right" w:leader="dot"/>
+        </w:tabs>
+        <w:spacing w:line="283" w:lineRule="auto" w:before="20" w:after="20"/>
+        <w:ind w:left="360"/>
+      </w:pPr>
+      <w:r>
+        <w:rPr>
+          <w:rFonts w:ascii="Times New Roman" w:hAnsi="Times New Roman"/>
+          <w:b/>
+          <w:color w:val="2C5282"/>
+          <w:sz w:val="22"/>
+        </w:rPr>
+        <w:t>2.2. Lựa chọn nhạc cụ và giới thiệu từng nhạc cụ</w:t>
+      </w:r>
+      <w:r>
+        <w:rPr>
+          <w:rFonts w:ascii="Times New Roman" w:hAnsi="Times New Roman"/>
+          <w:color w:val="2D3748"/>
+          <w:sz w:val="21"/>
+        </w:rPr>
+        <w:tab/>
+        <w:t>11</w:t>
+      </w:r>
+    </w:p>
+    <w:p>
+      <w:pPr>
+        <w:tabs>
+          <w:tab w:pos="9072" w:val="right" w:leader="dot"/>
+        </w:tabs>
+        <w:spacing w:line="283" w:lineRule="auto" w:before="20" w:after="20"/>
+        <w:ind w:left="720"/>
+      </w:pPr>
+      <w:r>
+        <w:rPr>
+          <w:rFonts w:ascii="Times New Roman" w:hAnsi="Times New Roman"/>
+          <w:color w:val="1A202C"/>
+          <w:sz w:val="21"/>
+        </w:rPr>
+        <w:t>2.2.1. Lý do chọn nhạc cụ bộ dây</w:t>
+      </w:r>
+      <w:r>
+        <w:rPr>
+          <w:rFonts w:ascii="Times New Roman" w:hAnsi="Times New Roman"/>
+          <w:color w:val="2D3748"/>
+          <w:sz w:val="21"/>
+        </w:rPr>
+        <w:tab/>
+        <w:t>11</w:t>
+      </w:r>
+    </w:p>
+    <w:p>
+      <w:pPr>
+        <w:tabs>
+          <w:tab w:pos="9072" w:val="right" w:leader="dot"/>
+        </w:tabs>
+        <w:spacing w:line="283" w:lineRule="auto" w:before="20" w:after="20"/>
+        <w:ind w:left="720"/>
+      </w:pPr>
+      <w:r>
+        <w:rPr>
+          <w:rFonts w:ascii="Times New Roman" w:hAnsi="Times New Roman"/>
+          <w:color w:val="1A202C"/>
+          <w:sz w:val="21"/>
+        </w:rPr>
+        <w:t>2.2.2. Tiêu chí lựa chọn 6 nhạc cụ cụ thể</w:t>
+      </w:r>
+      <w:r>
+        <w:rPr>
+          <w:rFonts w:ascii="Times New Roman" w:hAnsi="Times New Roman"/>
+          <w:color w:val="2D3748"/>
+          <w:sz w:val="21"/>
+        </w:rPr>
+        <w:tab/>
+        <w:t>11</w:t>
+      </w:r>
+    </w:p>
+    <w:p>
+      <w:pPr>
+        <w:tabs>
+          <w:tab w:pos="9072" w:val="right" w:leader="dot"/>
+        </w:tabs>
+        <w:spacing w:line="283" w:lineRule="auto" w:before="20" w:after="20"/>
+        <w:ind w:left="720"/>
+      </w:pPr>
+      <w:r>
+        <w:rPr>
+          <w:rFonts w:ascii="Times New Roman" w:hAnsi="Times New Roman"/>
+          <w:color w:val="1A202C"/>
+          <w:sz w:val="21"/>
+        </w:rPr>
+        <w:t>2.2.3. Giới thiệu tổng quan từng nhạc cụ</w:t>
+      </w:r>
+      <w:r>
+        <w:rPr>
+          <w:rFonts w:ascii="Times New Roman" w:hAnsi="Times New Roman"/>
+          <w:color w:val="2D3748"/>
+          <w:sz w:val="21"/>
+        </w:rPr>
+        <w:tab/>
+        <w:t>11</w:t>
+      </w:r>
+    </w:p>
+    <w:p>
+      <w:pPr>
+        <w:tabs>
+          <w:tab w:pos="9072" w:val="right" w:leader="dot"/>
+        </w:tabs>
+        <w:spacing w:line="283" w:lineRule="auto" w:before="20" w:after="20"/>
+        <w:ind w:left="360"/>
+      </w:pPr>
+      <w:r>
+        <w:rPr>
+          <w:rFonts w:ascii="Times New Roman" w:hAnsi="Times New Roman"/>
+          <w:b/>
+          <w:color w:val="2C5282"/>
+          <w:sz w:val="22"/>
+        </w:rPr>
+        <w:t>2.3. Các bộ dữ liệu được sử dụng, cấu trúc dữ liệu thô và phạm vi nhãn</w:t>
+      </w:r>
+      <w:r>
+        <w:rPr>
+          <w:rFonts w:ascii="Times New Roman" w:hAnsi="Times New Roman"/>
+          <w:color w:val="2D3748"/>
+          <w:sz w:val="21"/>
+        </w:rPr>
+        <w:tab/>
+        <w:t>12</w:t>
+      </w:r>
+    </w:p>
+    <w:p>
+      <w:pPr>
+        <w:tabs>
+          <w:tab w:pos="9072" w:val="right" w:leader="dot"/>
+        </w:tabs>
+        <w:spacing w:line="283" w:lineRule="auto" w:before="20" w:after="20"/>
+        <w:ind w:left="360"/>
+      </w:pPr>
+      <w:r>
+        <w:rPr>
+          <w:rFonts w:ascii="Times New Roman" w:hAnsi="Times New Roman"/>
+          <w:b/>
+          <w:color w:val="2C5282"/>
+          <w:sz w:val="22"/>
+        </w:rPr>
+        <w:t>2.4. Quy trình tiền xử lý và lọc dữ liệu 11 bước</w:t>
+      </w:r>
+      <w:r>
+        <w:rPr>
+          <w:rFonts w:ascii="Times New Roman" w:hAnsi="Times New Roman"/>
+          <w:color w:val="2D3748"/>
+          <w:sz w:val="21"/>
+        </w:rPr>
+        <w:tab/>
+        <w:t>13</w:t>
+      </w:r>
+    </w:p>
+    <w:p>
+      <w:pPr>
+        <w:tabs>
+          <w:tab w:pos="9072" w:val="right" w:leader="dot"/>
+        </w:tabs>
+        <w:spacing w:line="283" w:lineRule="auto" w:before="20" w:after="20"/>
+        <w:ind w:left="360"/>
+      </w:pPr>
+      <w:r>
+        <w:rPr>
+          <w:rFonts w:ascii="Times New Roman" w:hAnsi="Times New Roman"/>
+          <w:b/>
+          <w:color w:val="2C5282"/>
+          <w:sz w:val="22"/>
+        </w:rPr>
+        <w:t>2.5. Kiểm chứng bộ dữ liệu đạt chuẩn kỹ thuật đề bài (600 file)</w:t>
+      </w:r>
+      <w:r>
+        <w:rPr>
+          <w:rFonts w:ascii="Times New Roman" w:hAnsi="Times New Roman"/>
+          <w:color w:val="2D3748"/>
+          <w:sz w:val="21"/>
+        </w:rPr>
+        <w:tab/>
+        <w:t>17</w:t>
+      </w:r>
+    </w:p>
+    <w:p>
+      <w:pPr>
+        <w:tabs>
+          <w:tab w:pos="9072" w:val="right" w:leader="dot"/>
+        </w:tabs>
+        <w:spacing w:line="283" w:lineRule="auto" w:before="60" w:after="60"/>
+        <w:ind w:left="0"/>
+      </w:pPr>
+      <w:r>
+        <w:rPr>
+          <w:rFonts w:ascii="Times New Roman" w:hAnsi="Times New Roman"/>
+          <w:b/>
+          <w:color w:val="1B365D"/>
+          <w:sz w:val="23"/>
+        </w:rPr>
+        <w:t>CHƯƠNG 3: NHIỆM VỤ 1 - MÔ TẢ ĐẶC ĐIỂM GIỐNG VÀ KHÁC NHAU DỰA TRÊN CÁC ĐẶC TRƯNG ÂM HỌC</w:t>
+      </w:r>
+      <w:r>
+        <w:rPr>
+          <w:rFonts w:ascii="Times New Roman" w:hAnsi="Times New Roman"/>
+          <w:b/>
+          <w:color w:val="1B365D"/>
+          <w:sz w:val="23"/>
+        </w:rPr>
+        <w:tab/>
+        <w:t>20</w:t>
+      </w:r>
+    </w:p>
+    <w:p>
+      <w:pPr>
+        <w:tabs>
+          <w:tab w:pos="9072" w:val="right" w:leader="dot"/>
+        </w:tabs>
+        <w:spacing w:line="283" w:lineRule="auto" w:before="20" w:after="20"/>
+        <w:ind w:left="360"/>
+      </w:pPr>
+      <w:r>
+        <w:rPr>
+          <w:rFonts w:ascii="Times New Roman" w:hAnsi="Times New Roman"/>
+          <w:b/>
+          <w:color w:val="2C5282"/>
+          <w:sz w:val="22"/>
+        </w:rPr>
+        <w:t>3.1. Phương pháp luận so sánh đặc điểm giống và khác nhau theo các nhóm đặc trưng</w:t>
+      </w:r>
+      <w:r>
+        <w:rPr>
+          <w:rFonts w:ascii="Times New Roman" w:hAnsi="Times New Roman"/>
+          <w:color w:val="2D3748"/>
+          <w:sz w:val="21"/>
+        </w:rPr>
+        <w:tab/>
+        <w:t>20</w:t>
+      </w:r>
+    </w:p>
+    <w:p>
+      <w:pPr>
+        <w:tabs>
+          <w:tab w:pos="9072" w:val="right" w:leader="dot"/>
+        </w:tabs>
+        <w:spacing w:line="283" w:lineRule="auto" w:before="20" w:after="20"/>
+        <w:ind w:left="360"/>
+      </w:pPr>
+      <w:r>
+        <w:rPr>
+          <w:rFonts w:ascii="Times New Roman" w:hAnsi="Times New Roman"/>
+          <w:b/>
+          <w:color w:val="2C5282"/>
+          <w:sz w:val="22"/>
+        </w:rPr>
+        <w:t>3.2. Bảy cặp đối chứng cụ thể trích xuất trực tiếp từ bộ dữ liệu</w:t>
+      </w:r>
+      <w:r>
+        <w:rPr>
+          <w:rFonts w:ascii="Times New Roman" w:hAnsi="Times New Roman"/>
+          <w:color w:val="2D3748"/>
+          <w:sz w:val="21"/>
+        </w:rPr>
+        <w:tab/>
+        <w:t>20</w:t>
+      </w:r>
+    </w:p>
+    <w:p>
+      <w:pPr>
+        <w:tabs>
+          <w:tab w:pos="9072" w:val="right" w:leader="dot"/>
+        </w:tabs>
+        <w:spacing w:line="283" w:lineRule="auto" w:before="20" w:after="20"/>
+        <w:ind w:left="720"/>
+      </w:pPr>
+      <w:r>
+        <w:rPr>
+          <w:rFonts w:ascii="Times New Roman" w:hAnsi="Times New Roman"/>
+          <w:color w:val="1A202C"/>
+          <w:sz w:val="21"/>
+        </w:rPr>
+        <w:t>3.2.1. Cặp 1: Động thái đường bao năng lượng RMS - Kéo vĩ liên tục vs Gảy buông tắt nhanh</w:t>
+      </w:r>
+      <w:r>
+        <w:rPr>
+          <w:rFonts w:ascii="Times New Roman" w:hAnsi="Times New Roman"/>
+          <w:color w:val="2D3748"/>
+          <w:sz w:val="21"/>
+        </w:rPr>
+        <w:tab/>
+        <w:t>20</w:t>
+      </w:r>
+    </w:p>
+    <w:p>
+      <w:pPr>
+        <w:tabs>
+          <w:tab w:pos="9072" w:val="right" w:leader="dot"/>
+        </w:tabs>
+        <w:spacing w:line="283" w:lineRule="auto" w:before="20" w:after="20"/>
+        <w:ind w:left="720"/>
+      </w:pPr>
+      <w:r>
+        <w:rPr>
+          <w:rFonts w:ascii="Times New Roman" w:hAnsi="Times New Roman"/>
+          <w:color w:val="1A202C"/>
+          <w:sz w:val="21"/>
+        </w:rPr>
+        <w:t>3.2.2. Cặp 2: Độ nhám và Méo sóng (ZCR) - Sóng điều hòa mộc vs Méo cắt đỉnh (Clipping)</w:t>
+      </w:r>
+      <w:r>
+        <w:rPr>
+          <w:rFonts w:ascii="Times New Roman" w:hAnsi="Times New Roman"/>
+          <w:color w:val="2D3748"/>
+          <w:sz w:val="21"/>
+        </w:rPr>
+        <w:tab/>
+        <w:t>21</w:t>
+      </w:r>
+    </w:p>
+    <w:p>
+      <w:pPr>
+        <w:tabs>
+          <w:tab w:pos="9072" w:val="right" w:leader="dot"/>
+        </w:tabs>
+        <w:spacing w:line="283" w:lineRule="auto" w:before="20" w:after="20"/>
+        <w:ind w:left="720"/>
+      </w:pPr>
+      <w:r>
+        <w:rPr>
+          <w:rFonts w:ascii="Times New Roman" w:hAnsi="Times New Roman"/>
+          <w:color w:val="1A202C"/>
+          <w:sz w:val="21"/>
+        </w:rPr>
+        <w:t>3.2.3. Cặp 3: Trọng tâm phổ (Spectral Centroid - Độ sáng) - Nhạc cụ dải cao vs Nhạc cụ siêu trầm</w:t>
+      </w:r>
+      <w:r>
+        <w:rPr>
+          <w:rFonts w:ascii="Times New Roman" w:hAnsi="Times New Roman"/>
+          <w:color w:val="2D3748"/>
+          <w:sz w:val="21"/>
+        </w:rPr>
+        <w:tab/>
+        <w:t>21</w:t>
+      </w:r>
+    </w:p>
+    <w:p>
+      <w:pPr>
+        <w:tabs>
+          <w:tab w:pos="9072" w:val="right" w:leader="dot"/>
+        </w:tabs>
+        <w:spacing w:line="283" w:lineRule="auto" w:before="20" w:after="20"/>
+        <w:ind w:left="720"/>
+      </w:pPr>
+      <w:r>
+        <w:rPr>
+          <w:rFonts w:ascii="Times New Roman" w:hAnsi="Times New Roman"/>
+          <w:color w:val="1A202C"/>
+          <w:sz w:val="21"/>
+        </w:rPr>
+        <w:t>3.2.4. Cặp 4: Giới hạn tần số cuộn phổ (Spectral Roll-off 85%) - Phân tầng 3 nhạc cụ họ vĩ</w:t>
+      </w:r>
+      <w:r>
+        <w:rPr>
+          <w:rFonts w:ascii="Times New Roman" w:hAnsi="Times New Roman"/>
+          <w:color w:val="2D3748"/>
+          <w:sz w:val="21"/>
+        </w:rPr>
+        <w:tab/>
+        <w:t>22</w:t>
+      </w:r>
+    </w:p>
+    <w:p>
+      <w:pPr>
+        <w:tabs>
+          <w:tab w:pos="9072" w:val="right" w:leader="dot"/>
+        </w:tabs>
+        <w:spacing w:line="283" w:lineRule="auto" w:before="20" w:after="20"/>
+        <w:ind w:left="720"/>
+      </w:pPr>
+      <w:r>
+        <w:rPr>
+          <w:rFonts w:ascii="Times New Roman" w:hAnsi="Times New Roman"/>
+          <w:color w:val="1A202C"/>
+          <w:sz w:val="21"/>
+        </w:rPr>
+        <w:t>3.2.5. Cặp 5: Bao phổ formant thùng đàn (13 hệ số MFCC) - Ba kết cấu thùng đàn và amply</w:t>
+      </w:r>
+      <w:r>
+        <w:rPr>
+          <w:rFonts w:ascii="Times New Roman" w:hAnsi="Times New Roman"/>
+          <w:color w:val="2D3748"/>
+          <w:sz w:val="21"/>
+        </w:rPr>
+        <w:tab/>
+        <w:t>22</w:t>
+      </w:r>
+    </w:p>
+    <w:p>
+      <w:pPr>
+        <w:tabs>
+          <w:tab w:pos="9072" w:val="right" w:leader="dot"/>
+        </w:tabs>
+        <w:spacing w:line="283" w:lineRule="auto" w:before="20" w:after="20"/>
+        <w:ind w:left="720"/>
+      </w:pPr>
+      <w:r>
+        <w:rPr>
+          <w:rFonts w:ascii="Times New Roman" w:hAnsi="Times New Roman"/>
+          <w:color w:val="1A202C"/>
+          <w:sz w:val="21"/>
+        </w:rPr>
+        <w:t>3.2.6. Cặp 6: Phân bố 12 nửa cung (Chroma STFT) - Giai điệu đơn âm vs Đệm hợp âm đa âm</w:t>
+      </w:r>
+      <w:r>
+        <w:rPr>
+          <w:rFonts w:ascii="Times New Roman" w:hAnsi="Times New Roman"/>
+          <w:color w:val="2D3748"/>
+          <w:sz w:val="21"/>
+        </w:rPr>
+        <w:tab/>
+        <w:t>22</w:t>
+      </w:r>
+    </w:p>
+    <w:p>
+      <w:pPr>
+        <w:tabs>
+          <w:tab w:pos="9072" w:val="right" w:leader="dot"/>
+        </w:tabs>
+        <w:spacing w:line="283" w:lineRule="auto" w:before="20" w:after="20"/>
+        <w:ind w:left="720"/>
+      </w:pPr>
+      <w:r>
+        <w:rPr>
+          <w:rFonts w:ascii="Times New Roman" w:hAnsi="Times New Roman"/>
+          <w:color w:val="1A202C"/>
+          <w:sz w:val="21"/>
+        </w:rPr>
+        <w:t>3.2.7. Cặp 7: Kỹ thuật diễn tấu Kéo vĩ (Arco) vs Gảy ngón (Pizzicato) trên cùng đàn Cello</w:t>
+      </w:r>
+      <w:r>
+        <w:rPr>
+          <w:rFonts w:ascii="Times New Roman" w:hAnsi="Times New Roman"/>
+          <w:color w:val="2D3748"/>
+          <w:sz w:val="21"/>
+        </w:rPr>
+        <w:tab/>
+        <w:t>23</w:t>
+      </w:r>
+    </w:p>
+    <w:p>
+      <w:pPr>
+        <w:tabs>
+          <w:tab w:pos="9072" w:val="right" w:leader="dot"/>
+        </w:tabs>
+        <w:spacing w:line="283" w:lineRule="auto" w:before="20" w:after="20"/>
+        <w:ind w:left="360"/>
+      </w:pPr>
+      <w:r>
+        <w:rPr>
+          <w:rFonts w:ascii="Times New Roman" w:hAnsi="Times New Roman"/>
+          <w:b/>
+          <w:color w:val="2C5282"/>
+          <w:sz w:val="22"/>
+        </w:rPr>
+        <w:t>3.3. So sánh định lượng tổng thể các đặc trưng trên toàn bộ 6 nhạc cụ</w:t>
+      </w:r>
+      <w:r>
+        <w:rPr>
+          <w:rFonts w:ascii="Times New Roman" w:hAnsi="Times New Roman"/>
+          <w:color w:val="2D3748"/>
+          <w:sz w:val="21"/>
+        </w:rPr>
+        <w:tab/>
+        <w:t>24</w:t>
+      </w:r>
+    </w:p>
+    <w:p>
+      <w:pPr>
+        <w:tabs>
+          <w:tab w:pos="9072" w:val="right" w:leader="dot"/>
+        </w:tabs>
+        <w:spacing w:line="283" w:lineRule="auto" w:before="20" w:after="20"/>
+        <w:ind w:left="360"/>
+      </w:pPr>
+      <w:r>
+        <w:rPr>
+          <w:rFonts w:ascii="Times New Roman" w:hAnsi="Times New Roman"/>
+          <w:b/>
+          <w:color w:val="2C5282"/>
+          <w:sz w:val="22"/>
+        </w:rPr>
+        <w:t>3.4. Bảng tổng hợp đối chiếu các nhóm đặc trưng so sánh (Điểm giống - Điểm khác)</w:t>
+      </w:r>
+      <w:r>
+        <w:rPr>
+          <w:rFonts w:ascii="Times New Roman" w:hAnsi="Times New Roman"/>
+          <w:color w:val="2D3748"/>
+          <w:sz w:val="21"/>
+        </w:rPr>
+        <w:tab/>
+        <w:t>27</w:t>
+      </w:r>
+    </w:p>
+    <w:p>
+      <w:pPr>
+        <w:tabs>
+          <w:tab w:pos="9072" w:val="right" w:leader="dot"/>
+        </w:tabs>
+        <w:spacing w:line="283" w:lineRule="auto" w:before="20" w:after="20"/>
+        <w:ind w:left="360"/>
+      </w:pPr>
+      <w:r>
+        <w:rPr>
+          <w:rFonts w:ascii="Times New Roman" w:hAnsi="Times New Roman"/>
+          <w:b/>
+          <w:color w:val="2C5282"/>
+          <w:sz w:val="22"/>
+        </w:rPr>
+        <w:t>3.5. Các trường hợp ngoại lệ và hạn chế của bộ dữ liệu</w:t>
+      </w:r>
+      <w:r>
+        <w:rPr>
+          <w:rFonts w:ascii="Times New Roman" w:hAnsi="Times New Roman"/>
+          <w:color w:val="2D3748"/>
+          <w:sz w:val="21"/>
+        </w:rPr>
+        <w:tab/>
+        <w:t>28</w:t>
+      </w:r>
+    </w:p>
+    <w:p>
+      <w:pPr>
+        <w:tabs>
+          <w:tab w:pos="9072" w:val="right" w:leader="dot"/>
+        </w:tabs>
+        <w:spacing w:line="283" w:lineRule="auto" w:before="20" w:after="20"/>
+        <w:ind w:left="360"/>
+      </w:pPr>
+      <w:r>
+        <w:rPr>
+          <w:rFonts w:ascii="Times New Roman" w:hAnsi="Times New Roman"/>
+          <w:b/>
+          <w:color w:val="2C5282"/>
+          <w:sz w:val="22"/>
+        </w:rPr>
+        <w:t>3.6. Ý nghĩa chuyển tiếp sang Nhiệm vụ 2</w:t>
+      </w:r>
+      <w:r>
+        <w:rPr>
+          <w:rFonts w:ascii="Times New Roman" w:hAnsi="Times New Roman"/>
+          <w:color w:val="2D3748"/>
+          <w:sz w:val="21"/>
+        </w:rPr>
+        <w:tab/>
+        <w:t>29</w:t>
+      </w:r>
+    </w:p>
+    <w:p>
+      <w:pPr>
+        <w:tabs>
+          <w:tab w:pos="9072" w:val="right" w:leader="dot"/>
+        </w:tabs>
+        <w:spacing w:line="283" w:lineRule="auto" w:before="60" w:after="60"/>
+        <w:ind w:left="0"/>
+      </w:pPr>
+      <w:r>
+        <w:rPr>
+          <w:rFonts w:ascii="Times New Roman" w:hAnsi="Times New Roman"/>
+          <w:b/>
+          <w:color w:val="1B365D"/>
+          <w:sz w:val="23"/>
+        </w:rPr>
+        <w:t>CHƯƠNG 4: NHIỆM VỤ 2 - XÂY DỰNG BỘ ĐẶC TRƯNG VÀ THIẾT KẾ ĐỘ TƯƠNG ĐỒNG CHO CBAR</w:t>
+      </w:r>
+      <w:r>
+        <w:rPr>
+          <w:rFonts w:ascii="Times New Roman" w:hAnsi="Times New Roman"/>
+          <w:b/>
+          <w:color w:val="1B365D"/>
+          <w:sz w:val="23"/>
+        </w:rPr>
+        <w:tab/>
+        <w:t>30</w:t>
+      </w:r>
+    </w:p>
+    <w:p>
+      <w:pPr>
+        <w:tabs>
+          <w:tab w:pos="9072" w:val="right" w:leader="dot"/>
+        </w:tabs>
+        <w:spacing w:line="283" w:lineRule="auto" w:before="20" w:after="20"/>
+        <w:ind w:left="360"/>
+      </w:pPr>
+      <w:r>
+        <w:rPr>
+          <w:rFonts w:ascii="Times New Roman" w:hAnsi="Times New Roman"/>
+          <w:b/>
+          <w:color w:val="2C5282"/>
+          <w:sz w:val="22"/>
+        </w:rPr>
+        <w:t>4.1. Mục tiêu và kiến trúc bộ đặc trưng truy hồi CBAR</w:t>
+      </w:r>
+      <w:r>
+        <w:rPr>
+          <w:rFonts w:ascii="Times New Roman" w:hAnsi="Times New Roman"/>
+          <w:color w:val="2D3748"/>
+          <w:sz w:val="21"/>
+        </w:rPr>
+        <w:tab/>
+        <w:t>30</w:t>
+      </w:r>
+    </w:p>
+    <w:p>
+      <w:pPr>
+        <w:tabs>
+          <w:tab w:pos="9072" w:val="right" w:leader="dot"/>
+        </w:tabs>
+        <w:spacing w:line="283" w:lineRule="auto" w:before="20" w:after="20"/>
+        <w:ind w:left="720"/>
+      </w:pPr>
+      <w:r>
+        <w:rPr>
+          <w:rFonts w:ascii="Times New Roman" w:hAnsi="Times New Roman"/>
+          <w:color w:val="1A202C"/>
+          <w:sz w:val="21"/>
+        </w:rPr>
+        <w:t>4.1.1. Thách thức kỹ thuật và mục tiêu bài toán</w:t>
+      </w:r>
+      <w:r>
+        <w:rPr>
+          <w:rFonts w:ascii="Times New Roman" w:hAnsi="Times New Roman"/>
+          <w:color w:val="2D3748"/>
+          <w:sz w:val="21"/>
+        </w:rPr>
+        <w:tab/>
+        <w:t>30</w:t>
+      </w:r>
+    </w:p>
+    <w:p>
+      <w:pPr>
+        <w:tabs>
+          <w:tab w:pos="9072" w:val="right" w:leader="dot"/>
+        </w:tabs>
+        <w:spacing w:line="283" w:lineRule="auto" w:before="20" w:after="20"/>
+        <w:ind w:left="720"/>
+      </w:pPr>
+      <w:r>
+        <w:rPr>
+          <w:rFonts w:ascii="Times New Roman" w:hAnsi="Times New Roman"/>
+          <w:color w:val="1A202C"/>
+          <w:sz w:val="21"/>
+        </w:rPr>
+        <w:t>4.1.2. Kiến trúc hệ thống đặc trưng 58 chiều</w:t>
+      </w:r>
+      <w:r>
+        <w:rPr>
+          <w:rFonts w:ascii="Times New Roman" w:hAnsi="Times New Roman"/>
+          <w:color w:val="2D3748"/>
+          <w:sz w:val="21"/>
+        </w:rPr>
+        <w:tab/>
+        <w:t>30</w:t>
+      </w:r>
+    </w:p>
+    <w:p>
+      <w:pPr>
+        <w:tabs>
+          <w:tab w:pos="9072" w:val="right" w:leader="dot"/>
+        </w:tabs>
+        <w:spacing w:line="283" w:lineRule="auto" w:before="20" w:after="20"/>
+        <w:ind w:left="360"/>
+      </w:pPr>
+      <w:r>
+        <w:rPr>
+          <w:rFonts w:ascii="Times New Roman" w:hAnsi="Times New Roman"/>
+          <w:b/>
+          <w:color w:val="2C5282"/>
+          <w:sz w:val="22"/>
+        </w:rPr>
+        <w:t>4.2. Lý do lựa chọn các bộ đặc trưng</w:t>
+      </w:r>
+      <w:r>
+        <w:rPr>
+          <w:rFonts w:ascii="Times New Roman" w:hAnsi="Times New Roman"/>
+          <w:color w:val="2D3748"/>
+          <w:sz w:val="21"/>
+        </w:rPr>
+        <w:tab/>
+        <w:t>31</w:t>
+      </w:r>
+    </w:p>
+    <w:p>
+      <w:pPr>
+        <w:tabs>
+          <w:tab w:pos="9072" w:val="right" w:leader="dot"/>
+        </w:tabs>
+        <w:spacing w:line="283" w:lineRule="auto" w:before="20" w:after="20"/>
+        <w:ind w:left="720"/>
+      </w:pPr>
+      <w:r>
+        <w:rPr>
+          <w:rFonts w:ascii="Times New Roman" w:hAnsi="Times New Roman"/>
+          <w:color w:val="1A202C"/>
+          <w:sz w:val="21"/>
+        </w:rPr>
+        <w:t>4.2.1. Tiêu chí lựa chọn</w:t>
+      </w:r>
+      <w:r>
+        <w:rPr>
+          <w:rFonts w:ascii="Times New Roman" w:hAnsi="Times New Roman"/>
+          <w:color w:val="2D3748"/>
+          <w:sz w:val="21"/>
+        </w:rPr>
+        <w:tab/>
+        <w:t>31</w:t>
+      </w:r>
+    </w:p>
+    <w:p>
+      <w:pPr>
+        <w:tabs>
+          <w:tab w:pos="9072" w:val="right" w:leader="dot"/>
+        </w:tabs>
+        <w:spacing w:line="283" w:lineRule="auto" w:before="20" w:after="20"/>
+        <w:ind w:left="720"/>
+      </w:pPr>
+      <w:r>
+        <w:rPr>
+          <w:rFonts w:ascii="Times New Roman" w:hAnsi="Times New Roman"/>
+          <w:color w:val="1A202C"/>
+          <w:sz w:val="21"/>
+        </w:rPr>
+        <w:t>4.2.2. Các phương án đã cân nhắc nhưng không chọn</w:t>
+      </w:r>
+      <w:r>
+        <w:rPr>
+          <w:rFonts w:ascii="Times New Roman" w:hAnsi="Times New Roman"/>
+          <w:color w:val="2D3748"/>
+          <w:sz w:val="21"/>
+        </w:rPr>
+        <w:tab/>
+        <w:t>32</w:t>
+      </w:r>
+    </w:p>
+    <w:p>
+      <w:pPr>
+        <w:tabs>
+          <w:tab w:pos="9072" w:val="right" w:leader="dot"/>
+        </w:tabs>
+        <w:spacing w:line="283" w:lineRule="auto" w:before="20" w:after="20"/>
+        <w:ind w:left="720"/>
+      </w:pPr>
+      <w:r>
+        <w:rPr>
+          <w:rFonts w:ascii="Times New Roman" w:hAnsi="Times New Roman"/>
+          <w:color w:val="1A202C"/>
+          <w:sz w:val="21"/>
+        </w:rPr>
+        <w:t>4.2.3. Bảng tổng quan các bộ đặc trưng và vai trò trong hệ thống</w:t>
+      </w:r>
+      <w:r>
+        <w:rPr>
+          <w:rFonts w:ascii="Times New Roman" w:hAnsi="Times New Roman"/>
+          <w:color w:val="2D3748"/>
+          <w:sz w:val="21"/>
+        </w:rPr>
+        <w:tab/>
+        <w:t>32</w:t>
+      </w:r>
+    </w:p>
+    <w:p>
+      <w:pPr>
+        <w:tabs>
+          <w:tab w:pos="9072" w:val="right" w:leader="dot"/>
+        </w:tabs>
+        <w:spacing w:line="283" w:lineRule="auto" w:before="20" w:after="20"/>
+        <w:ind w:left="360"/>
+      </w:pPr>
+      <w:r>
+        <w:rPr>
+          <w:rFonts w:ascii="Times New Roman" w:hAnsi="Times New Roman"/>
+          <w:b/>
+          <w:color w:val="2C5282"/>
+          <w:sz w:val="22"/>
+        </w:rPr>
+        <w:t>4.3. Quy trình trích xuất toán học từng bước từ tín hiệu âm thanh số</w:t>
+      </w:r>
+      <w:r>
+        <w:rPr>
+          <w:rFonts w:ascii="Times New Roman" w:hAnsi="Times New Roman"/>
+          <w:color w:val="2D3748"/>
+          <w:sz w:val="21"/>
+        </w:rPr>
+        <w:tab/>
+        <w:t>33</w:t>
+      </w:r>
+    </w:p>
+    <w:p>
+      <w:pPr>
+        <w:tabs>
+          <w:tab w:pos="9072" w:val="right" w:leader="dot"/>
+        </w:tabs>
+        <w:spacing w:line="283" w:lineRule="auto" w:before="20" w:after="20"/>
+        <w:ind w:left="720"/>
+      </w:pPr>
+      <w:r>
+        <w:rPr>
+          <w:rFonts w:ascii="Times New Roman" w:hAnsi="Times New Roman"/>
+          <w:color w:val="1A202C"/>
+          <w:sz w:val="21"/>
+        </w:rPr>
+        <w:t>4.3.1. Bước 1: Chia khung (Framing) và nhân cửa sổ Hann</w:t>
+      </w:r>
+      <w:r>
+        <w:rPr>
+          <w:rFonts w:ascii="Times New Roman" w:hAnsi="Times New Roman"/>
+          <w:color w:val="2D3748"/>
+          <w:sz w:val="21"/>
+        </w:rPr>
+        <w:tab/>
+        <w:t>34</w:t>
+      </w:r>
+    </w:p>
+    <w:p>
+      <w:pPr>
+        <w:tabs>
+          <w:tab w:pos="9072" w:val="right" w:leader="dot"/>
+        </w:tabs>
+        <w:spacing w:line="283" w:lineRule="auto" w:before="20" w:after="20"/>
+        <w:ind w:left="720"/>
+      </w:pPr>
+      <w:r>
+        <w:rPr>
+          <w:rFonts w:ascii="Times New Roman" w:hAnsi="Times New Roman"/>
+          <w:color w:val="1A202C"/>
+          <w:sz w:val="21"/>
+        </w:rPr>
+        <w:t>4.3.2. Bước 2: Biến đổi Fourier thời gian ngắn (STFT) và Phổ công suất</w:t>
+      </w:r>
+      <w:r>
+        <w:rPr>
+          <w:rFonts w:ascii="Times New Roman" w:hAnsi="Times New Roman"/>
+          <w:color w:val="2D3748"/>
+          <w:sz w:val="21"/>
+        </w:rPr>
+        <w:tab/>
+        <w:t>34</w:t>
+      </w:r>
+    </w:p>
+    <w:p>
+      <w:pPr>
+        <w:tabs>
+          <w:tab w:pos="9072" w:val="right" w:leader="dot"/>
+        </w:tabs>
+        <w:spacing w:line="283" w:lineRule="auto" w:before="20" w:after="20"/>
+        <w:ind w:left="720"/>
+      </w:pPr>
+      <w:r>
+        <w:rPr>
+          <w:rFonts w:ascii="Times New Roman" w:hAnsi="Times New Roman"/>
+          <w:color w:val="1A202C"/>
+          <w:sz w:val="21"/>
+        </w:rPr>
+        <w:t>4.3.3. Bước 3: Trích xuất song song 6 nhóm đặc trưng khung thời gian</w:t>
+      </w:r>
+      <w:r>
+        <w:rPr>
+          <w:rFonts w:ascii="Times New Roman" w:hAnsi="Times New Roman"/>
+          <w:color w:val="2D3748"/>
+          <w:sz w:val="21"/>
+        </w:rPr>
+        <w:tab/>
+        <w:t>34</w:t>
+      </w:r>
+    </w:p>
+    <w:p>
+      <w:pPr>
+        <w:tabs>
+          <w:tab w:pos="9072" w:val="right" w:leader="dot"/>
+        </w:tabs>
+        <w:spacing w:line="283" w:lineRule="auto" w:before="20" w:after="20"/>
+        <w:ind w:left="720"/>
+      </w:pPr>
+      <w:r>
+        <w:rPr>
+          <w:rFonts w:ascii="Times New Roman" w:hAnsi="Times New Roman"/>
+          <w:color w:val="1A202C"/>
+          <w:sz w:val="21"/>
+        </w:rPr>
+        <w:t>4.3.4. Bước 4: Temporal Pooling tổng hợp Vector cố định 58 chiều</w:t>
+      </w:r>
+      <w:r>
+        <w:rPr>
+          <w:rFonts w:ascii="Times New Roman" w:hAnsi="Times New Roman"/>
+          <w:color w:val="2D3748"/>
+          <w:sz w:val="21"/>
+        </w:rPr>
+        <w:tab/>
+        <w:t>35</w:t>
+      </w:r>
+    </w:p>
+    <w:p>
+      <w:pPr>
+        <w:tabs>
+          <w:tab w:pos="9072" w:val="right" w:leader="dot"/>
+        </w:tabs>
+        <w:spacing w:line="283" w:lineRule="auto" w:before="20" w:after="20"/>
+        <w:ind w:left="360"/>
+      </w:pPr>
+      <w:r>
+        <w:rPr>
+          <w:rFonts w:ascii="Times New Roman" w:hAnsi="Times New Roman"/>
+          <w:b/>
+          <w:color w:val="2C5282"/>
+          <w:sz w:val="22"/>
+        </w:rPr>
+        <w:t>4.4. Trình bày chi tiết từng bộ đặc trưng (Đặc trưng - Tương đồng/Khác biệt - Giá trị thông tin)</w:t>
+      </w:r>
+      <w:r>
+        <w:rPr>
+          <w:rFonts w:ascii="Times New Roman" w:hAnsi="Times New Roman"/>
+          <w:color w:val="2D3748"/>
+          <w:sz w:val="21"/>
+        </w:rPr>
+        <w:tab/>
+        <w:t>35</w:t>
+      </w:r>
+    </w:p>
+    <w:p>
+      <w:pPr>
+        <w:tabs>
+          <w:tab w:pos="9072" w:val="right" w:leader="dot"/>
+        </w:tabs>
+        <w:spacing w:line="283" w:lineRule="auto" w:before="20" w:after="20"/>
+        <w:ind w:left="720"/>
+      </w:pPr>
+      <w:r>
+        <w:rPr>
+          <w:rFonts w:ascii="Times New Roman" w:hAnsi="Times New Roman"/>
+          <w:color w:val="1A202C"/>
+          <w:sz w:val="21"/>
+        </w:rPr>
+        <w:t>4.4.1. Bộ A: Âm sắc và hình dạng bao phổ (MFCC &amp; Spectral Roll-off)</w:t>
+      </w:r>
+      <w:r>
+        <w:rPr>
+          <w:rFonts w:ascii="Times New Roman" w:hAnsi="Times New Roman"/>
+          <w:color w:val="2D3748"/>
+          <w:sz w:val="21"/>
+        </w:rPr>
+        <w:tab/>
+        <w:t>36</w:t>
+      </w:r>
+    </w:p>
+    <w:p>
+      <w:pPr>
+        <w:tabs>
+          <w:tab w:pos="9072" w:val="right" w:leader="dot"/>
+        </w:tabs>
+        <w:spacing w:line="283" w:lineRule="auto" w:before="20" w:after="20"/>
+        <w:ind w:left="720"/>
+      </w:pPr>
+      <w:r>
+        <w:rPr>
+          <w:rFonts w:ascii="Times New Roman" w:hAnsi="Times New Roman"/>
+          <w:color w:val="1A202C"/>
+          <w:sz w:val="21"/>
+        </w:rPr>
+        <w:t>4.4.2. Bộ B: Năng lượng và động học thời gian (RMS &amp; ZCR)</w:t>
+      </w:r>
+      <w:r>
+        <w:rPr>
+          <w:rFonts w:ascii="Times New Roman" w:hAnsi="Times New Roman"/>
+          <w:color w:val="2D3748"/>
+          <w:sz w:val="21"/>
+        </w:rPr>
+        <w:tab/>
+        <w:t>36</w:t>
+      </w:r>
+    </w:p>
+    <w:p>
+      <w:pPr>
+        <w:tabs>
+          <w:tab w:pos="9072" w:val="right" w:leader="dot"/>
+        </w:tabs>
+        <w:spacing w:line="283" w:lineRule="auto" w:before="20" w:after="20"/>
+        <w:ind w:left="720"/>
+      </w:pPr>
+      <w:r>
+        <w:rPr>
+          <w:rFonts w:ascii="Times New Roman" w:hAnsi="Times New Roman"/>
+          <w:color w:val="1A202C"/>
+          <w:sz w:val="21"/>
+        </w:rPr>
+        <w:t>4.4.3. Bộ C: Trọng tâm phổ và hòa âm cao độ (Spectral Centroid &amp; Chroma STFT)</w:t>
+      </w:r>
+      <w:r>
+        <w:rPr>
+          <w:rFonts w:ascii="Times New Roman" w:hAnsi="Times New Roman"/>
+          <w:color w:val="2D3748"/>
+          <w:sz w:val="21"/>
+        </w:rPr>
+        <w:tab/>
+        <w:t>37</w:t>
+      </w:r>
+    </w:p>
+    <w:p>
+      <w:pPr>
+        <w:tabs>
+          <w:tab w:pos="9072" w:val="right" w:leader="dot"/>
+        </w:tabs>
+        <w:spacing w:line="283" w:lineRule="auto" w:before="20" w:after="20"/>
+        <w:ind w:left="360"/>
+      </w:pPr>
+      <w:r>
+        <w:rPr>
+          <w:rFonts w:ascii="Times New Roman" w:hAnsi="Times New Roman"/>
+          <w:b/>
+          <w:color w:val="2C5282"/>
+          <w:sz w:val="22"/>
+        </w:rPr>
+        <w:t>4.5. Bộ đặc trưng được sử dụng chính và cơ chế kết hợp bổ trợ (Fusion)</w:t>
+      </w:r>
+      <w:r>
+        <w:rPr>
+          <w:rFonts w:ascii="Times New Roman" w:hAnsi="Times New Roman"/>
+          <w:color w:val="2D3748"/>
+          <w:sz w:val="21"/>
+        </w:rPr>
+        <w:tab/>
+        <w:t>38</w:t>
+      </w:r>
+    </w:p>
+    <w:p>
+      <w:pPr>
+        <w:tabs>
+          <w:tab w:pos="9072" w:val="right" w:leader="dot"/>
+        </w:tabs>
+        <w:spacing w:line="283" w:lineRule="auto" w:before="20" w:after="20"/>
+        <w:ind w:left="360"/>
+      </w:pPr>
+      <w:r>
+        <w:rPr>
+          <w:rFonts w:ascii="Times New Roman" w:hAnsi="Times New Roman"/>
+          <w:b/>
+          <w:color w:val="2C5282"/>
+          <w:sz w:val="22"/>
+        </w:rPr>
+        <w:t>4.6. Chuẩn hóa đặc trưng Z-score và nguyên tắc chống rò rỉ dữ liệu</w:t>
+      </w:r>
+      <w:r>
+        <w:rPr>
+          <w:rFonts w:ascii="Times New Roman" w:hAnsi="Times New Roman"/>
+          <w:color w:val="2D3748"/>
+          <w:sz w:val="21"/>
+        </w:rPr>
+        <w:tab/>
+        <w:t>40</w:t>
+      </w:r>
+    </w:p>
+    <w:p>
+      <w:pPr>
+        <w:tabs>
+          <w:tab w:pos="9072" w:val="right" w:leader="dot"/>
+        </w:tabs>
+        <w:spacing w:line="283" w:lineRule="auto" w:before="20" w:after="20"/>
+        <w:ind w:left="360"/>
+      </w:pPr>
+      <w:r>
+        <w:rPr>
+          <w:rFonts w:ascii="Times New Roman" w:hAnsi="Times New Roman"/>
+          <w:b/>
+          <w:color w:val="2C5282"/>
+          <w:sz w:val="22"/>
+        </w:rPr>
+        <w:t>4.7. Độ đo khoảng cách chuẩn hóa RMSD và cơ chế xếp hạng Top-5 file tương đồng nhất</w:t>
+      </w:r>
+      <w:r>
+        <w:rPr>
+          <w:rFonts w:ascii="Times New Roman" w:hAnsi="Times New Roman"/>
+          <w:color w:val="2D3748"/>
+          <w:sz w:val="21"/>
+        </w:rPr>
+        <w:tab/>
+        <w:t>41</w:t>
+      </w:r>
+    </w:p>
+    <w:p>
+      <w:pPr>
+        <w:tabs>
+          <w:tab w:pos="9072" w:val="right" w:leader="dot"/>
+        </w:tabs>
+        <w:spacing w:line="283" w:lineRule="auto" w:before="20" w:after="20"/>
+        <w:ind w:left="720"/>
+      </w:pPr>
+      <w:r>
+        <w:rPr>
+          <w:rFonts w:ascii="Times New Roman" w:hAnsi="Times New Roman"/>
+          <w:color w:val="1A202C"/>
+          <w:sz w:val="21"/>
+        </w:rPr>
+        <w:t>4.7.1. Xử lý nguy cơ mất cân bằng số chiều giữa các nhóm (Dimensional Dominance)</w:t>
+      </w:r>
+      <w:r>
+        <w:rPr>
+          <w:rFonts w:ascii="Times New Roman" w:hAnsi="Times New Roman"/>
+          <w:color w:val="2D3748"/>
+          <w:sz w:val="21"/>
+        </w:rPr>
+        <w:tab/>
+        <w:t>41</w:t>
+      </w:r>
+    </w:p>
+    <w:p>
+      <w:pPr>
+        <w:tabs>
+          <w:tab w:pos="9072" w:val="right" w:leader="dot"/>
+        </w:tabs>
+        <w:spacing w:line="283" w:lineRule="auto" w:before="20" w:after="20"/>
+        <w:ind w:left="720"/>
+      </w:pPr>
+      <w:r>
+        <w:rPr>
+          <w:rFonts w:ascii="Times New Roman" w:hAnsi="Times New Roman"/>
+          <w:color w:val="1A202C"/>
+          <w:sz w:val="21"/>
+        </w:rPr>
+        <w:t>4.7.2. Hàm khoảng cách tổng hợp có trọng số</w:t>
+      </w:r>
+      <w:r>
+        <w:rPr>
+          <w:rFonts w:ascii="Times New Roman" w:hAnsi="Times New Roman"/>
+          <w:color w:val="2D3748"/>
+          <w:sz w:val="21"/>
+        </w:rPr>
+        <w:tab/>
+        <w:t>41</w:t>
+      </w:r>
+    </w:p>
+    <w:p>
+      <w:pPr>
+        <w:tabs>
+          <w:tab w:pos="9072" w:val="right" w:leader="dot"/>
+        </w:tabs>
+        <w:spacing w:line="283" w:lineRule="auto" w:before="20" w:after="20"/>
+        <w:ind w:left="720"/>
+      </w:pPr>
+      <w:r>
+        <w:rPr>
+          <w:rFonts w:ascii="Times New Roman" w:hAnsi="Times New Roman"/>
+          <w:color w:val="1A202C"/>
+          <w:sz w:val="21"/>
+        </w:rPr>
+        <w:t>4.7.3. Quy trình thực thi tìm kiếm Top-5 tệp tương đồng nhất</w:t>
+      </w:r>
+      <w:r>
+        <w:rPr>
+          <w:rFonts w:ascii="Times New Roman" w:hAnsi="Times New Roman"/>
+          <w:color w:val="2D3748"/>
+          <w:sz w:val="21"/>
+        </w:rPr>
+        <w:tab/>
+        <w:t>42</w:t>
+      </w:r>
+    </w:p>
+    <w:p>
+      <w:pPr>
+        <w:tabs>
+          <w:tab w:pos="9072" w:val="right" w:leader="dot"/>
+        </w:tabs>
+        <w:spacing w:line="283" w:lineRule="auto" w:before="20" w:after="20"/>
+        <w:ind w:left="360"/>
+      </w:pPr>
+      <w:r>
+        <w:rPr>
+          <w:rFonts w:ascii="Times New Roman" w:hAnsi="Times New Roman"/>
+          <w:b/>
+          <w:color w:val="2C5282"/>
+          <w:sz w:val="22"/>
+        </w:rPr>
+        <w:t>4.8. Đề xuất phương pháp luận đánh giá hệ thống tìm kiếm cho Nhiệm vụ 4</w:t>
+      </w:r>
+      <w:r>
+        <w:rPr>
+          <w:rFonts w:ascii="Times New Roman" w:hAnsi="Times New Roman"/>
+          <w:color w:val="2D3748"/>
+          <w:sz w:val="21"/>
+        </w:rPr>
+        <w:tab/>
+        <w:t>42</w:t>
+      </w:r>
+    </w:p>
+    <w:p>
+      <w:pPr>
+        <w:tabs>
+          <w:tab w:pos="9072" w:val="right" w:leader="dot"/>
+        </w:tabs>
+        <w:spacing w:line="283" w:lineRule="auto" w:before="20" w:after="20"/>
+        <w:ind w:left="720"/>
+      </w:pPr>
+      <w:r>
+        <w:rPr>
+          <w:rFonts w:ascii="Times New Roman" w:hAnsi="Times New Roman"/>
+          <w:color w:val="1A202C"/>
+          <w:sz w:val="21"/>
+        </w:rPr>
+        <w:t>4.8.1. Phân chia dữ liệu theo bản ghi nguồn độc lập (Source-wise Splitting)</w:t>
+      </w:r>
+      <w:r>
+        <w:rPr>
+          <w:rFonts w:ascii="Times New Roman" w:hAnsi="Times New Roman"/>
+          <w:color w:val="2D3748"/>
+          <w:sz w:val="21"/>
+        </w:rPr>
+        <w:tab/>
+        <w:t>42</w:t>
+      </w:r>
+    </w:p>
+    <w:p>
+      <w:pPr>
+        <w:tabs>
+          <w:tab w:pos="9072" w:val="right" w:leader="dot"/>
+        </w:tabs>
+        <w:spacing w:line="283" w:lineRule="auto" w:before="20" w:after="20"/>
+        <w:ind w:left="720"/>
+      </w:pPr>
+      <w:r>
+        <w:rPr>
+          <w:rFonts w:ascii="Times New Roman" w:hAnsi="Times New Roman"/>
+          <w:color w:val="1A202C"/>
+          <w:sz w:val="21"/>
+        </w:rPr>
+        <w:t>4.8.2. Các chỉ số đánh giá truy hồi đề xuất</w:t>
+      </w:r>
+      <w:r>
+        <w:rPr>
+          <w:rFonts w:ascii="Times New Roman" w:hAnsi="Times New Roman"/>
+          <w:color w:val="2D3748"/>
+          <w:sz w:val="21"/>
+        </w:rPr>
+        <w:tab/>
+        <w:t>42</w:t>
+      </w:r>
+    </w:p>
+    <w:p>
+      <w:pPr>
+        <w:tabs>
+          <w:tab w:pos="9072" w:val="right" w:leader="dot"/>
+        </w:tabs>
+        <w:spacing w:line="283" w:lineRule="auto" w:before="60" w:after="60"/>
+        <w:ind w:left="0"/>
+      </w:pPr>
+      <w:r>
+        <w:rPr>
+          <w:rFonts w:ascii="Times New Roman" w:hAnsi="Times New Roman"/>
+          <w:b/>
+          <w:color w:val="1B365D"/>
+          <w:sz w:val="23"/>
+        </w:rPr>
+        <w:t>CHƯƠNG 5: KẾT LUẬN VÀ KẾ HOẠCH TRIỂN KHAI TIẾP THEO</w:t>
+      </w:r>
+      <w:r>
+        <w:rPr>
+          <w:rFonts w:ascii="Times New Roman" w:hAnsi="Times New Roman"/>
+          <w:b/>
+          <w:color w:val="1B365D"/>
+          <w:sz w:val="23"/>
+        </w:rPr>
+        <w:tab/>
+        <w:t>44</w:t>
+      </w:r>
+    </w:p>
+    <w:p>
+      <w:pPr>
+        <w:tabs>
+          <w:tab w:pos="9072" w:val="right" w:leader="dot"/>
+        </w:tabs>
+        <w:spacing w:line="283" w:lineRule="auto" w:before="20" w:after="20"/>
+        <w:ind w:left="360"/>
+      </w:pPr>
+      <w:r>
+        <w:rPr>
+          <w:rFonts w:ascii="Times New Roman" w:hAnsi="Times New Roman"/>
+          <w:b/>
+          <w:color w:val="2C5282"/>
+          <w:sz w:val="22"/>
+        </w:rPr>
+        <w:t>5.1. Tổng kết kết quả Nhiệm vụ 1 và Nhiệm vụ 2</w:t>
+      </w:r>
+      <w:r>
+        <w:rPr>
+          <w:rFonts w:ascii="Times New Roman" w:hAnsi="Times New Roman"/>
+          <w:color w:val="2D3748"/>
+          <w:sz w:val="21"/>
+        </w:rPr>
+        <w:tab/>
+        <w:t>44</w:t>
+      </w:r>
+    </w:p>
+    <w:p>
+      <w:pPr>
+        <w:tabs>
+          <w:tab w:pos="9072" w:val="right" w:leader="dot"/>
+        </w:tabs>
+        <w:spacing w:line="283" w:lineRule="auto" w:before="20" w:after="20"/>
+        <w:ind w:left="360"/>
+      </w:pPr>
+      <w:r>
+        <w:rPr>
+          <w:rFonts w:ascii="Times New Roman" w:hAnsi="Times New Roman"/>
+          <w:b/>
+          <w:color w:val="2C5282"/>
+          <w:sz w:val="22"/>
+        </w:rPr>
+        <w:t>5.2. Các hạn chế thực tế của hệ thống</w:t>
+      </w:r>
+      <w:r>
+        <w:rPr>
+          <w:rFonts w:ascii="Times New Roman" w:hAnsi="Times New Roman"/>
+          <w:color w:val="2D3748"/>
+          <w:sz w:val="21"/>
+        </w:rPr>
+        <w:tab/>
+        <w:t>44</w:t>
+      </w:r>
+    </w:p>
+    <w:p>
+      <w:pPr>
+        <w:tabs>
+          <w:tab w:pos="9072" w:val="right" w:leader="dot"/>
+        </w:tabs>
+        <w:spacing w:line="283" w:lineRule="auto" w:before="20" w:after="20"/>
+        <w:ind w:left="360"/>
+      </w:pPr>
+      <w:r>
+        <w:rPr>
+          <w:rFonts w:ascii="Times New Roman" w:hAnsi="Times New Roman"/>
+          <w:b/>
+          <w:color w:val="2C5282"/>
+          <w:sz w:val="22"/>
+        </w:rPr>
+        <w:t>5.3. Kế hoạch thực hiện Nhiệm vụ 3 và Nhiệm vụ 4</w:t>
+      </w:r>
+      <w:r>
+        <w:rPr>
+          <w:rFonts w:ascii="Times New Roman" w:hAnsi="Times New Roman"/>
+          <w:color w:val="2D3748"/>
+          <w:sz w:val="21"/>
+        </w:rPr>
+        <w:tab/>
+        <w:t>45</w:t>
+      </w:r>
+    </w:p>
+    <w:p>
+      <w:pPr>
+        <w:tabs>
+          <w:tab w:pos="9072" w:val="right" w:leader="dot"/>
+        </w:tabs>
+        <w:spacing w:line="283" w:lineRule="auto" w:before="60" w:after="60"/>
+        <w:ind w:left="0"/>
+      </w:pPr>
+      <w:r>
+        <w:rPr>
+          <w:rFonts w:ascii="Times New Roman" w:hAnsi="Times New Roman"/>
+          <w:b/>
+          <w:color w:val="1B365D"/>
+          <w:sz w:val="23"/>
+        </w:rPr>
+        <w:t>TÀI LIỆU THAM KHẢO</w:t>
+      </w:r>
+      <w:r>
+        <w:rPr>
+          <w:rFonts w:ascii="Times New Roman" w:hAnsi="Times New Roman"/>
+          <w:b/>
+          <w:color w:val="1B365D"/>
+          <w:sz w:val="23"/>
+        </w:rPr>
+        <w:tab/>
+        <w:t>46</w:t>
+      </w:r>
+    </w:p>
+    <w:p>
+      <w:pPr>
+        <w:spacing w:before="280" w:after="120"/>
+      </w:pPr>
+      <w:r>
+        <w:rPr>
+          <w:rFonts w:ascii="Times New Roman" w:hAnsi="Times New Roman"/>
+          <w:b/>
+          <w:color w:val="1B365D"/>
+          <w:sz w:val="28"/>
+        </w:rPr>
+        <w:t>DANH MỤC HÌNH VẼ</w:t>
+      </w:r>
+    </w:p>
+    <w:p>
+      <w:pPr>
+        <w:tabs>
+          <w:tab w:pos="9072" w:val="right" w:leader="dot"/>
+        </w:tabs>
+        <w:spacing w:line="276" w:lineRule="auto" w:before="20" w:after="40"/>
+        <w:ind w:left="216"/>
+      </w:pPr>
+      <w:r>
+        <w:rPr>
+          <w:rFonts w:ascii="Times New Roman" w:hAnsi="Times New Roman"/>
+          <w:color w:val="1A202C"/>
+          <w:sz w:val="21"/>
+        </w:rPr>
+        <w:t>Hình 2.1: Sơ đồ 11 bước tiền xử lý và lọc dữ liệu từ nguồn thô đến 600 file WAV</w:t>
+      </w:r>
+      <w:r>
+        <w:rPr>
+          <w:rFonts w:ascii="Times New Roman" w:hAnsi="Times New Roman"/>
+          <w:color w:val="2D3748"/>
+          <w:sz w:val="21"/>
+        </w:rPr>
+        <w:tab/>
+        <w:t>14</w:t>
+      </w:r>
+    </w:p>
+    <w:p>
+      <w:pPr>
+        <w:tabs>
+          <w:tab w:pos="9072" w:val="right" w:leader="dot"/>
+        </w:tabs>
+        <w:spacing w:line="276" w:lineRule="auto" w:before="20" w:after="40"/>
+        <w:ind w:left="216"/>
+      </w:pPr>
+      <w:r>
+        <w:rPr>
+          <w:rFonts w:ascii="Times New Roman" w:hAnsi="Times New Roman"/>
+          <w:color w:val="1A202C"/>
+          <w:sz w:val="21"/>
+        </w:rPr>
+        <w:t>Hình 2.2: Phân biệt khung có tín hiệu nhạc cụ và khung khoảng lặng/nhiễu nền</w:t>
+      </w:r>
+      <w:r>
+        <w:rPr>
+          <w:rFonts w:ascii="Times New Roman" w:hAnsi="Times New Roman"/>
+          <w:color w:val="2D3748"/>
+          <w:sz w:val="21"/>
+        </w:rPr>
+        <w:tab/>
+        <w:t>15</w:t>
+      </w:r>
+    </w:p>
+    <w:p>
+      <w:pPr>
+        <w:tabs>
+          <w:tab w:pos="9072" w:val="right" w:leader="dot"/>
+        </w:tabs>
+        <w:spacing w:line="276" w:lineRule="auto" w:before="20" w:after="40"/>
+        <w:ind w:left="216"/>
+      </w:pPr>
+      <w:r>
+        <w:rPr>
+          <w:rFonts w:ascii="Times New Roman" w:hAnsi="Times New Roman"/>
+          <w:color w:val="1A202C"/>
+          <w:sz w:val="21"/>
+        </w:rPr>
+        <w:t>Hình 2.3: Các điểm cắt đoạn tự động bám theo ranh giới chuyển nốt nhạc</w:t>
+      </w:r>
+      <w:r>
+        <w:rPr>
+          <w:rFonts w:ascii="Times New Roman" w:hAnsi="Times New Roman"/>
+          <w:color w:val="2D3748"/>
+          <w:sz w:val="21"/>
+        </w:rPr>
+        <w:tab/>
+        <w:t>16</w:t>
+      </w:r>
+    </w:p>
+    <w:p>
+      <w:pPr>
+        <w:tabs>
+          <w:tab w:pos="9072" w:val="right" w:leader="dot"/>
+        </w:tabs>
+        <w:spacing w:line="276" w:lineRule="auto" w:before="20" w:after="40"/>
+        <w:ind w:left="216"/>
+      </w:pPr>
+      <w:r>
+        <w:rPr>
+          <w:rFonts w:ascii="Times New Roman" w:hAnsi="Times New Roman"/>
+          <w:color w:val="1A202C"/>
+          <w:sz w:val="21"/>
+        </w:rPr>
+        <w:t>Hình 2.4: Dạng sóng tại mép cắt trước và sau khi làm mềm 50 ms</w:t>
+      </w:r>
+      <w:r>
+        <w:rPr>
+          <w:rFonts w:ascii="Times New Roman" w:hAnsi="Times New Roman"/>
+          <w:color w:val="2D3748"/>
+          <w:sz w:val="21"/>
+        </w:rPr>
+        <w:tab/>
+        <w:t>17</w:t>
+      </w:r>
+    </w:p>
+    <w:p>
+      <w:pPr>
+        <w:tabs>
+          <w:tab w:pos="9072" w:val="right" w:leader="dot"/>
+        </w:tabs>
+        <w:spacing w:line="276" w:lineRule="auto" w:before="20" w:after="40"/>
+        <w:ind w:left="216"/>
+      </w:pPr>
+      <w:r>
+        <w:rPr>
+          <w:rFonts w:ascii="Times New Roman" w:hAnsi="Times New Roman"/>
+          <w:color w:val="1A202C"/>
+          <w:sz w:val="21"/>
+        </w:rPr>
+        <w:t>Hình 3.1: Minh họa đo đạc trực quan 6 cặp đối chứng thực tế trích xuất trực tiếp từ bộ dữ liệu</w:t>
+      </w:r>
+      <w:r>
+        <w:rPr>
+          <w:rFonts w:ascii="Times New Roman" w:hAnsi="Times New Roman"/>
+          <w:color w:val="2D3748"/>
+          <w:sz w:val="21"/>
+        </w:rPr>
+        <w:tab/>
+        <w:t>24</w:t>
+      </w:r>
+    </w:p>
+    <w:p>
+      <w:pPr>
+        <w:tabs>
+          <w:tab w:pos="9072" w:val="right" w:leader="dot"/>
+        </w:tabs>
+        <w:spacing w:line="276" w:lineRule="auto" w:before="20" w:after="40"/>
+        <w:ind w:left="216"/>
+      </w:pPr>
+      <w:r>
+        <w:rPr>
+          <w:rFonts w:ascii="Times New Roman" w:hAnsi="Times New Roman"/>
+          <w:color w:val="1A202C"/>
+          <w:sz w:val="21"/>
+        </w:rPr>
+        <w:t>Hình 3.2: Biểu đồ 4 panel so sánh định lượng các đặc trưng âm học đo đạc trên 600 file của 6 nhạc cụ bộ dây</w:t>
+      </w:r>
+      <w:r>
+        <w:rPr>
+          <w:rFonts w:ascii="Times New Roman" w:hAnsi="Times New Roman"/>
+          <w:color w:val="2D3748"/>
+          <w:sz w:val="21"/>
+        </w:rPr>
+        <w:tab/>
+        <w:t>25</w:t>
+      </w:r>
+    </w:p>
+    <w:p>
+      <w:pPr>
+        <w:tabs>
+          <w:tab w:pos="9072" w:val="right" w:leader="dot"/>
+        </w:tabs>
+        <w:spacing w:line="276" w:lineRule="auto" w:before="20" w:after="40"/>
+        <w:ind w:left="216"/>
+      </w:pPr>
+      <w:r>
+        <w:rPr>
+          <w:rFonts w:ascii="Times New Roman" w:hAnsi="Times New Roman"/>
+          <w:color w:val="1A202C"/>
+          <w:sz w:val="21"/>
+        </w:rPr>
+        <w:t>Hình 3.3: Dạng sóng biên độ (trên) và Spectrogram (dưới) của 6 tệp đại diện cho 6 nhạc cụ</w:t>
+      </w:r>
+      <w:r>
+        <w:rPr>
+          <w:rFonts w:ascii="Times New Roman" w:hAnsi="Times New Roman"/>
+          <w:color w:val="2D3748"/>
+          <w:sz w:val="21"/>
+        </w:rPr>
+        <w:tab/>
+        <w:t>26</w:t>
+      </w:r>
+    </w:p>
+    <w:p>
+      <w:pPr>
+        <w:tabs>
+          <w:tab w:pos="9072" w:val="right" w:leader="dot"/>
+        </w:tabs>
+        <w:spacing w:line="276" w:lineRule="auto" w:before="20" w:after="40"/>
+        <w:ind w:left="216"/>
+      </w:pPr>
+      <w:r>
+        <w:rPr>
+          <w:rFonts w:ascii="Times New Roman" w:hAnsi="Times New Roman"/>
+          <w:color w:val="1A202C"/>
+          <w:sz w:val="21"/>
+        </w:rPr>
+        <w:t>Hình 3.4: Biểu đồ hộp (Boxplot) cao độ trung vị f0 pYIN trên 600 file</w:t>
+      </w:r>
+      <w:r>
+        <w:rPr>
+          <w:rFonts w:ascii="Times New Roman" w:hAnsi="Times New Roman"/>
+          <w:color w:val="2D3748"/>
+          <w:sz w:val="21"/>
+        </w:rPr>
+        <w:tab/>
+        <w:t>27</w:t>
+      </w:r>
+    </w:p>
+    <w:p>
+      <w:pPr>
+        <w:tabs>
+          <w:tab w:pos="9072" w:val="right" w:leader="dot"/>
+        </w:tabs>
+        <w:spacing w:line="276" w:lineRule="auto" w:before="20" w:after="40"/>
+        <w:ind w:left="216"/>
+      </w:pPr>
+      <w:r>
+        <w:rPr>
+          <w:rFonts w:ascii="Times New Roman" w:hAnsi="Times New Roman"/>
+          <w:color w:val="1A202C"/>
+          <w:sz w:val="21"/>
+        </w:rPr>
+        <w:t>Hình 4.1: Sơ đồ 4 bước toán học trích xuất từ dạng sóng số x[n] đến vector đặc trưng cố định 58 chiều</w:t>
+      </w:r>
+      <w:r>
+        <w:rPr>
+          <w:rFonts w:ascii="Times New Roman" w:hAnsi="Times New Roman"/>
+          <w:color w:val="2D3748"/>
+          <w:sz w:val="21"/>
+        </w:rPr>
+        <w:tab/>
+        <w:t>34</w:t>
+      </w:r>
+    </w:p>
+    <w:p>
+      <w:pPr>
+        <w:tabs>
+          <w:tab w:pos="9072" w:val="right" w:leader="dot"/>
+        </w:tabs>
+        <w:spacing w:line="276" w:lineRule="auto" w:before="20" w:after="40"/>
+        <w:ind w:left="216"/>
+      </w:pPr>
+      <w:r>
+        <w:rPr>
+          <w:rFonts w:ascii="Times New Roman" w:hAnsi="Times New Roman"/>
+          <w:color w:val="1A202C"/>
+          <w:sz w:val="21"/>
+        </w:rPr>
+        <w:t>Hình 4.2: Minh họa chi tiết cơ chế trích xuất toán học của 3 bộ đặc trưng trên tín hiệu thực tế</w:t>
+      </w:r>
+      <w:r>
+        <w:rPr>
+          <w:rFonts w:ascii="Times New Roman" w:hAnsi="Times New Roman"/>
+          <w:color w:val="2D3748"/>
+          <w:sz w:val="21"/>
+        </w:rPr>
+        <w:tab/>
+        <w:t>38</w:t>
+      </w:r>
+    </w:p>
+    <w:p>
+      <w:pPr>
+        <w:spacing w:before="280" w:after="120"/>
+      </w:pPr>
+      <w:r>
+        <w:rPr>
+          <w:rFonts w:ascii="Times New Roman" w:hAnsi="Times New Roman"/>
+          <w:b/>
+          <w:color w:val="1B365D"/>
+          <w:sz w:val="28"/>
+        </w:rPr>
+        <w:t>DANH MỤC BẢNG BIỂU</w:t>
+      </w:r>
+    </w:p>
+    <w:p>
+      <w:pPr>
+        <w:tabs>
+          <w:tab w:pos="9072" w:val="right" w:leader="dot"/>
+        </w:tabs>
+        <w:spacing w:line="276" w:lineRule="auto" w:before="20" w:after="40"/>
+        <w:ind w:left="216"/>
+      </w:pPr>
+      <w:r>
+        <w:rPr>
+          <w:rFonts w:ascii="Times New Roman" w:hAnsi="Times New Roman"/>
+          <w:color w:val="1A202C"/>
+          <w:sz w:val="21"/>
+        </w:rPr>
+        <w:t>Bảng 2.1: Ma trận đối chiếu tiêu chí kỹ thuật của đề bài và giải pháp thực hiện trong đề tài</w:t>
+      </w:r>
+      <w:r>
+        <w:rPr>
+          <w:rFonts w:ascii="Times New Roman" w:hAnsi="Times New Roman"/>
+          <w:color w:val="2D3748"/>
+          <w:sz w:val="21"/>
+        </w:rPr>
+        <w:tab/>
+        <w:t>10</w:t>
+      </w:r>
+    </w:p>
+    <w:p>
+      <w:pPr>
+        <w:tabs>
+          <w:tab w:pos="9072" w:val="right" w:leader="dot"/>
+        </w:tabs>
+        <w:spacing w:line="276" w:lineRule="auto" w:before="20" w:after="40"/>
+        <w:ind w:left="216"/>
+      </w:pPr>
+      <w:r>
+        <w:rPr>
+          <w:rFonts w:ascii="Times New Roman" w:hAnsi="Times New Roman"/>
+          <w:color w:val="1A202C"/>
+          <w:sz w:val="21"/>
+        </w:rPr>
+        <w:t>Bảng 2.2: Đặc điểm cấu tạo, cơ chế kích âm và âm vực lý thuyết của 6 nhạc cụ bộ dây</w:t>
+      </w:r>
+      <w:r>
+        <w:rPr>
+          <w:rFonts w:ascii="Times New Roman" w:hAnsi="Times New Roman"/>
+          <w:color w:val="2D3748"/>
+          <w:sz w:val="21"/>
+        </w:rPr>
+        <w:tab/>
+        <w:t>11</w:t>
+      </w:r>
+    </w:p>
+    <w:p>
+      <w:pPr>
+        <w:tabs>
+          <w:tab w:pos="9072" w:val="right" w:leader="dot"/>
+        </w:tabs>
+        <w:spacing w:line="276" w:lineRule="auto" w:before="20" w:after="40"/>
+        <w:ind w:left="216"/>
+      </w:pPr>
+      <w:r>
+        <w:rPr>
+          <w:rFonts w:ascii="Times New Roman" w:hAnsi="Times New Roman"/>
+          <w:color w:val="1A202C"/>
+          <w:sz w:val="21"/>
+        </w:rPr>
+        <w:t>Bảng 2.3: Thống kê nguồn thu thập học thuật, số file gốc và dải thời lượng gốc của 6 nhạc cụ</w:t>
+      </w:r>
+      <w:r>
+        <w:rPr>
+          <w:rFonts w:ascii="Times New Roman" w:hAnsi="Times New Roman"/>
+          <w:color w:val="2D3748"/>
+          <w:sz w:val="21"/>
+        </w:rPr>
+        <w:tab/>
+        <w:t>13</w:t>
+      </w:r>
+    </w:p>
+    <w:p>
+      <w:pPr>
+        <w:tabs>
+          <w:tab w:pos="9072" w:val="right" w:leader="dot"/>
+        </w:tabs>
+        <w:spacing w:line="276" w:lineRule="auto" w:before="20" w:after="40"/>
+        <w:ind w:left="216"/>
+      </w:pPr>
+      <w:r>
+        <w:rPr>
+          <w:rFonts w:ascii="Times New Roman" w:hAnsi="Times New Roman"/>
+          <w:color w:val="1A202C"/>
+          <w:sz w:val="21"/>
+        </w:rPr>
+        <w:t>Bảng 2.4: Thống kê số lượng qua từng bước tiền xử lý và lọc dữ liệu 11 bước</w:t>
+      </w:r>
+      <w:r>
+        <w:rPr>
+          <w:rFonts w:ascii="Times New Roman" w:hAnsi="Times New Roman"/>
+          <w:color w:val="2D3748"/>
+          <w:sz w:val="21"/>
+        </w:rPr>
+        <w:tab/>
+        <w:t>17</w:t>
+      </w:r>
+    </w:p>
+    <w:p>
+      <w:pPr>
+        <w:tabs>
+          <w:tab w:pos="9072" w:val="right" w:leader="dot"/>
+        </w:tabs>
+        <w:spacing w:line="276" w:lineRule="auto" w:before="20" w:after="40"/>
+        <w:ind w:left="216"/>
+      </w:pPr>
+      <w:r>
+        <w:rPr>
+          <w:rFonts w:ascii="Times New Roman" w:hAnsi="Times New Roman"/>
+          <w:color w:val="1A202C"/>
+          <w:sz w:val="21"/>
+        </w:rPr>
+        <w:t>Bảng 2.5: Kiểm chứng bộ dữ liệu đạt chuẩn kỹ thuật đề bài (600/600 file WAV)</w:t>
+      </w:r>
+      <w:r>
+        <w:rPr>
+          <w:rFonts w:ascii="Times New Roman" w:hAnsi="Times New Roman"/>
+          <w:color w:val="2D3748"/>
+          <w:sz w:val="21"/>
+        </w:rPr>
+        <w:tab/>
+        <w:t>18</w:t>
+      </w:r>
+    </w:p>
+    <w:p>
+      <w:pPr>
+        <w:tabs>
+          <w:tab w:pos="9072" w:val="right" w:leader="dot"/>
+        </w:tabs>
+        <w:spacing w:line="276" w:lineRule="auto" w:before="20" w:after="40"/>
+        <w:ind w:left="216"/>
+      </w:pPr>
+      <w:r>
+        <w:rPr>
+          <w:rFonts w:ascii="Times New Roman" w:hAnsi="Times New Roman"/>
+          <w:color w:val="1A202C"/>
+          <w:sz w:val="21"/>
+        </w:rPr>
+        <w:t>Bảng 3.1: Thống kê định lượng chi tiết các đặc trưng âm học trên toàn bộ 6 nhạc cụ</w:t>
+      </w:r>
+      <w:r>
+        <w:rPr>
+          <w:rFonts w:ascii="Times New Roman" w:hAnsi="Times New Roman"/>
+          <w:color w:val="2D3748"/>
+          <w:sz w:val="21"/>
+        </w:rPr>
+        <w:tab/>
+        <w:t>24</w:t>
+      </w:r>
+    </w:p>
+    <w:p>
+      <w:pPr>
+        <w:tabs>
+          <w:tab w:pos="9072" w:val="right" w:leader="dot"/>
+        </w:tabs>
+        <w:spacing w:line="276" w:lineRule="auto" w:before="20" w:after="40"/>
+        <w:ind w:left="216"/>
+      </w:pPr>
+      <w:r>
+        <w:rPr>
+          <w:rFonts w:ascii="Times New Roman" w:hAnsi="Times New Roman"/>
+          <w:color w:val="1A202C"/>
+          <w:sz w:val="21"/>
+        </w:rPr>
+        <w:t>Bảng 3.2: Bảng tổng hợp đối chiếu các nhóm đặc trưng so sánh (Điểm giống - Điểm khác)</w:t>
+      </w:r>
+      <w:r>
+        <w:rPr>
+          <w:rFonts w:ascii="Times New Roman" w:hAnsi="Times New Roman"/>
+          <w:color w:val="2D3748"/>
+          <w:sz w:val="21"/>
+        </w:rPr>
+        <w:tab/>
+        <w:t>27</w:t>
+      </w:r>
+    </w:p>
+    <w:p>
+      <w:pPr>
+        <w:tabs>
+          <w:tab w:pos="9072" w:val="right" w:leader="dot"/>
+        </w:tabs>
+        <w:spacing w:line="276" w:lineRule="auto" w:before="20" w:after="40"/>
+        <w:ind w:left="216"/>
+      </w:pPr>
+      <w:r>
+        <w:rPr>
+          <w:rFonts w:ascii="Times New Roman" w:hAnsi="Times New Roman"/>
+          <w:color w:val="1A202C"/>
+          <w:sz w:val="21"/>
+        </w:rPr>
+        <w:t>Bảng 4.1: Tổng quan 3 bộ đặc trưng và vai trò nhận diện trong hệ thống CBAR (58 chiều)</w:t>
+      </w:r>
+      <w:r>
+        <w:rPr>
+          <w:rFonts w:ascii="Times New Roman" w:hAnsi="Times New Roman"/>
+          <w:color w:val="2D3748"/>
+          <w:sz w:val="21"/>
+        </w:rPr>
+        <w:tab/>
+        <w:t>32</w:t>
+      </w:r>
+    </w:p>
+    <w:p>
+      <w:pPr>
+        <w:tabs>
+          <w:tab w:pos="9072" w:val="right" w:leader="dot"/>
+        </w:tabs>
+        <w:spacing w:line="276" w:lineRule="auto" w:before="20" w:after="40"/>
+        <w:ind w:left="216"/>
+      </w:pPr>
+      <w:r>
+        <w:rPr>
+          <w:rFonts w:ascii="Times New Roman" w:hAnsi="Times New Roman"/>
+          <w:color w:val="1A202C"/>
+          <w:sz w:val="21"/>
+        </w:rPr>
+        <w:t>Bảng 4.2: Ma trận kết hợp bổ trợ (Fusion) giải quyết các cặp nhạc cụ thách thức</w:t>
+      </w:r>
+      <w:r>
+        <w:rPr>
+          <w:rFonts w:ascii="Times New Roman" w:hAnsi="Times New Roman"/>
+          <w:color w:val="2D3748"/>
+          <w:sz w:val="21"/>
+        </w:rPr>
+        <w:tab/>
+        <w:t>39</w:t>
+      </w:r>
+    </w:p>
+    <w:p>
+      <w:r>
+        <w:br w:type="page"/>
+      </w:r>
+    </w:p>
+    <w:p>
+      <w:pPr>
+        <w:pStyle w:val="Heading1"/>
       </w:pPr>
       <w:r>
         <w:rPr>
@@ -265,7 +2662,128 @@
           <w:color w:val="1B365D"/>
           <w:sz w:val="30"/>
         </w:rPr>
-        <w:t>MỤC LỤC</w:t>
+        <w:t>CHƯƠNG 1: TỔNG QUAN VỀ BÀI TOÁN VÀ CƠ SỞ KỸ THUẬT</w:t>
+      </w:r>
+    </w:p>
+    <w:p>
+      <w:pPr>
+        <w:pStyle w:val="Heading2"/>
+      </w:pPr>
+      <w:r>
+        <w:rPr>
+          <w:rFonts w:ascii="Times New Roman" w:hAnsi="Times New Roman"/>
+          <w:b/>
+          <w:color w:val="2C5282"/>
+          <w:sz w:val="27"/>
+        </w:rPr>
+        <w:t>1.1. Bài toán tìm kiếm âm thanh theo nội dung (CBAR) và phân biệt với phân loại nhạc cụ</w:t>
+      </w:r>
+    </w:p>
+    <w:p>
+      <w:pPr>
+        <w:pStyle w:val="Heading3"/>
+      </w:pPr>
+      <w:r>
+        <w:rPr>
+          <w:rFonts w:ascii="Times New Roman" w:hAnsi="Times New Roman"/>
+          <w:b/>
+          <w:color w:val="2B6CB0"/>
+          <w:sz w:val="25"/>
+        </w:rPr>
+        <w:t>1.1.1. Khái niệm bài toán CBAR</w:t>
+      </w:r>
+    </w:p>
+    <w:p>
+      <w:pPr>
+        <w:spacing w:line="312" w:lineRule="auto" w:before="40" w:after="100"/>
+        <w:jc w:val="both"/>
+      </w:pPr>
+      <w:r>
+        <w:rPr>
+          <w:rFonts w:ascii="Times New Roman" w:hAnsi="Times New Roman"/>
+          <w:color w:val="1A202C"/>
+          <w:sz w:val="24"/>
+        </w:rPr>
+        <w:t xml:space="preserve">Khác với phương thức tìm kiếm âm thanh truyền thống dựa trên siêu dữ liệu văn bản (như tên bài hát, nghệ sĩ, thể loại), </w:t>
+      </w:r>
+      <w:r>
+        <w:rPr>
+          <w:rFonts w:ascii="Times New Roman" w:hAnsi="Times New Roman"/>
+          <w:b/>
+          <w:color w:val="1A202C"/>
+          <w:sz w:val="24"/>
+        </w:rPr>
+        <w:t>tìm kiếm âm thanh dựa trên nội dung (Content-Based Audio Retrieval – CBAR)</w:t>
+      </w:r>
+      <w:r>
+        <w:rPr>
+          <w:rFonts w:ascii="Times New Roman" w:hAnsi="Times New Roman"/>
+          <w:color w:val="1A202C"/>
+          <w:sz w:val="24"/>
+        </w:rPr>
+        <w:t xml:space="preserve"> khai thác trực tiếp các đặc tính âm học nội tại của tín hiệu sóng âm. Hệ thống hoạt động theo mô hình truy vấn bằng âm thanh mẫu (Query-by-Example): người dùng cung cấp một đoạn âm thanh mẫu (Query), hệ thống trích xuất vector đặc trưng biểu diễn nội dung âm học của mẫu đó, tính toán khoảng cách hoặc độ tương đồng với các vector trong cơ sở dữ liệu (Gallery), sau đó xếp hạng và trả về danh sách </w:t>
+      </w:r>
+      <w:r>
+        <w:rPr>
+          <w:rFonts w:ascii="Cambria Math" w:hAnsi="Cambria Math"/>
+          <w:i/>
+          <w:color w:val="1A202C"/>
+          <w:sz w:val="24"/>
+        </w:rPr>
+        <w:t>K</w:t>
+      </w:r>
+      <w:r>
+        <w:rPr>
+          <w:rFonts w:ascii="Times New Roman" w:hAnsi="Times New Roman"/>
+          <w:color w:val="1A202C"/>
+          <w:sz w:val="24"/>
+        </w:rPr>
+        <w:t xml:space="preserve"> tệp tương đồng nhất (Top-</w:t>
+      </w:r>
+      <w:r>
+        <w:rPr>
+          <w:rFonts w:ascii="Cambria Math" w:hAnsi="Cambria Math"/>
+          <w:i/>
+          <w:color w:val="1A202C"/>
+          <w:sz w:val="24"/>
+        </w:rPr>
+        <w:t>K</w:t>
+      </w:r>
+      <w:r>
+        <w:rPr>
+          <w:rFonts w:ascii="Times New Roman" w:hAnsi="Times New Roman"/>
+          <w:color w:val="1A202C"/>
+          <w:sz w:val="24"/>
+        </w:rPr>
+        <w:t>).</w:t>
+      </w:r>
+    </w:p>
+    <w:p>
+      <w:pPr>
+        <w:pStyle w:val="Heading3"/>
+      </w:pPr>
+      <w:r>
+        <w:rPr>
+          <w:rFonts w:ascii="Times New Roman" w:hAnsi="Times New Roman"/>
+          <w:b/>
+          <w:color w:val="2B6CB0"/>
+          <w:sz w:val="25"/>
+        </w:rPr>
+        <w:t>1.1.2. Phân biệt CBAR và Phân loại nhạc cụ (Instrument Classification)</w:t>
+      </w:r>
+    </w:p>
+    <w:p>
+      <w:pPr>
+        <w:spacing w:line="312" w:lineRule="auto" w:before="40" w:after="100"/>
+        <w:jc w:val="both"/>
+      </w:pPr>
+      <w:r>
+        <w:rPr>
+          <w:rFonts w:ascii="Times New Roman" w:hAnsi="Times New Roman"/>
+          <w:color w:val="1A202C"/>
+          <w:sz w:val="24"/>
+        </w:rPr>
+        <w:t>Cần phân biệt rõ ràng hai bài toán xử lý thông tin âm thanh này:</w:t>
       </w:r>
     </w:p>
     <w:p>
@@ -277,29 +2795,6 @@
         <w:rPr>
           <w:rFonts w:ascii="Times New Roman" w:hAnsi="Times New Roman"/>
           <w:b/>
-          <w:color w:val="1B365D"/>
-          <w:sz w:val="23"/>
-        </w:rPr>
-        <w:t xml:space="preserve">1. </w:t>
-      </w:r>
-      <w:r>
-        <w:rPr>
-          <w:rFonts w:ascii="Times New Roman" w:hAnsi="Times New Roman"/>
-          <w:color w:val="1A202C"/>
-          <w:sz w:val="23"/>
-        </w:rPr>
-        <w:t>[CHƯƠNG 1: TỔNG QUAN VỀ BÀI TOÁN VÀ CƠ SỞ KỸ THUẬT](#chương-1-tổng-quan-về-bài-toán-và-cơ-sở-kỹ-thuật)</w:t>
-      </w:r>
-    </w:p>
-    <w:p>
-      <w:pPr>
-        <w:spacing w:line="312" w:lineRule="auto" w:before="20" w:after="60"/>
-        <w:ind w:left="720" w:hanging="216"/>
-      </w:pPr>
-      <w:r>
-        <w:rPr>
-          <w:rFonts w:ascii="Times New Roman" w:hAnsi="Times New Roman"/>
-          <w:b/>
           <w:color w:val="2B6CB0"/>
           <w:sz w:val="23"/>
         </w:rPr>
@@ -308,56 +2803,36 @@
       <w:r>
         <w:rPr>
           <w:rFonts w:ascii="Times New Roman" w:hAnsi="Times New Roman"/>
-          <w:color w:val="1A202C"/>
-          <w:sz w:val="23"/>
-        </w:rPr>
-        <w:t>1.1. [Bài toán tìm kiếm âm thanh theo nội dung (CBAR) và phân biệt với phân loại nhạc cụ](#11-bài-toán-tìm-kiếm-âm-thanh-theo-nội-dung-cbar-và-phân-biệt-với-phân-loại-nhạc-cụ)</w:t>
-      </w:r>
-    </w:p>
-    <w:p>
-      <w:pPr>
-        <w:spacing w:line="312" w:lineRule="auto" w:before="20" w:after="60"/>
-        <w:ind w:left="720" w:hanging="216"/>
-      </w:pPr>
-      <w:r>
-        <w:rPr>
-          <w:rFonts w:ascii="Times New Roman" w:hAnsi="Times New Roman"/>
-          <w:b/>
-          <w:color w:val="2B6CB0"/>
-          <w:sz w:val="23"/>
-        </w:rPr>
-        <w:t xml:space="preserve">• </w:t>
-      </w:r>
-      <w:r>
-        <w:rPr>
-          <w:rFonts w:ascii="Times New Roman" w:hAnsi="Times New Roman"/>
-          <w:color w:val="1A202C"/>
-          <w:sz w:val="23"/>
-        </w:rPr>
-        <w:t>1.2. [Đặc điểm và nguyên lý tạo âm của nhạc cụ bộ dây](#12-đặc-điểm-và-nguyên-lý-tạo-âm-của-nhạc-cụ-bộ-dây)</w:t>
-      </w:r>
-    </w:p>
-    <w:p>
-      <w:pPr>
-        <w:spacing w:line="312" w:lineRule="auto" w:before="20" w:after="60"/>
-        <w:ind w:left="720" w:hanging="216"/>
-      </w:pPr>
-      <w:r>
-        <w:rPr>
-          <w:rFonts w:ascii="Times New Roman" w:hAnsi="Times New Roman"/>
-          <w:b/>
-          <w:color w:val="2B6CB0"/>
-          <w:sz w:val="23"/>
-        </w:rPr>
-        <w:t xml:space="preserve">• </w:t>
-      </w:r>
-      <w:r>
-        <w:rPr>
-          <w:rFonts w:ascii="Times New Roman" w:hAnsi="Times New Roman"/>
-          <w:color w:val="1A202C"/>
-          <w:sz w:val="23"/>
-        </w:rPr>
-        <w:t>1.3. [Nền tảng xử lý tín hiệu âm thanh số](#13-nền-tảng-xử-lý-tín-hiệu-âm-thanh-số)</w:t>
+          <w:b/>
+          <w:color w:val="1A202C"/>
+          <w:sz w:val="23"/>
+        </w:rPr>
+        <w:t>Bài toán Phân loại nhạc cụ (Classification):</w:t>
+      </w:r>
+      <w:r>
+        <w:rPr>
+          <w:rFonts w:ascii="Times New Roman" w:hAnsi="Times New Roman"/>
+          <w:color w:val="1A202C"/>
+          <w:sz w:val="23"/>
+        </w:rPr>
+        <w:t xml:space="preserve"> Là bài toán học có giám sát (Supervised Learning). Mục tiêu là ánh xạ một đoạn âm thanh đầu vào thành một nhãn rời rạc thuộc tập nhãn cố định định trước </w:t>
+      </w:r>
+      <w:r>
+        <w:rPr>
+          <w:rFonts w:ascii="Cambria Math" w:hAnsi="Cambria Math"/>
+          <w:i/>
+          <w:color w:val="1A202C"/>
+          <w:sz w:val="23"/>
+        </w:rPr>
+        <w:t>C = \{c_1, c_2, ..., c_K\}</w:t>
+      </w:r>
+      <w:r>
+        <w:rPr>
+          <w:rFonts w:ascii="Times New Roman" w:hAnsi="Times New Roman"/>
+          <w:color w:val="1A202C"/>
+          <w:sz w:val="23"/>
+        </w:rPr>
+        <w:t xml:space="preserve"> (ví dụ: gán nhãn chính xác "Violin" hay "Guitar"). Mô hình phân loại tối ưu hóa ranh giới quyết định (decision boundary) để tách biệt các lớp nhãn.</w:t>
       </w:r>
     </w:p>
     <w:p>
@@ -369,29 +2844,6 @@
         <w:rPr>
           <w:rFonts w:ascii="Times New Roman" w:hAnsi="Times New Roman"/>
           <w:b/>
-          <w:color w:val="1B365D"/>
-          <w:sz w:val="23"/>
-        </w:rPr>
-        <w:t xml:space="preserve">2. </w:t>
-      </w:r>
-      <w:r>
-        <w:rPr>
-          <w:rFonts w:ascii="Times New Roman" w:hAnsi="Times New Roman"/>
-          <w:color w:val="1A202C"/>
-          <w:sz w:val="23"/>
-        </w:rPr>
-        <w:t>[CHƯƠNG 2: NHIỆM VỤ 1 - XÂY DỰNG VÀ KIỂM CHỨNG BỘ DỮ LIỆU ÂM THANH](#chương-2-nhiệm-vụ-1---xây-dựng-và-kiểm-chứng-bộ-dữ-liệu-âm-thanh)</w:t>
-      </w:r>
-    </w:p>
-    <w:p>
-      <w:pPr>
-        <w:spacing w:line="312" w:lineRule="auto" w:before="20" w:after="60"/>
-        <w:ind w:left="720" w:hanging="216"/>
-      </w:pPr>
-      <w:r>
-        <w:rPr>
-          <w:rFonts w:ascii="Times New Roman" w:hAnsi="Times New Roman"/>
-          <w:b/>
           <w:color w:val="2B6CB0"/>
           <w:sz w:val="23"/>
         </w:rPr>
@@ -400,102 +2852,64 @@
       <w:r>
         <w:rPr>
           <w:rFonts w:ascii="Times New Roman" w:hAnsi="Times New Roman"/>
-          <w:color w:val="1A202C"/>
-          <w:sz w:val="23"/>
-        </w:rPr>
-        <w:t>2.1. [Yêu cầu đề bài và tiêu chí kỹ thuật của bộ dữ liệu](#21-yêu-cầu-đề-bài-và-tiêu-chí-kỹ-thuật-của-bộ-dữ-liệu)</w:t>
-      </w:r>
-    </w:p>
-    <w:p>
-      <w:pPr>
-        <w:spacing w:line="312" w:lineRule="auto" w:before="20" w:after="60"/>
-        <w:ind w:left="720" w:hanging="216"/>
+          <w:b/>
+          <w:color w:val="1A202C"/>
+          <w:sz w:val="23"/>
+        </w:rPr>
+        <w:t>Bài toán Truy xuất âm thanh dựa trên nội dung (CBAR):</w:t>
+      </w:r>
+      <w:r>
+        <w:rPr>
+          <w:rFonts w:ascii="Times New Roman" w:hAnsi="Times New Roman"/>
+          <w:color w:val="1A202C"/>
+          <w:sz w:val="23"/>
+        </w:rPr>
+        <w:t xml:space="preserve"> Là bài toán truy hồi thông tin (Information Retrieval / Metric Learning). Mục tiêu không phải là gán nhãn cứng cho tệp, mà là lượng hóa mức độ tương đồng liên tục giữa các đối tượng âm thanh trong một không gian đặc trưng chung. Hệ thống CBAR có tính linh hoạt cao hơn: nếu đưa vào một tệp truy vấn thuộc nhạc cụ chưa từng có trong cơ sở dữ liệu (Out-of-Distribution) hoặc tệp chứa kỹ thuật diễn tấu đặc thù, hệ thống vẫn có thể tìm và xếp hạng các tệp có âm sắc, cao độ hoặc phong cách kích âm gần gũi nhất.</w:t>
+      </w:r>
+    </w:p>
+    <w:p>
+      <w:pPr>
+        <w:pStyle w:val="Heading3"/>
       </w:pPr>
       <w:r>
         <w:rPr>
           <w:rFonts w:ascii="Times New Roman" w:hAnsi="Times New Roman"/>
           <w:b/>
           <w:color w:val="2B6CB0"/>
-          <w:sz w:val="23"/>
-        </w:rPr>
-        <w:t xml:space="preserve">• </w:t>
-      </w:r>
-      <w:r>
-        <w:rPr>
-          <w:rFonts w:ascii="Times New Roman" w:hAnsi="Times New Roman"/>
-          <w:color w:val="1A202C"/>
-          <w:sz w:val="23"/>
-        </w:rPr>
-        <w:t>2.2. [Lựa chọn nhạc cụ và giới thiệu từng nhạc cụ](#22-lựa-chọn-nhạc-cụ-và-giới-thiệu-từng-nhạc-cụ)</w:t>
-      </w:r>
-    </w:p>
-    <w:p>
-      <w:pPr>
-        <w:spacing w:line="312" w:lineRule="auto" w:before="20" w:after="60"/>
-        <w:ind w:left="720" w:hanging="216"/>
-      </w:pPr>
-      <w:r>
-        <w:rPr>
-          <w:rFonts w:ascii="Times New Roman" w:hAnsi="Times New Roman"/>
-          <w:b/>
-          <w:color w:val="2B6CB0"/>
-          <w:sz w:val="23"/>
-        </w:rPr>
-        <w:t xml:space="preserve">• </w:t>
-      </w:r>
-      <w:r>
-        <w:rPr>
-          <w:rFonts w:ascii="Times New Roman" w:hAnsi="Times New Roman"/>
-          <w:color w:val="1A202C"/>
-          <w:sz w:val="23"/>
-        </w:rPr>
-        <w:t>2.3. [Các bộ dữ liệu được sử dụng, cấu trúc dữ liệu thô và phạm vi nhãn](#23-các-bộ-dữ-liệu-được-sử-dụng-cấu-trúc-dữ-liệu-thô-và-phạm-vi-nhãn)</w:t>
-      </w:r>
-    </w:p>
-    <w:p>
-      <w:pPr>
-        <w:spacing w:line="312" w:lineRule="auto" w:before="20" w:after="60"/>
-        <w:ind w:left="720" w:hanging="216"/>
-      </w:pPr>
-      <w:r>
-        <w:rPr>
-          <w:rFonts w:ascii="Times New Roman" w:hAnsi="Times New Roman"/>
-          <w:b/>
-          <w:color w:val="2B6CB0"/>
-          <w:sz w:val="23"/>
-        </w:rPr>
-        <w:t xml:space="preserve">• </w:t>
-      </w:r>
-      <w:r>
-        <w:rPr>
-          <w:rFonts w:ascii="Times New Roman" w:hAnsi="Times New Roman"/>
-          <w:color w:val="1A202C"/>
-          <w:sz w:val="23"/>
-        </w:rPr>
-        <w:t>2.4. [Quy trình tiền xử lý và lọc dữ liệu 11 bước](#24-quy-trình-tiền-xử-lý-và-lọc-dữ-liệu-11-bước)</w:t>
-      </w:r>
-    </w:p>
-    <w:p>
-      <w:pPr>
-        <w:spacing w:line="312" w:lineRule="auto" w:before="20" w:after="60"/>
-        <w:ind w:left="720" w:hanging="216"/>
-      </w:pPr>
-      <w:r>
-        <w:rPr>
-          <w:rFonts w:ascii="Times New Roman" w:hAnsi="Times New Roman"/>
-          <w:b/>
-          <w:color w:val="2B6CB0"/>
-          <w:sz w:val="23"/>
-        </w:rPr>
-        <w:t xml:space="preserve">• </w:t>
-      </w:r>
-      <w:r>
-        <w:rPr>
-          <w:rFonts w:ascii="Times New Roman" w:hAnsi="Times New Roman"/>
-          <w:color w:val="1A202C"/>
-          <w:sz w:val="23"/>
-        </w:rPr>
-        <w:t>2.5. [Kiểm chứng bộ dữ liệu đạt chuẩn kỹ thuật đề bài (600 file)](#25-kiểm-chứng-bộ-dữ-liệu-đạt-chuẩn-kỹ-thuật-đề-bài-600-file)</w:t>
+          <w:sz w:val="25"/>
+        </w:rPr>
+        <w:t>1.1.3. Mục tiêu và phạm vi của bài tập lớn</w:t>
+      </w:r>
+    </w:p>
+    <w:p>
+      <w:pPr>
+        <w:spacing w:line="312" w:lineRule="auto" w:before="40" w:after="100"/>
+        <w:jc w:val="both"/>
+      </w:pPr>
+      <w:r>
+        <w:rPr>
+          <w:rFonts w:ascii="Times New Roman" w:hAnsi="Times New Roman"/>
+          <w:color w:val="1A202C"/>
+          <w:sz w:val="24"/>
+        </w:rPr>
+        <w:t xml:space="preserve">Đề tài đặt mục tiêu xây dựng hệ thống CBAR cho </w:t>
+      </w:r>
+      <w:r>
+        <w:rPr>
+          <w:rFonts w:ascii="Times New Roman" w:hAnsi="Times New Roman"/>
+          <w:b/>
+          <w:color w:val="1A202C"/>
+          <w:sz w:val="24"/>
+        </w:rPr>
+        <w:t>tiếng nhạc cụ bộ dây</w:t>
+      </w:r>
+      <w:r>
+        <w:rPr>
+          <w:rFonts w:ascii="Times New Roman" w:hAnsi="Times New Roman"/>
+          <w:color w:val="1A202C"/>
+          <w:sz w:val="24"/>
+        </w:rPr>
+        <w:t>, bao gồm 4 nhiệm vụ tuần tự:</w:t>
       </w:r>
     </w:p>
     <w:p>
@@ -510,153 +2924,24 @@
           <w:color w:val="1B365D"/>
           <w:sz w:val="23"/>
         </w:rPr>
-        <w:t xml:space="preserve">3. </w:t>
-      </w:r>
-      <w:r>
-        <w:rPr>
-          <w:rFonts w:ascii="Times New Roman" w:hAnsi="Times New Roman"/>
-          <w:color w:val="1A202C"/>
-          <w:sz w:val="23"/>
-        </w:rPr>
-        <w:t>[CHƯƠNG 3: NHIỆM VỤ 1 - MÔ TẢ ĐẶC ĐIỂM GIỐNG VÀ KHÁC NHAU DỰA TRÊN CÁC ĐẶC TRƯNG ÂM HỌC](#chương-3-nhiệm-vụ-1---mô-tả-đặc-điểm-giống-và-khác-nhau-dựa-trên-các-đặc-trưng-âm-học)</w:t>
-      </w:r>
-    </w:p>
-    <w:p>
-      <w:pPr>
-        <w:spacing w:line="312" w:lineRule="auto" w:before="20" w:after="60"/>
-        <w:ind w:left="720" w:hanging="216"/>
-      </w:pPr>
-      <w:r>
-        <w:rPr>
-          <w:rFonts w:ascii="Times New Roman" w:hAnsi="Times New Roman"/>
-          <w:b/>
-          <w:color w:val="2B6CB0"/>
-          <w:sz w:val="23"/>
-        </w:rPr>
-        <w:t xml:space="preserve">• </w:t>
-      </w:r>
-      <w:r>
-        <w:rPr>
-          <w:rFonts w:ascii="Times New Roman" w:hAnsi="Times New Roman"/>
-          <w:color w:val="1A202C"/>
-          <w:sz w:val="23"/>
-        </w:rPr>
-        <w:t>3.1. [Phương pháp luận so sánh đặc điểm giống và khác nhau theo các nhóm đặc trưng](#31-phương-pháp-luận-so-sánh-đặc-điểm-giống-và-khác-nhau-theo-các-nhóm-đặc-trưng)</w:t>
-      </w:r>
-    </w:p>
-    <w:p>
-      <w:pPr>
-        <w:spacing w:line="312" w:lineRule="auto" w:before="20" w:after="60"/>
-        <w:ind w:left="720" w:hanging="216"/>
-      </w:pPr>
-      <w:r>
-        <w:rPr>
-          <w:rFonts w:ascii="Times New Roman" w:hAnsi="Times New Roman"/>
-          <w:b/>
-          <w:color w:val="2B6CB0"/>
-          <w:sz w:val="23"/>
-        </w:rPr>
-        <w:t xml:space="preserve">• </w:t>
-      </w:r>
-      <w:r>
-        <w:rPr>
-          <w:rFonts w:ascii="Times New Roman" w:hAnsi="Times New Roman"/>
-          <w:color w:val="1A202C"/>
-          <w:sz w:val="23"/>
-        </w:rPr>
-        <w:t>3.2. [Bảy cặp đối chứng cụ thể trích xuất trực tiếp từ bộ dữ liệu](#32-bảy-cặp-đối-chứng-cụ-thể-trích-xuất-trực-tiếp-từ-bộ-dữ-liệu)</w:t>
-      </w:r>
-    </w:p>
-    <w:p>
-      <w:pPr>
-        <w:spacing w:line="312" w:lineRule="auto" w:before="20" w:after="60"/>
-        <w:ind w:left="720" w:hanging="216"/>
-      </w:pPr>
-      <w:r>
-        <w:rPr>
-          <w:rFonts w:ascii="Times New Roman" w:hAnsi="Times New Roman"/>
-          <w:b/>
-          <w:color w:val="2B6CB0"/>
-          <w:sz w:val="23"/>
-        </w:rPr>
-        <w:t xml:space="preserve">• </w:t>
-      </w:r>
-      <w:r>
-        <w:rPr>
-          <w:rFonts w:ascii="Times New Roman" w:hAnsi="Times New Roman"/>
-          <w:color w:val="1A202C"/>
-          <w:sz w:val="23"/>
-        </w:rPr>
-        <w:t>3.3. [So sánh định lượng tổng thể các đặc trưng trên toàn bộ 6 nhạc cụ](#33-so-sánh-định-lượng-tổng-thể-các-đặc-trưng-trên-toàn-bộ-6-nhạc-cụ)</w:t>
-      </w:r>
-    </w:p>
-    <w:p>
-      <w:pPr>
-        <w:spacing w:line="312" w:lineRule="auto" w:before="20" w:after="60"/>
-        <w:ind w:left="720" w:hanging="216"/>
-      </w:pPr>
-      <w:r>
-        <w:rPr>
-          <w:rFonts w:ascii="Times New Roman" w:hAnsi="Times New Roman"/>
-          <w:b/>
-          <w:color w:val="2B6CB0"/>
-          <w:sz w:val="23"/>
-        </w:rPr>
-        <w:t xml:space="preserve">• </w:t>
-      </w:r>
-      <w:r>
-        <w:rPr>
-          <w:rFonts w:ascii="Times New Roman" w:hAnsi="Times New Roman"/>
-          <w:color w:val="1A202C"/>
-          <w:sz w:val="23"/>
-        </w:rPr>
-        <w:t>3.4. [Bảng tổng hợp đối chiếu các nhóm đặc trưng so sánh (Điểm giống - Điểm khác)](#34-bảng-tổng-hợp-đối-chiếu-các-nhóm-đặc-trưng-so-sánh-điểm-giống---điểm-khác)</w:t>
-      </w:r>
-    </w:p>
-    <w:p>
-      <w:pPr>
-        <w:spacing w:line="312" w:lineRule="auto" w:before="20" w:after="60"/>
-        <w:ind w:left="720" w:hanging="216"/>
-      </w:pPr>
-      <w:r>
-        <w:rPr>
-          <w:rFonts w:ascii="Times New Roman" w:hAnsi="Times New Roman"/>
-          <w:b/>
-          <w:color w:val="2B6CB0"/>
-          <w:sz w:val="23"/>
-        </w:rPr>
-        <w:t xml:space="preserve">• </w:t>
-      </w:r>
-      <w:r>
-        <w:rPr>
-          <w:rFonts w:ascii="Times New Roman" w:hAnsi="Times New Roman"/>
-          <w:color w:val="1A202C"/>
-          <w:sz w:val="23"/>
-        </w:rPr>
-        <w:t>3.5. [Các trường hợp ngoại lệ và hạn chế của bộ dữ liệu](#35-các-trường-hợp-ngoại-lệ-và-hạn-chế-của-bộ-dữ-liệu)</w:t>
-      </w:r>
-    </w:p>
-    <w:p>
-      <w:pPr>
-        <w:spacing w:line="312" w:lineRule="auto" w:before="20" w:after="60"/>
-        <w:ind w:left="720" w:hanging="216"/>
-      </w:pPr>
-      <w:r>
-        <w:rPr>
-          <w:rFonts w:ascii="Times New Roman" w:hAnsi="Times New Roman"/>
-          <w:b/>
-          <w:color w:val="2B6CB0"/>
-          <w:sz w:val="23"/>
-        </w:rPr>
-        <w:t xml:space="preserve">• </w:t>
-      </w:r>
-      <w:r>
-        <w:rPr>
-          <w:rFonts w:ascii="Times New Roman" w:hAnsi="Times New Roman"/>
-          <w:color w:val="1A202C"/>
-          <w:sz w:val="23"/>
-        </w:rPr>
-        <w:t>3.6. [Ý nghĩa chuyển tiếp sang Nhiệm vụ 2](#36-ý-nghĩa-chuyển-tiếp-sang-nhiệm-vụ-2)</w:t>
+        <w:t xml:space="preserve">1. </w:t>
+      </w:r>
+      <w:r>
+        <w:rPr>
+          <w:rFonts w:ascii="Times New Roman" w:hAnsi="Times New Roman"/>
+          <w:b/>
+          <w:color w:val="1A202C"/>
+          <w:sz w:val="23"/>
+        </w:rPr>
+        <w:t>Nhiệm vụ 1:</w:t>
+      </w:r>
+      <w:r>
+        <w:rPr>
+          <w:rFonts w:ascii="Times New Roman" w:hAnsi="Times New Roman"/>
+          <w:color w:val="1A202C"/>
+          <w:sz w:val="23"/>
+        </w:rPr>
+        <w:t xml:space="preserve"> Thu thập, tiền xử lý và xây dựng bộ dữ liệu âm thanh gồm ít nhất 500 file độc tấu đơn nhạc cụ bộ dây; chuẩn hóa định dạng và phân tích, đối chiếu các đặc điểm giống, khác nhau của tiếng các nhạc cụ.</w:t>
       </w:r>
     </w:p>
     <w:p>
@@ -671,199 +2956,24 @@
           <w:color w:val="1B365D"/>
           <w:sz w:val="23"/>
         </w:rPr>
-        <w:t xml:space="preserve">4. </w:t>
-      </w:r>
-      <w:r>
-        <w:rPr>
-          <w:rFonts w:ascii="Times New Roman" w:hAnsi="Times New Roman"/>
-          <w:color w:val="1A202C"/>
-          <w:sz w:val="23"/>
-        </w:rPr>
-        <w:t>[CHƯƠNG 4: NHIỆM VỤ 2 - XÂY DỰNG BỘ ĐẶC TRƯNG VÀ THIẾT KẾ ĐỘ TƯƠNG ĐỒNG CHO CBAR](#chương-4-nhiệm-vụ-2---xây-dựng-bộ-đặc-trưng-và-thiết-kế-độ-tương-đồng-cho-cbar)</w:t>
-      </w:r>
-    </w:p>
-    <w:p>
-      <w:pPr>
-        <w:spacing w:line="312" w:lineRule="auto" w:before="20" w:after="60"/>
-        <w:ind w:left="720" w:hanging="216"/>
-      </w:pPr>
-      <w:r>
-        <w:rPr>
-          <w:rFonts w:ascii="Times New Roman" w:hAnsi="Times New Roman"/>
-          <w:b/>
-          <w:color w:val="2B6CB0"/>
-          <w:sz w:val="23"/>
-        </w:rPr>
-        <w:t xml:space="preserve">• </w:t>
-      </w:r>
-      <w:r>
-        <w:rPr>
-          <w:rFonts w:ascii="Times New Roman" w:hAnsi="Times New Roman"/>
-          <w:color w:val="1A202C"/>
-          <w:sz w:val="23"/>
-        </w:rPr>
-        <w:t>4.1. [Mục tiêu và kiến trúc bộ đặc trưng truy hồi CBAR](#41-mục-tiêu-và-kiến-trúc-bộ-đặc-trưng-truy-hồi-cbar)</w:t>
-      </w:r>
-    </w:p>
-    <w:p>
-      <w:pPr>
-        <w:spacing w:line="312" w:lineRule="auto" w:before="20" w:after="60"/>
-        <w:ind w:left="720" w:hanging="216"/>
-      </w:pPr>
-      <w:r>
-        <w:rPr>
-          <w:rFonts w:ascii="Times New Roman" w:hAnsi="Times New Roman"/>
-          <w:b/>
-          <w:color w:val="2B6CB0"/>
-          <w:sz w:val="23"/>
-        </w:rPr>
-        <w:t xml:space="preserve">• </w:t>
-      </w:r>
-      <w:r>
-        <w:rPr>
-          <w:rFonts w:ascii="Times New Roman" w:hAnsi="Times New Roman"/>
-          <w:color w:val="1A202C"/>
-          <w:sz w:val="23"/>
-        </w:rPr>
-        <w:t>4.2. [Lý do lựa chọn các bộ đặc trưng](#42-lý-do-lựa-chọn-các-bộ-đặc-trưng)</w:t>
-      </w:r>
-    </w:p>
-    <w:p>
-      <w:pPr>
-        <w:spacing w:line="312" w:lineRule="auto" w:before="20" w:after="60"/>
-        <w:ind w:left="720" w:hanging="216"/>
-      </w:pPr>
-      <w:r>
-        <w:rPr>
-          <w:rFonts w:ascii="Times New Roman" w:hAnsi="Times New Roman"/>
-          <w:b/>
-          <w:color w:val="2B6CB0"/>
-          <w:sz w:val="23"/>
-        </w:rPr>
-        <w:t xml:space="preserve">• </w:t>
-      </w:r>
-      <w:r>
-        <w:rPr>
-          <w:rFonts w:ascii="Times New Roman" w:hAnsi="Times New Roman"/>
-          <w:color w:val="1A202C"/>
-          <w:sz w:val="23"/>
-        </w:rPr>
-        <w:t>4.3. [Quy trình trích xuất toán học từng bước từ tín hiệu âm thanh số](#43-quy-trình-trích-xuất-toán-học-từng-bước-từ-tín-hiệu-âm-thanh-số)</w:t>
-      </w:r>
-    </w:p>
-    <w:p>
-      <w:pPr>
-        <w:spacing w:line="312" w:lineRule="auto" w:before="20" w:after="60"/>
-        <w:ind w:left="720" w:hanging="216"/>
-      </w:pPr>
-      <w:r>
-        <w:rPr>
-          <w:rFonts w:ascii="Times New Roman" w:hAnsi="Times New Roman"/>
-          <w:b/>
-          <w:color w:val="2B6CB0"/>
-          <w:sz w:val="23"/>
-        </w:rPr>
-        <w:t xml:space="preserve">• </w:t>
-      </w:r>
-      <w:r>
-        <w:rPr>
-          <w:rFonts w:ascii="Times New Roman" w:hAnsi="Times New Roman"/>
-          <w:color w:val="1A202C"/>
-          <w:sz w:val="23"/>
-        </w:rPr>
-        <w:t>4.4. [Trình bày chi tiết từng bộ đặc trưng (Đặc trưng - Tương đồng/Khác biệt - Giá trị thông tin)](#44-trình-bày-chi-tiết-từng-bộ-đặc-trưng-đặc-trưng---tương-đồngkhác-biệt---giá-trị-thông-tin)</w:t>
-      </w:r>
-    </w:p>
-    <w:p>
-      <w:pPr>
-        <w:spacing w:line="312" w:lineRule="auto" w:before="20" w:after="60"/>
-        <w:ind w:left="720" w:hanging="216"/>
-      </w:pPr>
-      <w:r>
-        <w:rPr>
-          <w:rFonts w:ascii="Times New Roman" w:hAnsi="Times New Roman"/>
-          <w:b/>
-          <w:color w:val="2B6CB0"/>
-          <w:sz w:val="23"/>
-        </w:rPr>
-        <w:t xml:space="preserve">• </w:t>
-      </w:r>
-      <w:r>
-        <w:rPr>
-          <w:rFonts w:ascii="Times New Roman" w:hAnsi="Times New Roman"/>
-          <w:color w:val="1A202C"/>
-          <w:sz w:val="23"/>
-        </w:rPr>
-        <w:t>4.5. [Bộ đặc trưng được sử dụng chính và cơ chế kết hợp bổ trợ (Fusion)](#45-bộ-đặc-trưng-được-sử-dụng-chính-và-cơ-chế-kết-hợp-bổ-trợ-fusion)</w:t>
-      </w:r>
-    </w:p>
-    <w:p>
-      <w:pPr>
-        <w:spacing w:line="312" w:lineRule="auto" w:before="20" w:after="60"/>
-        <w:ind w:left="720" w:hanging="216"/>
-      </w:pPr>
-      <w:r>
-        <w:rPr>
-          <w:rFonts w:ascii="Times New Roman" w:hAnsi="Times New Roman"/>
-          <w:b/>
-          <w:color w:val="2B6CB0"/>
-          <w:sz w:val="23"/>
-        </w:rPr>
-        <w:t xml:space="preserve">• </w:t>
-      </w:r>
-      <w:r>
-        <w:rPr>
-          <w:rFonts w:ascii="Times New Roman" w:hAnsi="Times New Roman"/>
-          <w:color w:val="1A202C"/>
-          <w:sz w:val="23"/>
-        </w:rPr>
-        <w:t>4.6. [Chuẩn hóa đặc trưng Z-score và nguyên tắc chống rò rỉ dữ liệu](#46-chuẩn-hóa-đặc-trưng-z-score-và-nguyên-tắc-chống-rò-rỉ-dữ-liệu)</w:t>
-      </w:r>
-    </w:p>
-    <w:p>
-      <w:pPr>
-        <w:spacing w:line="312" w:lineRule="auto" w:before="20" w:after="60"/>
-        <w:ind w:left="720" w:hanging="216"/>
-      </w:pPr>
-      <w:r>
-        <w:rPr>
-          <w:rFonts w:ascii="Times New Roman" w:hAnsi="Times New Roman"/>
-          <w:b/>
-          <w:color w:val="2B6CB0"/>
-          <w:sz w:val="23"/>
-        </w:rPr>
-        <w:t xml:space="preserve">• </w:t>
-      </w:r>
-      <w:r>
-        <w:rPr>
-          <w:rFonts w:ascii="Times New Roman" w:hAnsi="Times New Roman"/>
-          <w:color w:val="1A202C"/>
-          <w:sz w:val="23"/>
-        </w:rPr>
-        <w:t>4.7. [Độ đo khoảng cách chuẩn hóa RMSD và cơ chế xếp hạng Top-5 file tương đồng nhất](#47-độ-đo-khoảng-cách-chuẩn-hóa-rmsd-và-cơ-chế-xếp-hạng-top-5-file-tương-đồng-nhất)</w:t>
-      </w:r>
-    </w:p>
-    <w:p>
-      <w:pPr>
-        <w:spacing w:line="312" w:lineRule="auto" w:before="20" w:after="60"/>
-        <w:ind w:left="720" w:hanging="216"/>
-      </w:pPr>
-      <w:r>
-        <w:rPr>
-          <w:rFonts w:ascii="Times New Roman" w:hAnsi="Times New Roman"/>
-          <w:b/>
-          <w:color w:val="2B6CB0"/>
-          <w:sz w:val="23"/>
-        </w:rPr>
-        <w:t xml:space="preserve">• </w:t>
-      </w:r>
-      <w:r>
-        <w:rPr>
-          <w:rFonts w:ascii="Times New Roman" w:hAnsi="Times New Roman"/>
-          <w:color w:val="1A202C"/>
-          <w:sz w:val="23"/>
-        </w:rPr>
-        <w:t>4.8. [Đề xuất phương pháp luận đánh giá hệ thống tìm kiếm cho Nhiệm vụ 4](#48-đề-xuất-phương-pháp-luận-đánh-giá-hệ-thống-tìm-kiếm-cho-nhiệm-vụ-4)</w:t>
+        <w:t xml:space="preserve">2. </w:t>
+      </w:r>
+      <w:r>
+        <w:rPr>
+          <w:rFonts w:ascii="Times New Roman" w:hAnsi="Times New Roman"/>
+          <w:b/>
+          <w:color w:val="1A202C"/>
+          <w:sz w:val="23"/>
+        </w:rPr>
+        <w:t>Nhiệm vụ 2:</w:t>
+      </w:r>
+      <w:r>
+        <w:rPr>
+          <w:rFonts w:ascii="Times New Roman" w:hAnsi="Times New Roman"/>
+          <w:color w:val="1A202C"/>
+          <w:sz w:val="23"/>
+        </w:rPr>
+        <w:t xml:space="preserve"> Xây dựng hệ thống các bộ đặc trưng âm thanh giúp biểu diễn sự tương đồng và phân biệt giữa các nhạc cụ; giải thích rõ cơ sở toán học và giá trị thông tin của từng đặc trưng.</w:t>
       </w:r>
     </w:p>
     <w:p>
@@ -878,84 +2988,24 @@
           <w:color w:val="1B365D"/>
           <w:sz w:val="23"/>
         </w:rPr>
-        <w:t xml:space="preserve">5. </w:t>
-      </w:r>
-      <w:r>
-        <w:rPr>
-          <w:rFonts w:ascii="Times New Roman" w:hAnsi="Times New Roman"/>
-          <w:color w:val="1A202C"/>
-          <w:sz w:val="23"/>
-        </w:rPr>
-        <w:t>[CHƯƠNG 5: KẾT LUẬN VÀ KẾ HOẠCH TRIỂN KHAI TIẾP THEO](#chương-5-kết-luận-và-kế-hoạch-triển-khai-tiếp-theo)</w:t>
-      </w:r>
-    </w:p>
-    <w:p>
-      <w:pPr>
-        <w:spacing w:line="312" w:lineRule="auto" w:before="20" w:after="60"/>
-        <w:ind w:left="720" w:hanging="216"/>
-      </w:pPr>
-      <w:r>
-        <w:rPr>
-          <w:rFonts w:ascii="Times New Roman" w:hAnsi="Times New Roman"/>
-          <w:b/>
-          <w:color w:val="2B6CB0"/>
-          <w:sz w:val="23"/>
-        </w:rPr>
-        <w:t xml:space="preserve">• </w:t>
-      </w:r>
-      <w:r>
-        <w:rPr>
-          <w:rFonts w:ascii="Times New Roman" w:hAnsi="Times New Roman"/>
-          <w:color w:val="1A202C"/>
-          <w:sz w:val="23"/>
-        </w:rPr>
-        <w:t>5.1. [Tổng kết kết quả Nhiệm vụ 1 và Nhiệm vụ 2](#51-tổng-kết-kết-quả-nhiệm-vụ-1-và-nhiệm-vụ-2)</w:t>
-      </w:r>
-    </w:p>
-    <w:p>
-      <w:pPr>
-        <w:spacing w:line="312" w:lineRule="auto" w:before="20" w:after="60"/>
-        <w:ind w:left="720" w:hanging="216"/>
-      </w:pPr>
-      <w:r>
-        <w:rPr>
-          <w:rFonts w:ascii="Times New Roman" w:hAnsi="Times New Roman"/>
-          <w:b/>
-          <w:color w:val="2B6CB0"/>
-          <w:sz w:val="23"/>
-        </w:rPr>
-        <w:t xml:space="preserve">• </w:t>
-      </w:r>
-      <w:r>
-        <w:rPr>
-          <w:rFonts w:ascii="Times New Roman" w:hAnsi="Times New Roman"/>
-          <w:color w:val="1A202C"/>
-          <w:sz w:val="23"/>
-        </w:rPr>
-        <w:t>5.2. [Các hạn chế thực tế của hệ thống](#52-các-hạn-chế-thực-tế-của-hệ-thống)</w:t>
-      </w:r>
-    </w:p>
-    <w:p>
-      <w:pPr>
-        <w:spacing w:line="312" w:lineRule="auto" w:before="20" w:after="60"/>
-        <w:ind w:left="720" w:hanging="216"/>
-      </w:pPr>
-      <w:r>
-        <w:rPr>
-          <w:rFonts w:ascii="Times New Roman" w:hAnsi="Times New Roman"/>
-          <w:b/>
-          <w:color w:val="2B6CB0"/>
-          <w:sz w:val="23"/>
-        </w:rPr>
-        <w:t xml:space="preserve">• </w:t>
-      </w:r>
-      <w:r>
-        <w:rPr>
-          <w:rFonts w:ascii="Times New Roman" w:hAnsi="Times New Roman"/>
-          <w:color w:val="1A202C"/>
-          <w:sz w:val="23"/>
-        </w:rPr>
-        <w:t>5.3. [Kế hoạch thực hiện Nhiệm vụ 3 và Nhiệm vụ 4](#53-kế-hoạch-thực-hiện-nhiệm-vụ-3-và-nhiệm-vụ-4)</w:t>
+        <w:t xml:space="preserve">3. </w:t>
+      </w:r>
+      <w:r>
+        <w:rPr>
+          <w:rFonts w:ascii="Times New Roman" w:hAnsi="Times New Roman"/>
+          <w:b/>
+          <w:color w:val="1A202C"/>
+          <w:sz w:val="23"/>
+        </w:rPr>
+        <w:t>Nhiệm vụ 3:</w:t>
+      </w:r>
+      <w:r>
+        <w:rPr>
+          <w:rFonts w:ascii="Times New Roman" w:hAnsi="Times New Roman"/>
+          <w:color w:val="1A202C"/>
+          <w:sz w:val="23"/>
+        </w:rPr>
+        <w:t xml:space="preserve"> Triển khai công cụ trích rút đặc trưng tự động và thiết kế hệ CSDL đa phương tiện để quản lý các vector đặc trưng.</w:t>
       </w:r>
     </w:p>
     <w:p>
@@ -970,41 +3020,88 @@
           <w:color w:val="1B365D"/>
           <w:sz w:val="23"/>
         </w:rPr>
-        <w:t xml:space="preserve">6. </w:t>
-      </w:r>
-      <w:r>
-        <w:rPr>
-          <w:rFonts w:ascii="Times New Roman" w:hAnsi="Times New Roman"/>
-          <w:color w:val="1A202C"/>
-          <w:sz w:val="23"/>
-        </w:rPr>
-        <w:t>[Tài liệu tham khảo](#tài-liệu-tham-khảo)</w:t>
-      </w:r>
-    </w:p>
-    <w:p>
-      <w:r>
-        <w:br w:type="page"/>
-      </w:r>
-    </w:p>
-    <w:p>
-      <w:pPr>
-        <w:keepNext/>
-        <w:spacing w:before="360" w:after="120"/>
-      </w:pPr>
-      <w:r>
-        <w:rPr>
-          <w:rFonts w:ascii="Times New Roman" w:hAnsi="Times New Roman"/>
-          <w:b/>
-          <w:color w:val="1B365D"/>
-          <w:sz w:val="30"/>
-        </w:rPr>
-        <w:t>CHƯƠNG 1: TỔNG QUAN VỀ BÀI TOÁN VÀ CƠ SỞ KỸ THUẬT</w:t>
-      </w:r>
-    </w:p>
-    <w:p>
-      <w:pPr>
-        <w:keepNext/>
-        <w:spacing w:before="260" w:after="80"/>
+        <w:t xml:space="preserve">4. </w:t>
+      </w:r>
+      <w:r>
+        <w:rPr>
+          <w:rFonts w:ascii="Times New Roman" w:hAnsi="Times New Roman"/>
+          <w:b/>
+          <w:color w:val="1A202C"/>
+          <w:sz w:val="23"/>
+        </w:rPr>
+        <w:t>Nhiệm vụ 4:</w:t>
+      </w:r>
+      <w:r>
+        <w:rPr>
+          <w:rFonts w:ascii="Times New Roman" w:hAnsi="Times New Roman"/>
+          <w:color w:val="1A202C"/>
+          <w:sz w:val="23"/>
+        </w:rPr>
+        <w:t xml:space="preserve"> Xây dựng hệ thống tìm kiếm: nhận một tệp âm thanh truy vấn mới, tính khoảng cách tương đồng, xếp hạng và trả về danh sách 5 tệp giống nhất (Top-5) trong cơ sở dữ liệu.</w:t>
+      </w:r>
+    </w:p>
+    <w:p>
+      <w:pPr>
+        <w:spacing w:line="312" w:lineRule="auto" w:before="40" w:after="100"/>
+        <w:jc w:val="both"/>
+      </w:pPr>
+      <w:r>
+        <w:rPr>
+          <w:rFonts w:ascii="Times New Roman" w:hAnsi="Times New Roman"/>
+          <w:color w:val="1A202C"/>
+          <w:sz w:val="24"/>
+        </w:rPr>
+        <w:t xml:space="preserve">Báo cáo này tập trung nghiệm thu đầy đủ nội dung kỹ thuật của </w:t>
+      </w:r>
+      <w:r>
+        <w:rPr>
+          <w:rFonts w:ascii="Times New Roman" w:hAnsi="Times New Roman"/>
+          <w:b/>
+          <w:color w:val="1A202C"/>
+          <w:sz w:val="24"/>
+        </w:rPr>
+        <w:t>Nhiệm vụ 1</w:t>
+      </w:r>
+      <w:r>
+        <w:rPr>
+          <w:rFonts w:ascii="Times New Roman" w:hAnsi="Times New Roman"/>
+          <w:color w:val="1A202C"/>
+          <w:sz w:val="24"/>
+        </w:rPr>
+        <w:t xml:space="preserve"> và </w:t>
+      </w:r>
+      <w:r>
+        <w:rPr>
+          <w:rFonts w:ascii="Times New Roman" w:hAnsi="Times New Roman"/>
+          <w:b/>
+          <w:color w:val="1A202C"/>
+          <w:sz w:val="24"/>
+        </w:rPr>
+        <w:t>Nhiệm vụ 2</w:t>
+      </w:r>
+      <w:r>
+        <w:rPr>
+          <w:rFonts w:ascii="Times New Roman" w:hAnsi="Times New Roman"/>
+          <w:color w:val="1A202C"/>
+          <w:sz w:val="24"/>
+        </w:rPr>
+        <w:t>, đồng thời thiết lập khung phương pháp luận cho Nhiệm vụ 3 và 4.</w:t>
+      </w:r>
+    </w:p>
+    <w:p>
+      <w:pPr>
+        <w:spacing w:before="120" w:after="120"/>
+      </w:pPr>
+      <w:r>
+        <w:rPr>
+          <w:color w:val="CBD5E1"/>
+        </w:rPr>
+        <w:t>—————————————————————————————————————————————</w:t>
+      </w:r>
+    </w:p>
+    <w:p>
+      <w:pPr>
+        <w:pStyle w:val="Heading2"/>
       </w:pPr>
       <w:r>
         <w:rPr>
@@ -1013,451 +3110,12 @@
           <w:color w:val="2C5282"/>
           <w:sz w:val="27"/>
         </w:rPr>
-        <w:t>1.1. Bài toán tìm kiếm âm thanh theo nội dung (CBAR) và phân biệt với phân loại nhạc cụ</w:t>
-      </w:r>
-    </w:p>
-    <w:p>
-      <w:pPr>
-        <w:keepNext/>
-        <w:spacing w:before="200" w:after="60"/>
-      </w:pPr>
-      <w:r>
-        <w:rPr>
-          <w:rFonts w:ascii="Times New Roman" w:hAnsi="Times New Roman"/>
-          <w:b/>
-          <w:color w:val="2B6CB0"/>
-          <w:sz w:val="25"/>
-        </w:rPr>
-        <w:t>1.1.1. Khái niệm bài toán CBAR</w:t>
-      </w:r>
-    </w:p>
-    <w:p>
-      <w:pPr>
-        <w:spacing w:line="312" w:lineRule="auto" w:before="40" w:after="100"/>
-        <w:jc w:val="both"/>
-      </w:pPr>
-      <w:r>
-        <w:rPr>
-          <w:rFonts w:ascii="Times New Roman" w:hAnsi="Times New Roman"/>
-          <w:color w:val="1A202C"/>
-          <w:sz w:val="24"/>
-        </w:rPr>
-        <w:t xml:space="preserve">Khác với phương thức tìm kiếm âm thanh truyền thống dựa trên siêu dữ liệu văn bản (như tên bài hát, nghệ sĩ, thể loại), </w:t>
-      </w:r>
-      <w:r>
-        <w:rPr>
-          <w:rFonts w:ascii="Times New Roman" w:hAnsi="Times New Roman"/>
-          <w:b/>
-          <w:color w:val="1A202C"/>
-          <w:sz w:val="24"/>
-        </w:rPr>
-        <w:t>tìm kiếm âm thanh dựa trên nội dung (Content-Based Audio Retrieval – CBAR)</w:t>
-      </w:r>
-      <w:r>
-        <w:rPr>
-          <w:rFonts w:ascii="Times New Roman" w:hAnsi="Times New Roman"/>
-          <w:color w:val="1A202C"/>
-          <w:sz w:val="24"/>
-        </w:rPr>
-        <w:t xml:space="preserve"> khai thác trực tiếp các đặc tính âm học nội tại của tín hiệu sóng âm. Hệ thống hoạt động theo mô hình truy vấn bằng âm thanh mẫu (Query-by-Example): người dùng cung cấp một đoạn âm thanh mẫu (Query), hệ thống trích xuất vector đặc trưng biểu diễn nội dung âm học của mẫu đó, tính toán khoảng cách hoặc độ tương đồng với các vector trong cơ sở dữ liệu (Gallery), sau đó xếp hạng và trả về danh sách </w:t>
-      </w:r>
-      <w:r>
-        <w:rPr>
-          <w:rFonts w:ascii="Cambria Math" w:hAnsi="Cambria Math"/>
-          <w:i/>
-          <w:color w:val="1A202C"/>
-          <w:sz w:val="24"/>
-        </w:rPr>
-        <w:t>K</w:t>
-      </w:r>
-      <w:r>
-        <w:rPr>
-          <w:rFonts w:ascii="Times New Roman" w:hAnsi="Times New Roman"/>
-          <w:color w:val="1A202C"/>
-          <w:sz w:val="24"/>
-        </w:rPr>
-        <w:t xml:space="preserve"> tệp tương đồng nhất (Top-</w:t>
-      </w:r>
-      <w:r>
-        <w:rPr>
-          <w:rFonts w:ascii="Cambria Math" w:hAnsi="Cambria Math"/>
-          <w:i/>
-          <w:color w:val="1A202C"/>
-          <w:sz w:val="24"/>
-        </w:rPr>
-        <w:t>K</w:t>
-      </w:r>
-      <w:r>
-        <w:rPr>
-          <w:rFonts w:ascii="Times New Roman" w:hAnsi="Times New Roman"/>
-          <w:color w:val="1A202C"/>
-          <w:sz w:val="24"/>
-        </w:rPr>
-        <w:t>).</w:t>
-      </w:r>
-    </w:p>
-    <w:p>
-      <w:pPr>
-        <w:keepNext/>
-        <w:spacing w:before="200" w:after="60"/>
-      </w:pPr>
-      <w:r>
-        <w:rPr>
-          <w:rFonts w:ascii="Times New Roman" w:hAnsi="Times New Roman"/>
-          <w:b/>
-          <w:color w:val="2B6CB0"/>
-          <w:sz w:val="25"/>
-        </w:rPr>
-        <w:t>1.1.2. Phân biệt CBAR và Phân loại nhạc cụ (Instrument Classification)</w:t>
-      </w:r>
-    </w:p>
-    <w:p>
-      <w:pPr>
-        <w:spacing w:line="312" w:lineRule="auto" w:before="40" w:after="100"/>
-        <w:jc w:val="both"/>
-      </w:pPr>
-      <w:r>
-        <w:rPr>
-          <w:rFonts w:ascii="Times New Roman" w:hAnsi="Times New Roman"/>
-          <w:color w:val="1A202C"/>
-          <w:sz w:val="24"/>
-        </w:rPr>
-        <w:t>Cần phân biệt rõ ràng hai bài toán xử lý thông tin âm thanh này:</w:t>
-      </w:r>
-    </w:p>
-    <w:p>
-      <w:pPr>
-        <w:spacing w:line="312" w:lineRule="auto" w:before="20" w:after="60"/>
-        <w:ind w:left="360" w:hanging="216"/>
-      </w:pPr>
-      <w:r>
-        <w:rPr>
-          <w:rFonts w:ascii="Times New Roman" w:hAnsi="Times New Roman"/>
-          <w:b/>
-          <w:color w:val="2B6CB0"/>
-          <w:sz w:val="23"/>
-        </w:rPr>
-        <w:t xml:space="preserve">• </w:t>
-      </w:r>
-      <w:r>
-        <w:rPr>
-          <w:rFonts w:ascii="Times New Roman" w:hAnsi="Times New Roman"/>
-          <w:b/>
-          <w:color w:val="1A202C"/>
-          <w:sz w:val="23"/>
-        </w:rPr>
-        <w:t>Bài toán Phân loại nhạc cụ (Classification):</w:t>
-      </w:r>
-      <w:r>
-        <w:rPr>
-          <w:rFonts w:ascii="Times New Roman" w:hAnsi="Times New Roman"/>
-          <w:color w:val="1A202C"/>
-          <w:sz w:val="23"/>
-        </w:rPr>
-        <w:t xml:space="preserve"> Là bài toán học có giám sát (Supervised Learning). Mục tiêu là ánh xạ một đoạn âm thanh đầu vào thành một nhãn rời rạc thuộc tập nhãn cố định định trước </w:t>
-      </w:r>
-      <w:r>
-        <w:rPr>
-          <w:rFonts w:ascii="Cambria Math" w:hAnsi="Cambria Math"/>
-          <w:i/>
-          <w:color w:val="1A202C"/>
-          <w:sz w:val="23"/>
-        </w:rPr>
-        <w:t>C = \{c_1, c_2, ..., c_K\}</w:t>
-      </w:r>
-      <w:r>
-        <w:rPr>
-          <w:rFonts w:ascii="Times New Roman" w:hAnsi="Times New Roman"/>
-          <w:color w:val="1A202C"/>
-          <w:sz w:val="23"/>
-        </w:rPr>
-        <w:t xml:space="preserve"> (ví dụ: gán nhãn chính xác "Violin" hay "Guitar"). Mô hình phân loại tối ưu hóa ranh giới quyết định (decision boundary) để tách biệt các lớp nhãn.</w:t>
-      </w:r>
-    </w:p>
-    <w:p>
-      <w:pPr>
-        <w:spacing w:line="312" w:lineRule="auto" w:before="20" w:after="60"/>
-        <w:ind w:left="360" w:hanging="216"/>
-      </w:pPr>
-      <w:r>
-        <w:rPr>
-          <w:rFonts w:ascii="Times New Roman" w:hAnsi="Times New Roman"/>
-          <w:b/>
-          <w:color w:val="2B6CB0"/>
-          <w:sz w:val="23"/>
-        </w:rPr>
-        <w:t xml:space="preserve">• </w:t>
-      </w:r>
-      <w:r>
-        <w:rPr>
-          <w:rFonts w:ascii="Times New Roman" w:hAnsi="Times New Roman"/>
-          <w:b/>
-          <w:color w:val="1A202C"/>
-          <w:sz w:val="23"/>
-        </w:rPr>
-        <w:t>Bài toán Truy xuất âm thanh dựa trên nội dung (CBAR):</w:t>
-      </w:r>
-      <w:r>
-        <w:rPr>
-          <w:rFonts w:ascii="Times New Roman" w:hAnsi="Times New Roman"/>
-          <w:color w:val="1A202C"/>
-          <w:sz w:val="23"/>
-        </w:rPr>
-        <w:t xml:space="preserve"> Là bài toán truy hồi thông tin (Information Retrieval / Metric Learning). Mục tiêu không phải là gán nhãn cứng cho tệp, mà là lượng hóa mức độ tương đồng liên tục giữa các đối tượng âm thanh trong một không gian đặc trưng chung. Hệ thống CBAR có tính linh hoạt cao hơn: nếu đưa vào một tệp truy vấn thuộc nhạc cụ chưa từng có trong cơ sở dữ liệu (Out-of-Distribution) hoặc tệp chứa kỹ thuật diễn tấu đặc thù, hệ thống vẫn có thể tìm và xếp hạng các tệp có âm sắc, cao độ hoặc phong cách kích âm gần gũi nhất.</w:t>
-      </w:r>
-    </w:p>
-    <w:p>
-      <w:pPr>
-        <w:keepNext/>
-        <w:spacing w:before="200" w:after="60"/>
-      </w:pPr>
-      <w:r>
-        <w:rPr>
-          <w:rFonts w:ascii="Times New Roman" w:hAnsi="Times New Roman"/>
-          <w:b/>
-          <w:color w:val="2B6CB0"/>
-          <w:sz w:val="25"/>
-        </w:rPr>
-        <w:t>1.1.3. Mục tiêu và phạm vi của bài tập lớn</w:t>
-      </w:r>
-    </w:p>
-    <w:p>
-      <w:pPr>
-        <w:spacing w:line="312" w:lineRule="auto" w:before="40" w:after="100"/>
-        <w:jc w:val="both"/>
-      </w:pPr>
-      <w:r>
-        <w:rPr>
-          <w:rFonts w:ascii="Times New Roman" w:hAnsi="Times New Roman"/>
-          <w:color w:val="1A202C"/>
-          <w:sz w:val="24"/>
-        </w:rPr>
-        <w:t xml:space="preserve">Đề tài đặt mục tiêu xây dựng hệ thống CBAR cho </w:t>
-      </w:r>
-      <w:r>
-        <w:rPr>
-          <w:rFonts w:ascii="Times New Roman" w:hAnsi="Times New Roman"/>
-          <w:b/>
-          <w:color w:val="1A202C"/>
-          <w:sz w:val="24"/>
-        </w:rPr>
-        <w:t>tiếng nhạc cụ bộ dây</w:t>
-      </w:r>
-      <w:r>
-        <w:rPr>
-          <w:rFonts w:ascii="Times New Roman" w:hAnsi="Times New Roman"/>
-          <w:color w:val="1A202C"/>
-          <w:sz w:val="24"/>
-        </w:rPr>
-        <w:t>, bao gồm 4 nhiệm vụ tuần tự:</w:t>
-      </w:r>
-    </w:p>
-    <w:p>
-      <w:pPr>
-        <w:spacing w:line="312" w:lineRule="auto" w:before="20" w:after="60"/>
-        <w:ind w:left="360" w:hanging="216"/>
-      </w:pPr>
-      <w:r>
-        <w:rPr>
-          <w:rFonts w:ascii="Times New Roman" w:hAnsi="Times New Roman"/>
-          <w:b/>
-          <w:color w:val="1B365D"/>
-          <w:sz w:val="23"/>
-        </w:rPr>
-        <w:t xml:space="preserve">1. </w:t>
-      </w:r>
-      <w:r>
-        <w:rPr>
-          <w:rFonts w:ascii="Times New Roman" w:hAnsi="Times New Roman"/>
-          <w:b/>
-          <w:color w:val="1A202C"/>
-          <w:sz w:val="23"/>
-        </w:rPr>
-        <w:t>Nhiệm vụ 1:</w:t>
-      </w:r>
-      <w:r>
-        <w:rPr>
-          <w:rFonts w:ascii="Times New Roman" w:hAnsi="Times New Roman"/>
-          <w:color w:val="1A202C"/>
-          <w:sz w:val="23"/>
-        </w:rPr>
-        <w:t xml:space="preserve"> Thu thập, tiền xử lý và xây dựng bộ dữ liệu âm thanh gồm ít nhất 500 file độc tấu đơn nhạc cụ bộ dây; chuẩn hóa định dạng và phân tích, đối chiếu các đặc điểm giống, khác nhau của tiếng các nhạc cụ.</w:t>
-      </w:r>
-    </w:p>
-    <w:p>
-      <w:pPr>
-        <w:spacing w:line="312" w:lineRule="auto" w:before="20" w:after="60"/>
-        <w:ind w:left="360" w:hanging="216"/>
-      </w:pPr>
-      <w:r>
-        <w:rPr>
-          <w:rFonts w:ascii="Times New Roman" w:hAnsi="Times New Roman"/>
-          <w:b/>
-          <w:color w:val="1B365D"/>
-          <w:sz w:val="23"/>
-        </w:rPr>
-        <w:t xml:space="preserve">2. </w:t>
-      </w:r>
-      <w:r>
-        <w:rPr>
-          <w:rFonts w:ascii="Times New Roman" w:hAnsi="Times New Roman"/>
-          <w:b/>
-          <w:color w:val="1A202C"/>
-          <w:sz w:val="23"/>
-        </w:rPr>
-        <w:t>Nhiệm vụ 2:</w:t>
-      </w:r>
-      <w:r>
-        <w:rPr>
-          <w:rFonts w:ascii="Times New Roman" w:hAnsi="Times New Roman"/>
-          <w:color w:val="1A202C"/>
-          <w:sz w:val="23"/>
-        </w:rPr>
-        <w:t xml:space="preserve"> Xây dựng hệ thống các bộ đặc trưng âm thanh giúp biểu diễn sự tương đồng và phân biệt giữa các nhạc cụ; giải thích rõ cơ sở toán học và giá trị thông tin của từng đặc trưng.</w:t>
-      </w:r>
-    </w:p>
-    <w:p>
-      <w:pPr>
-        <w:spacing w:line="312" w:lineRule="auto" w:before="20" w:after="60"/>
-        <w:ind w:left="360" w:hanging="216"/>
-      </w:pPr>
-      <w:r>
-        <w:rPr>
-          <w:rFonts w:ascii="Times New Roman" w:hAnsi="Times New Roman"/>
-          <w:b/>
-          <w:color w:val="1B365D"/>
-          <w:sz w:val="23"/>
-        </w:rPr>
-        <w:t xml:space="preserve">3. </w:t>
-      </w:r>
-      <w:r>
-        <w:rPr>
-          <w:rFonts w:ascii="Times New Roman" w:hAnsi="Times New Roman"/>
-          <w:b/>
-          <w:color w:val="1A202C"/>
-          <w:sz w:val="23"/>
-        </w:rPr>
-        <w:t>Nhiệm vụ 3:</w:t>
-      </w:r>
-      <w:r>
-        <w:rPr>
-          <w:rFonts w:ascii="Times New Roman" w:hAnsi="Times New Roman"/>
-          <w:color w:val="1A202C"/>
-          <w:sz w:val="23"/>
-        </w:rPr>
-        <w:t xml:space="preserve"> Triển khai công cụ trích rút đặc trưng tự động và thiết kế hệ CSDL đa phương tiện để quản lý các vector đặc trưng.</w:t>
-      </w:r>
-    </w:p>
-    <w:p>
-      <w:pPr>
-        <w:spacing w:line="312" w:lineRule="auto" w:before="20" w:after="60"/>
-        <w:ind w:left="360" w:hanging="216"/>
-      </w:pPr>
-      <w:r>
-        <w:rPr>
-          <w:rFonts w:ascii="Times New Roman" w:hAnsi="Times New Roman"/>
-          <w:b/>
-          <w:color w:val="1B365D"/>
-          <w:sz w:val="23"/>
-        </w:rPr>
-        <w:t xml:space="preserve">4. </w:t>
-      </w:r>
-      <w:r>
-        <w:rPr>
-          <w:rFonts w:ascii="Times New Roman" w:hAnsi="Times New Roman"/>
-          <w:b/>
-          <w:color w:val="1A202C"/>
-          <w:sz w:val="23"/>
-        </w:rPr>
-        <w:t>Nhiệm vụ 4:</w:t>
-      </w:r>
-      <w:r>
-        <w:rPr>
-          <w:rFonts w:ascii="Times New Roman" w:hAnsi="Times New Roman"/>
-          <w:color w:val="1A202C"/>
-          <w:sz w:val="23"/>
-        </w:rPr>
-        <w:t xml:space="preserve"> Xây dựng hệ thống tìm kiếm: nhận một tệp âm thanh truy vấn mới, tính khoảng cách tương đồng, xếp hạng và trả về danh sách 5 tệp giống nhất (Top-5) trong cơ sở dữ liệu.</w:t>
-      </w:r>
-    </w:p>
-    <w:p>
-      <w:pPr>
-        <w:spacing w:line="312" w:lineRule="auto" w:before="40" w:after="100"/>
-        <w:jc w:val="both"/>
-      </w:pPr>
-      <w:r>
-        <w:rPr>
-          <w:rFonts w:ascii="Times New Roman" w:hAnsi="Times New Roman"/>
-          <w:color w:val="1A202C"/>
-          <w:sz w:val="24"/>
-        </w:rPr>
-        <w:t xml:space="preserve">Báo cáo này tập trung nghiệm thu đầy đủ nội dung kỹ thuật của </w:t>
-      </w:r>
-      <w:r>
-        <w:rPr>
-          <w:rFonts w:ascii="Times New Roman" w:hAnsi="Times New Roman"/>
-          <w:b/>
-          <w:color w:val="1A202C"/>
-          <w:sz w:val="24"/>
-        </w:rPr>
-        <w:t>Nhiệm vụ 1</w:t>
-      </w:r>
-      <w:r>
-        <w:rPr>
-          <w:rFonts w:ascii="Times New Roman" w:hAnsi="Times New Roman"/>
-          <w:color w:val="1A202C"/>
-          <w:sz w:val="24"/>
-        </w:rPr>
-        <w:t xml:space="preserve"> và </w:t>
-      </w:r>
-      <w:r>
-        <w:rPr>
-          <w:rFonts w:ascii="Times New Roman" w:hAnsi="Times New Roman"/>
-          <w:b/>
-          <w:color w:val="1A202C"/>
-          <w:sz w:val="24"/>
-        </w:rPr>
-        <w:t>Nhiệm vụ 2</w:t>
-      </w:r>
-      <w:r>
-        <w:rPr>
-          <w:rFonts w:ascii="Times New Roman" w:hAnsi="Times New Roman"/>
-          <w:color w:val="1A202C"/>
-          <w:sz w:val="24"/>
-        </w:rPr>
-        <w:t>, đồng thời thiết lập khung phương pháp luận cho Nhiệm vụ 3 và 4.</w:t>
-      </w:r>
-    </w:p>
-    <w:p>
-      <w:pPr>
-        <w:spacing w:before="120" w:after="120"/>
-      </w:pPr>
-      <w:r>
-        <w:rPr>
-          <w:color w:val="CBD5E1"/>
-        </w:rPr>
-        <w:t>—————————————————————————————————————————————</w:t>
-      </w:r>
-    </w:p>
-    <w:p>
-      <w:pPr>
-        <w:keepNext/>
-        <w:spacing w:before="260" w:after="80"/>
-      </w:pPr>
-      <w:r>
-        <w:rPr>
-          <w:rFonts w:ascii="Times New Roman" w:hAnsi="Times New Roman"/>
-          <w:b/>
-          <w:color w:val="2C5282"/>
-          <w:sz w:val="27"/>
-        </w:rPr>
         <w:t>1.2. Đặc điểm và nguyên lý tạo âm của nhạc cụ bộ dây</w:t>
       </w:r>
     </w:p>
     <w:p>
       <w:pPr>
-        <w:keepNext/>
-        <w:spacing w:before="200" w:after="60"/>
+        <w:pStyle w:val="Heading3"/>
       </w:pPr>
       <w:r>
         <w:rPr>
@@ -1592,8 +3250,7 @@
     </w:p>
     <w:p>
       <w:pPr>
-        <w:keepNext/>
-        <w:spacing w:before="200" w:after="60"/>
+        <w:pStyle w:val="Heading3"/>
       </w:pPr>
       <w:r>
         <w:rPr>
@@ -1879,8 +3536,7 @@
     </w:p>
     <w:p>
       <w:pPr>
-        <w:keepNext/>
-        <w:spacing w:before="200" w:after="60"/>
+        <w:pStyle w:val="Heading3"/>
       </w:pPr>
       <w:r>
         <w:rPr>
@@ -1983,8 +3639,7 @@
     </w:p>
     <w:p>
       <w:pPr>
-        <w:keepNext/>
-        <w:spacing w:before="260" w:after="80"/>
+        <w:pStyle w:val="Heading2"/>
       </w:pPr>
       <w:r>
         <w:rPr>
@@ -2012,8 +3667,7 @@
     </w:p>
     <w:p>
       <w:pPr>
-        <w:keepNext/>
-        <w:spacing w:before="200" w:after="60"/>
+        <w:pStyle w:val="Heading3"/>
       </w:pPr>
       <w:r>
         <w:rPr>
@@ -2215,8 +3869,7 @@
     </w:p>
     <w:p>
       <w:pPr>
-        <w:keepNext/>
-        <w:spacing w:before="200" w:after="60"/>
+        <w:pStyle w:val="Heading3"/>
       </w:pPr>
       <w:r>
         <w:rPr>
@@ -2287,8 +3940,7 @@
     </w:p>
     <w:p>
       <w:pPr>
-        <w:keepNext/>
-        <w:spacing w:before="200" w:after="60"/>
+        <w:pStyle w:val="Heading3"/>
       </w:pPr>
       <w:r>
         <w:rPr>
@@ -2514,8 +4166,7 @@
     </w:p>
     <w:p>
       <w:pPr>
-        <w:keepNext/>
-        <w:spacing w:before="200" w:after="60"/>
+        <w:pStyle w:val="Heading3"/>
       </w:pPr>
       <w:r>
         <w:rPr>
@@ -2781,8 +4432,7 @@
     </w:p>
     <w:p>
       <w:pPr>
-        <w:keepNext/>
-        <w:spacing w:before="200" w:after="60"/>
+        <w:pStyle w:val="Heading3"/>
       </w:pPr>
       <w:r>
         <w:rPr>
@@ -2921,8 +4571,7 @@
     </w:p>
     <w:p>
       <w:pPr>
-        <w:keepNext/>
-        <w:spacing w:before="200" w:after="60"/>
+        <w:pStyle w:val="Heading3"/>
       </w:pPr>
       <w:r>
         <w:rPr>
@@ -3018,8 +4667,7 @@
     </w:p>
     <w:p>
       <w:pPr>
-        <w:keepNext/>
-        <w:spacing w:before="360" w:after="120"/>
+        <w:pStyle w:val="Heading1"/>
       </w:pPr>
       <w:r>
         <w:rPr>
@@ -3033,8 +4681,7 @@
     </w:p>
     <w:p>
       <w:pPr>
-        <w:keepNext/>
-        <w:spacing w:before="260" w:after="80"/>
+        <w:pStyle w:val="Heading2"/>
       </w:pPr>
       <w:r>
         <w:rPr>
@@ -3058,6 +4705,22 @@
           <w:sz w:val="24"/>
         </w:rPr>
         <w:t>Để đáp ứng đầy đủ yêu cầu của bài tập lớn, các tiêu chí kỹ thuật cụ thể được xác lập như sau:</w:t>
+      </w:r>
+    </w:p>
+    <w:p>
+      <w:pPr>
+        <w:keepNext/>
+        <w:spacing w:before="200" w:after="80"/>
+        <w:jc w:val="center"/>
+      </w:pPr>
+      <w:r>
+        <w:rPr>
+          <w:rFonts w:ascii="Times New Roman" w:hAnsi="Times New Roman"/>
+          <w:b/>
+          <w:color w:val="1B365D"/>
+          <w:sz w:val="20"/>
+        </w:rPr>
+        <w:t>Bảng 2.1: Ma trận đối chiếu tiêu chí kỹ thuật của đề bài và giải pháp thực hiện trong đề tài.</w:t>
       </w:r>
     </w:p>
     <w:tbl>
@@ -3752,8 +5415,7 @@
     </w:p>
     <w:p>
       <w:pPr>
-        <w:keepNext/>
-        <w:spacing w:before="260" w:after="80"/>
+        <w:pStyle w:val="Heading2"/>
       </w:pPr>
       <w:r>
         <w:rPr>
@@ -3767,8 +5429,7 @@
     </w:p>
     <w:p>
       <w:pPr>
-        <w:keepNext/>
-        <w:spacing w:before="200" w:after="60"/>
+        <w:pStyle w:val="Heading3"/>
       </w:pPr>
       <w:r>
         <w:rPr>
@@ -3865,8 +5526,7 @@
     </w:p>
     <w:p>
       <w:pPr>
-        <w:keepNext/>
-        <w:spacing w:before="200" w:after="60"/>
+        <w:pStyle w:val="Heading3"/>
       </w:pPr>
       <w:r>
         <w:rPr>
@@ -4056,8 +5716,7 @@
     </w:p>
     <w:p>
       <w:pPr>
-        <w:keepNext/>
-        <w:spacing w:before="200" w:after="60"/>
+        <w:pStyle w:val="Heading3"/>
       </w:pPr>
       <w:r>
         <w:rPr>
@@ -4067,6 +5726,22 @@
           <w:sz w:val="25"/>
         </w:rPr>
         <w:t>2.2.3. Giới thiệu tổng quan từng nhạc cụ</w:t>
+      </w:r>
+    </w:p>
+    <w:p>
+      <w:pPr>
+        <w:keepNext/>
+        <w:spacing w:before="200" w:after="80"/>
+        <w:jc w:val="center"/>
+      </w:pPr>
+      <w:r>
+        <w:rPr>
+          <w:rFonts w:ascii="Times New Roman" w:hAnsi="Times New Roman"/>
+          <w:b/>
+          <w:color w:val="1B365D"/>
+          <w:sz w:val="20"/>
+        </w:rPr>
+        <w:t>Bảng 2.2: Đặc điểm cấu tạo, cơ chế kích âm và âm vực lý thuyết của 6 nhạc cụ bộ dây.</w:t>
       </w:r>
     </w:p>
     <w:tbl>
@@ -5000,8 +6675,7 @@
     </w:p>
     <w:p>
       <w:pPr>
-        <w:keepNext/>
-        <w:spacing w:before="260" w:after="80"/>
+        <w:pStyle w:val="Heading2"/>
       </w:pPr>
       <w:r>
         <w:rPr>
@@ -5305,6 +6979,22 @@
       <w:pPr>
         <w:spacing w:after="80"/>
       </w:pPr>
+    </w:p>
+    <w:p>
+      <w:pPr>
+        <w:keepNext/>
+        <w:spacing w:before="200" w:after="80"/>
+        <w:jc w:val="center"/>
+      </w:pPr>
+      <w:r>
+        <w:rPr>
+          <w:rFonts w:ascii="Times New Roman" w:hAnsi="Times New Roman"/>
+          <w:b/>
+          <w:color w:val="1B365D"/>
+          <w:sz w:val="20"/>
+        </w:rPr>
+        <w:t>Bảng 2.3: Thống kê nguồn thu thập học thuật, số file gốc và dải thời lượng gốc của 6 nhạc cụ.</w:t>
+      </w:r>
     </w:p>
     <w:tbl>
       <w:tblPr>
@@ -6412,8 +8102,7 @@
     </w:p>
     <w:p>
       <w:pPr>
-        <w:keepNext/>
-        <w:spacing w:before="260" w:after="80"/>
+        <w:pStyle w:val="Heading2"/>
       </w:pPr>
       <w:r>
         <w:rPr>
@@ -6476,7 +8165,7 @@
                     <pic:cNvPicPr/>
                   </pic:nvPicPr>
                   <pic:blipFill>
-                    <a:blip r:embed="rId10"/>
+                    <a:blip r:embed="rId11"/>
                     <a:stretch>
                       <a:fillRect/>
                     </a:stretch>
@@ -6497,7 +8186,7 @@
     </w:p>
     <w:p>
       <w:pPr>
-        <w:spacing w:before="40" w:after="200"/>
+        <w:spacing w:before="60" w:after="200"/>
         <w:jc w:val="center"/>
       </w:pPr>
       <w:r>
@@ -6725,7 +8414,7 @@
                     <pic:cNvPicPr/>
                   </pic:nvPicPr>
                   <pic:blipFill>
-                    <a:blip r:embed="rId11"/>
+                    <a:blip r:embed="rId12"/>
                     <a:stretch>
                       <a:fillRect/>
                     </a:stretch>
@@ -6746,7 +8435,7 @@
     </w:p>
     <w:p>
       <w:pPr>
-        <w:spacing w:before="40" w:after="200"/>
+        <w:spacing w:before="60" w:after="200"/>
         <w:jc w:val="center"/>
       </w:pPr>
       <w:r>
@@ -6913,7 +8602,7 @@
                     <pic:cNvPicPr/>
                   </pic:nvPicPr>
                   <pic:blipFill>
-                    <a:blip r:embed="rId12"/>
+                    <a:blip r:embed="rId13"/>
                     <a:stretch>
                       <a:fillRect/>
                     </a:stretch>
@@ -6934,7 +8623,7 @@
     </w:p>
     <w:p>
       <w:pPr>
-        <w:spacing w:before="40" w:after="200"/>
+        <w:spacing w:before="60" w:after="200"/>
         <w:jc w:val="center"/>
       </w:pPr>
       <w:r>
@@ -7348,7 +9037,7 @@
                     <pic:cNvPicPr/>
                   </pic:nvPicPr>
                   <pic:blipFill>
-                    <a:blip r:embed="rId13"/>
+                    <a:blip r:embed="rId14"/>
                     <a:stretch>
                       <a:fillRect/>
                     </a:stretch>
@@ -7369,7 +9058,7 @@
     </w:p>
     <w:p>
       <w:pPr>
-        <w:spacing w:before="40" w:after="200"/>
+        <w:spacing w:before="60" w:after="200"/>
         <w:jc w:val="center"/>
       </w:pPr>
       <w:r>
@@ -7459,8 +9148,7 @@
     </w:p>
     <w:p>
       <w:pPr>
-        <w:keepNext/>
-        <w:spacing w:before="260" w:after="80"/>
+        <w:pStyle w:val="Heading2"/>
       </w:pPr>
       <w:r>
         <w:rPr>
@@ -7505,32 +9193,18 @@
     </w:p>
     <w:p>
       <w:pPr>
-        <w:spacing w:line="312" w:lineRule="auto" w:before="40" w:after="100"/>
-        <w:jc w:val="both"/>
-      </w:pPr>
-      <w:r>
-        <w:rPr>
-          <w:rFonts w:ascii="Times New Roman" w:hAnsi="Times New Roman"/>
-          <w:color w:val="1A202C"/>
-          <w:sz w:val="24"/>
-        </w:rPr>
-        <w:t>Thống kê số lượng qua từng bước xử lý dữ liệu (</w:t>
-      </w:r>
-      <w:r>
-        <w:rPr>
-          <w:rFonts w:ascii="Consolas" w:hAnsi="Consolas"/>
-          <w:color w:val="C7254E"/>
-          <w:sz w:val="22"/>
-        </w:rPr>
-        <w:t>reports/thong_ke_loc_du_lieu.csv</w:t>
-      </w:r>
-      <w:r>
-        <w:rPr>
-          <w:rFonts w:ascii="Times New Roman" w:hAnsi="Times New Roman"/>
-          <w:color w:val="1A202C"/>
-          <w:sz w:val="24"/>
-        </w:rPr>
-        <w:t>):</w:t>
+        <w:keepNext/>
+        <w:spacing w:before="200" w:after="80"/>
+        <w:jc w:val="center"/>
+      </w:pPr>
+      <w:r>
+        <w:rPr>
+          <w:rFonts w:ascii="Times New Roman" w:hAnsi="Times New Roman"/>
+          <w:b/>
+          <w:color w:val="1B365D"/>
+          <w:sz w:val="20"/>
+        </w:rPr>
+        <w:t>Bảng 2.4: Thống kê số lượng qua từng bước tiền xử lý và lọc dữ liệu 11 bước (nguồn: reports/thong_ke_loc_du_lieu.csv).</w:t>
       </w:r>
     </w:p>
     <w:tbl>
@@ -9215,6 +10889,22 @@
         <w:t>Để kiểm chứng bộ dữ liệu thực sự đáp ứng các tiêu chuẩn kỹ thuật của đề tài trước khi chuyển sang phân tích nội dung, toàn bộ 600 tệp được đo đạc và đối chiếu theo các tiêu chí kỹ thuật:</w:t>
       </w:r>
     </w:p>
+    <w:p>
+      <w:pPr>
+        <w:keepNext/>
+        <w:spacing w:before="200" w:after="80"/>
+        <w:jc w:val="center"/>
+      </w:pPr>
+      <w:r>
+        <w:rPr>
+          <w:rFonts w:ascii="Times New Roman" w:hAnsi="Times New Roman"/>
+          <w:b/>
+          <w:color w:val="1B365D"/>
+          <w:sz w:val="20"/>
+        </w:rPr>
+        <w:t>Bảng 2.5: Kiểm chứng bộ dữ liệu đạt chuẩn kỹ thuật đề bài (600/600 file WAV).</w:t>
+      </w:r>
+    </w:p>
     <w:tbl>
       <w:tblPr>
         <w:tblW w:type="auto" w:w="0"/>
@@ -10551,8 +12241,7 @@
     </w:p>
     <w:p>
       <w:pPr>
-        <w:keepNext/>
-        <w:spacing w:before="360" w:after="120"/>
+        <w:pStyle w:val="Heading1"/>
       </w:pPr>
       <w:r>
         <w:rPr>
@@ -10566,8 +12255,7 @@
     </w:p>
     <w:p>
       <w:pPr>
-        <w:keepNext/>
-        <w:spacing w:before="260" w:after="80"/>
+        <w:pStyle w:val="Heading2"/>
       </w:pPr>
       <w:r>
         <w:rPr>
@@ -10735,8 +12423,7 @@
     </w:p>
     <w:p>
       <w:pPr>
-        <w:keepNext/>
-        <w:spacing w:before="260" w:after="80"/>
+        <w:pStyle w:val="Heading2"/>
       </w:pPr>
       <w:r>
         <w:rPr>
@@ -10764,17 +12451,16 @@
     </w:p>
     <w:p>
       <w:pPr>
-        <w:keepNext/>
-        <w:spacing w:before="160" w:after="40"/>
-      </w:pPr>
-      <w:r>
-        <w:rPr>
-          <w:rFonts w:ascii="Times New Roman" w:hAnsi="Times New Roman"/>
-          <w:b/>
-          <w:color w:val="2D3748"/>
-          <w:sz w:val="24"/>
-        </w:rPr>
-        <w:t>Cặp 1: Động thái đường bao năng lượng RMS - Kéo vĩ liên tục vs Gảy buông tắt nhanh</w:t>
+        <w:pStyle w:val="Heading3"/>
+      </w:pPr>
+      <w:r>
+        <w:rPr>
+          <w:rFonts w:ascii="Times New Roman" w:hAnsi="Times New Roman"/>
+          <w:b/>
+          <w:color w:val="2B6CB0"/>
+          <w:sz w:val="25"/>
+        </w:rPr>
+        <w:t>3.2.1. Cặp 1: Động thái đường bao năng lượng RMS - Kéo vĩ liên tục vs Gảy buông tắt nhanh</w:t>
       </w:r>
     </w:p>
     <w:p>
@@ -11116,17 +12802,16 @@
     </w:p>
     <w:p>
       <w:pPr>
-        <w:keepNext/>
-        <w:spacing w:before="160" w:after="40"/>
-      </w:pPr>
-      <w:r>
-        <w:rPr>
-          <w:rFonts w:ascii="Times New Roman" w:hAnsi="Times New Roman"/>
-          <w:b/>
-          <w:color w:val="2D3748"/>
-          <w:sz w:val="24"/>
-        </w:rPr>
-        <w:t>Cặp 2: Độ nhám và Méo sóng (ZCR) - Sóng điều hòa mộc vs Méo cắt đỉnh (Clipping)</w:t>
+        <w:pStyle w:val="Heading3"/>
+      </w:pPr>
+      <w:r>
+        <w:rPr>
+          <w:rFonts w:ascii="Times New Roman" w:hAnsi="Times New Roman"/>
+          <w:b/>
+          <w:color w:val="2B6CB0"/>
+          <w:sz w:val="25"/>
+        </w:rPr>
+        <w:t>3.2.2. Cặp 2: Độ nhám và Méo sóng (ZCR) - Sóng điều hòa mộc vs Méo cắt đỉnh (Clipping)</w:t>
       </w:r>
     </w:p>
     <w:p>
@@ -11434,17 +13119,16 @@
     </w:p>
     <w:p>
       <w:pPr>
-        <w:keepNext/>
-        <w:spacing w:before="160" w:after="40"/>
-      </w:pPr>
-      <w:r>
-        <w:rPr>
-          <w:rFonts w:ascii="Times New Roman" w:hAnsi="Times New Roman"/>
-          <w:b/>
-          <w:color w:val="2D3748"/>
-          <w:sz w:val="24"/>
-        </w:rPr>
-        <w:t>Cặp 3: Trọng tâm phổ (Spectral Centroid - Độ sáng) - Nhạc cụ dải cao vs Nhạc cụ siêu trầm</w:t>
+        <w:pStyle w:val="Heading3"/>
+      </w:pPr>
+      <w:r>
+        <w:rPr>
+          <w:rFonts w:ascii="Times New Roman" w:hAnsi="Times New Roman"/>
+          <w:b/>
+          <w:color w:val="2B6CB0"/>
+          <w:sz w:val="25"/>
+        </w:rPr>
+        <w:t>3.2.3. Cặp 3: Trọng tâm phổ (Spectral Centroid - Độ sáng) - Nhạc cụ dải cao vs Nhạc cụ siêu trầm</w:t>
       </w:r>
     </w:p>
     <w:p>
@@ -11752,17 +13436,16 @@
     </w:p>
     <w:p>
       <w:pPr>
-        <w:keepNext/>
-        <w:spacing w:before="160" w:after="40"/>
-      </w:pPr>
-      <w:r>
-        <w:rPr>
-          <w:rFonts w:ascii="Times New Roman" w:hAnsi="Times New Roman"/>
-          <w:b/>
-          <w:color w:val="2D3748"/>
-          <w:sz w:val="24"/>
-        </w:rPr>
-        <w:t>Cặp 4: Giới hạn tần số cuộn phổ (Spectral Roll-off 85%) - Phân tầng 3 nhạc cụ họ vĩ</w:t>
+        <w:pStyle w:val="Heading3"/>
+      </w:pPr>
+      <w:r>
+        <w:rPr>
+          <w:rFonts w:ascii="Times New Roman" w:hAnsi="Times New Roman"/>
+          <w:b/>
+          <w:color w:val="2B6CB0"/>
+          <w:sz w:val="25"/>
+        </w:rPr>
+        <w:t>3.2.4. Cặp 4: Giới hạn tần số cuộn phổ (Spectral Roll-off 85%) - Phân tầng 3 nhạc cụ họ vĩ</w:t>
       </w:r>
     </w:p>
     <w:p>
@@ -12118,17 +13801,16 @@
     </w:p>
     <w:p>
       <w:pPr>
-        <w:keepNext/>
-        <w:spacing w:before="160" w:after="40"/>
-      </w:pPr>
-      <w:r>
-        <w:rPr>
-          <w:rFonts w:ascii="Times New Roman" w:hAnsi="Times New Roman"/>
-          <w:b/>
-          <w:color w:val="2D3748"/>
-          <w:sz w:val="24"/>
-        </w:rPr>
-        <w:t>Cặp 5: Bao phổ formant thùng đàn (13 hệ số MFCC) - Ba kết cấu thùng đàn và amply</w:t>
+        <w:pStyle w:val="Heading3"/>
+      </w:pPr>
+      <w:r>
+        <w:rPr>
+          <w:rFonts w:ascii="Times New Roman" w:hAnsi="Times New Roman"/>
+          <w:b/>
+          <w:color w:val="2B6CB0"/>
+          <w:sz w:val="25"/>
+        </w:rPr>
+        <w:t>3.2.5. Cặp 5: Bao phổ formant thùng đàn (13 hệ số MFCC) - Ba kết cấu thùng đàn và amply</w:t>
       </w:r>
     </w:p>
     <w:p>
@@ -12671,17 +14353,16 @@
     </w:p>
     <w:p>
       <w:pPr>
-        <w:keepNext/>
-        <w:spacing w:before="160" w:after="40"/>
-      </w:pPr>
-      <w:r>
-        <w:rPr>
-          <w:rFonts w:ascii="Times New Roman" w:hAnsi="Times New Roman"/>
-          <w:b/>
-          <w:color w:val="2D3748"/>
-          <w:sz w:val="24"/>
-        </w:rPr>
-        <w:t>Cặp 6: Phân bố 12 nửa cung (Chroma STFT) - Giai điệu đơn âm vs Đệm hợp âm đa âm</w:t>
+        <w:pStyle w:val="Heading3"/>
+      </w:pPr>
+      <w:r>
+        <w:rPr>
+          <w:rFonts w:ascii="Times New Roman" w:hAnsi="Times New Roman"/>
+          <w:b/>
+          <w:color w:val="2B6CB0"/>
+          <w:sz w:val="25"/>
+        </w:rPr>
+        <w:t>3.2.6. Cặp 6: Phân bố 12 nửa cung (Chroma STFT) - Giai điệu đơn âm vs Đệm hợp âm đa âm</w:t>
       </w:r>
     </w:p>
     <w:p>
@@ -12887,17 +14568,16 @@
     </w:p>
     <w:p>
       <w:pPr>
-        <w:keepNext/>
-        <w:spacing w:before="160" w:after="40"/>
-      </w:pPr>
-      <w:r>
-        <w:rPr>
-          <w:rFonts w:ascii="Times New Roman" w:hAnsi="Times New Roman"/>
-          <w:b/>
-          <w:color w:val="2D3748"/>
-          <w:sz w:val="24"/>
-        </w:rPr>
-        <w:t>Cặp 7: Kỹ thuật diễn tấu Kéo vĩ (Arco) vs Gảy ngón (Pizzicato) trên cùng đàn Cello</w:t>
+        <w:pStyle w:val="Heading3"/>
+      </w:pPr>
+      <w:r>
+        <w:rPr>
+          <w:rFonts w:ascii="Times New Roman" w:hAnsi="Times New Roman"/>
+          <w:b/>
+          <w:color w:val="2B6CB0"/>
+          <w:sz w:val="25"/>
+        </w:rPr>
+        <w:t>3.2.7. Cặp 7: Kỹ thuật diễn tấu Kéo vĩ (Arco) vs Gảy ngón (Pizzicato) trên cùng đàn Cello</w:t>
       </w:r>
     </w:p>
     <w:p>
@@ -13208,7 +14888,7 @@
                     <pic:cNvPicPr/>
                   </pic:nvPicPr>
                   <pic:blipFill>
-                    <a:blip r:embed="rId14"/>
+                    <a:blip r:embed="rId15"/>
                     <a:stretch>
                       <a:fillRect/>
                     </a:stretch>
@@ -13229,7 +14909,7 @@
     </w:p>
     <w:p>
       <w:pPr>
-        <w:spacing w:before="40" w:after="200"/>
+        <w:spacing w:before="60" w:after="200"/>
         <w:jc w:val="center"/>
       </w:pPr>
       <w:r>
@@ -13255,8 +14935,7 @@
     </w:p>
     <w:p>
       <w:pPr>
-        <w:keepNext/>
-        <w:spacing w:before="260" w:after="80"/>
+        <w:pStyle w:val="Heading2"/>
       </w:pPr>
       <w:r>
         <w:rPr>
@@ -13312,6 +14991,22 @@
           <w:sz w:val="24"/>
         </w:rPr>
         <w:t>):</w:t>
+      </w:r>
+    </w:p>
+    <w:p>
+      <w:pPr>
+        <w:keepNext/>
+        <w:spacing w:before="200" w:after="80"/>
+        <w:jc w:val="center"/>
+      </w:pPr>
+      <w:r>
+        <w:rPr>
+          <w:rFonts w:ascii="Times New Roman" w:hAnsi="Times New Roman"/>
+          <w:b/>
+          <w:color w:val="1B365D"/>
+          <w:sz w:val="20"/>
+        </w:rPr>
+        <w:t>Bảng 3.1: Thống kê định lượng chi tiết các đặc trưng âm học trên toàn bộ 6 nhạc cụ (trích xuất từ 600 file WAV).</w:t>
       </w:r>
     </w:p>
     <w:tbl>
@@ -15182,7 +16877,7 @@
                     <pic:cNvPicPr/>
                   </pic:nvPicPr>
                   <pic:blipFill>
-                    <a:blip r:embed="rId15"/>
+                    <a:blip r:embed="rId16"/>
                     <a:stretch>
                       <a:fillRect/>
                     </a:stretch>
@@ -15203,7 +16898,7 @@
     </w:p>
     <w:p>
       <w:pPr>
-        <w:spacing w:before="40" w:after="200"/>
+        <w:spacing w:before="60" w:after="200"/>
         <w:jc w:val="center"/>
       </w:pPr>
       <w:r>
@@ -15218,14 +16913,14 @@
     </w:p>
     <w:p>
       <w:pPr>
-        <w:keepNext/>
-        <w:spacing w:before="160" w:after="40"/>
-      </w:pPr>
-      <w:r>
-        <w:rPr>
-          <w:rFonts w:ascii="Times New Roman" w:hAnsi="Times New Roman"/>
-          <w:b/>
-          <w:color w:val="2D3748"/>
+        <w:spacing w:line="312" w:lineRule="auto" w:before="40" w:after="100"/>
+        <w:jc w:val="both"/>
+      </w:pPr>
+      <w:r>
+        <w:rPr>
+          <w:rFonts w:ascii="Times New Roman" w:hAnsi="Times New Roman"/>
+          <w:b/>
+          <w:color w:val="1A202C"/>
           <w:sz w:val="24"/>
         </w:rPr>
         <w:t>Phân tích chi tiết 4 bảng biểu đồ định lượng:</w:t>
@@ -16136,7 +17831,7 @@
                     <pic:cNvPicPr/>
                   </pic:nvPicPr>
                   <pic:blipFill>
-                    <a:blip r:embed="rId16"/>
+                    <a:blip r:embed="rId17"/>
                     <a:stretch>
                       <a:fillRect/>
                     </a:stretch>
@@ -16157,7 +17852,7 @@
     </w:p>
     <w:p>
       <w:pPr>
-        <w:spacing w:before="40" w:after="200"/>
+        <w:spacing w:before="60" w:after="200"/>
         <w:jc w:val="center"/>
       </w:pPr>
       <w:r>
@@ -16191,7 +17886,7 @@
                     <pic:cNvPicPr/>
                   </pic:nvPicPr>
                   <pic:blipFill>
-                    <a:blip r:embed="rId17"/>
+                    <a:blip r:embed="rId18"/>
                     <a:stretch>
                       <a:fillRect/>
                     </a:stretch>
@@ -16212,7 +17907,7 @@
     </w:p>
     <w:p>
       <w:pPr>
-        <w:spacing w:before="40" w:after="200"/>
+        <w:spacing w:before="60" w:after="200"/>
         <w:jc w:val="center"/>
       </w:pPr>
       <w:r>
@@ -16238,8 +17933,7 @@
     </w:p>
     <w:p>
       <w:pPr>
-        <w:keepNext/>
-        <w:spacing w:before="260" w:after="80"/>
+        <w:pStyle w:val="Heading2"/>
       </w:pPr>
       <w:r>
         <w:rPr>
@@ -16263,6 +17957,22 @@
           <w:sz w:val="24"/>
         </w:rPr>
         <w:t>Bảng dưới đây tổng hợp cách tiếp cận so sánh đặc điểm giống và khác nhau giữa 6 nhạc cụ bộ dây theo từng nhóm đặc trưng âm học cụ thể (theo cấu trúc mẫu chuẩn của BTL Hệ CSDL Đa phương tiện):</w:t>
+      </w:r>
+    </w:p>
+    <w:p>
+      <w:pPr>
+        <w:keepNext/>
+        <w:spacing w:before="200" w:after="80"/>
+        <w:jc w:val="center"/>
+      </w:pPr>
+      <w:r>
+        <w:rPr>
+          <w:rFonts w:ascii="Times New Roman" w:hAnsi="Times New Roman"/>
+          <w:b/>
+          <w:color w:val="1B365D"/>
+          <w:sz w:val="20"/>
+        </w:rPr>
+        <w:t>Bảng 3.2: Bảng tổng hợp đối chiếu các nhóm đặc trưng so sánh (Điểm giống - Điểm khác).</w:t>
       </w:r>
     </w:p>
     <w:tbl>
@@ -17875,8 +19585,7 @@
     </w:p>
     <w:p>
       <w:pPr>
-        <w:keepNext/>
-        <w:spacing w:before="260" w:after="80"/>
+        <w:pStyle w:val="Heading2"/>
       </w:pPr>
       <w:r>
         <w:rPr>
@@ -18195,8 +19904,7 @@
     </w:p>
     <w:p>
       <w:pPr>
-        <w:keepNext/>
-        <w:spacing w:before="260" w:after="80"/>
+        <w:pStyle w:val="Heading2"/>
       </w:pPr>
       <w:r>
         <w:rPr>
@@ -18420,8 +20128,7 @@
     </w:p>
     <w:p>
       <w:pPr>
-        <w:keepNext/>
-        <w:spacing w:before="360" w:after="120"/>
+        <w:pStyle w:val="Heading1"/>
       </w:pPr>
       <w:r>
         <w:rPr>
@@ -18435,8 +20142,7 @@
     </w:p>
     <w:p>
       <w:pPr>
-        <w:keepNext/>
-        <w:spacing w:before="260" w:after="80"/>
+        <w:pStyle w:val="Heading2"/>
       </w:pPr>
       <w:r>
         <w:rPr>
@@ -18450,8 +20156,7 @@
     </w:p>
     <w:p>
       <w:pPr>
-        <w:keepNext/>
-        <w:spacing w:before="200" w:after="60"/>
+        <w:pStyle w:val="Heading3"/>
       </w:pPr>
       <w:r>
         <w:rPr>
@@ -18698,8 +20403,7 @@
     </w:p>
     <w:p>
       <w:pPr>
-        <w:keepNext/>
-        <w:spacing w:before="200" w:after="60"/>
+        <w:pStyle w:val="Heading3"/>
       </w:pPr>
       <w:r>
         <w:rPr>
@@ -18842,8 +20546,7 @@
     </w:p>
     <w:p>
       <w:pPr>
-        <w:keepNext/>
-        <w:spacing w:before="260" w:after="80"/>
+        <w:pStyle w:val="Heading2"/>
       </w:pPr>
       <w:r>
         <w:rPr>
@@ -18871,8 +20574,7 @@
     </w:p>
     <w:p>
       <w:pPr>
-        <w:keepNext/>
-        <w:spacing w:before="200" w:after="60"/>
+        <w:pStyle w:val="Heading3"/>
       </w:pPr>
       <w:r>
         <w:rPr>
@@ -19079,8 +20781,7 @@
     </w:p>
     <w:p>
       <w:pPr>
-        <w:keepNext/>
-        <w:spacing w:before="200" w:after="60"/>
+        <w:pStyle w:val="Heading3"/>
       </w:pPr>
       <w:r>
         <w:rPr>
@@ -19352,8 +21053,7 @@
     </w:p>
     <w:p>
       <w:pPr>
-        <w:keepNext/>
-        <w:spacing w:before="200" w:after="60"/>
+        <w:pStyle w:val="Heading3"/>
       </w:pPr>
       <w:r>
         <w:rPr>
@@ -19363,6 +21063,22 @@
           <w:sz w:val="25"/>
         </w:rPr>
         <w:t>4.2.3. Bảng tổng quan các bộ đặc trưng và vai trò trong hệ thống</w:t>
+      </w:r>
+    </w:p>
+    <w:p>
+      <w:pPr>
+        <w:keepNext/>
+        <w:spacing w:before="200" w:after="80"/>
+        <w:jc w:val="center"/>
+      </w:pPr>
+      <w:r>
+        <w:rPr>
+          <w:rFonts w:ascii="Times New Roman" w:hAnsi="Times New Roman"/>
+          <w:b/>
+          <w:color w:val="1B365D"/>
+          <w:sz w:val="20"/>
+        </w:rPr>
+        <w:t>Bảng 4.1: Tổng quan 3 bộ đặc trưng và vai trò nhận diện trong hệ thống CBAR (58 chiều).</w:t>
       </w:r>
     </w:p>
     <w:tbl>
@@ -20132,8 +21848,7 @@
     </w:p>
     <w:p>
       <w:pPr>
-        <w:keepNext/>
-        <w:spacing w:before="260" w:after="80"/>
+        <w:pStyle w:val="Heading2"/>
       </w:pPr>
       <w:r>
         <w:rPr>
@@ -20196,7 +21911,7 @@
                     <pic:cNvPicPr/>
                   </pic:nvPicPr>
                   <pic:blipFill>
-                    <a:blip r:embed="rId18"/>
+                    <a:blip r:embed="rId19"/>
                     <a:stretch>
                       <a:fillRect/>
                     </a:stretch>
@@ -20217,7 +21932,7 @@
     </w:p>
     <w:p>
       <w:pPr>
-        <w:spacing w:before="40" w:after="200"/>
+        <w:spacing w:before="60" w:after="200"/>
         <w:jc w:val="center"/>
       </w:pPr>
       <w:r>
@@ -20232,17 +21947,16 @@
     </w:p>
     <w:p>
       <w:pPr>
-        <w:keepNext/>
-        <w:spacing w:before="160" w:after="40"/>
-      </w:pPr>
-      <w:r>
-        <w:rPr>
-          <w:rFonts w:ascii="Times New Roman" w:hAnsi="Times New Roman"/>
-          <w:b/>
-          <w:color w:val="2D3748"/>
-          <w:sz w:val="24"/>
-        </w:rPr>
-        <w:t>Bước 1: Chia khung (Framing) và nhân cửa sổ Hann</w:t>
+        <w:pStyle w:val="Heading3"/>
+      </w:pPr>
+      <w:r>
+        <w:rPr>
+          <w:rFonts w:ascii="Times New Roman" w:hAnsi="Times New Roman"/>
+          <w:b/>
+          <w:color w:val="2B6CB0"/>
+          <w:sz w:val="25"/>
+        </w:rPr>
+        <w:t>4.3.1. Bước 1: Chia khung (Framing) và nhân cửa sổ Hann</w:t>
       </w:r>
     </w:p>
     <w:p>
@@ -20429,17 +22143,16 @@
     </w:p>
     <w:p>
       <w:pPr>
-        <w:keepNext/>
-        <w:spacing w:before="160" w:after="40"/>
-      </w:pPr>
-      <w:r>
-        <w:rPr>
-          <w:rFonts w:ascii="Times New Roman" w:hAnsi="Times New Roman"/>
-          <w:b/>
-          <w:color w:val="2D3748"/>
-          <w:sz w:val="24"/>
-        </w:rPr>
-        <w:t>Bước 2: Biến đổi Fourier thời gian ngắn (STFT) và Phổ công suất</w:t>
+        <w:pStyle w:val="Heading3"/>
+      </w:pPr>
+      <w:r>
+        <w:rPr>
+          <w:rFonts w:ascii="Times New Roman" w:hAnsi="Times New Roman"/>
+          <w:b/>
+          <w:color w:val="2B6CB0"/>
+          <w:sz w:val="25"/>
+        </w:rPr>
+        <w:t>4.3.2. Bước 2: Biến đổi Fourier thời gian ngắn (STFT) và Phổ công suất</w:t>
       </w:r>
     </w:p>
     <w:p>
@@ -20590,17 +22303,16 @@
     </w:p>
     <w:p>
       <w:pPr>
-        <w:keepNext/>
-        <w:spacing w:before="160" w:after="40"/>
-      </w:pPr>
-      <w:r>
-        <w:rPr>
-          <w:rFonts w:ascii="Times New Roman" w:hAnsi="Times New Roman"/>
-          <w:b/>
-          <w:color w:val="2D3748"/>
-          <w:sz w:val="24"/>
-        </w:rPr>
-        <w:t>Bước 3: Trích xuất song song 6 nhóm đặc trưng khung thời gian</w:t>
+        <w:pStyle w:val="Heading3"/>
+      </w:pPr>
+      <w:r>
+        <w:rPr>
+          <w:rFonts w:ascii="Times New Roman" w:hAnsi="Times New Roman"/>
+          <w:b/>
+          <w:color w:val="2B6CB0"/>
+          <w:sz w:val="25"/>
+        </w:rPr>
+        <w:t>4.3.3. Bước 3: Trích xuất song song 6 nhóm đặc trưng khung thời gian</w:t>
       </w:r>
     </w:p>
     <w:p>
@@ -21122,17 +22834,16 @@
     </w:p>
     <w:p>
       <w:pPr>
-        <w:keepNext/>
-        <w:spacing w:before="160" w:after="40"/>
-      </w:pPr>
-      <w:r>
-        <w:rPr>
-          <w:rFonts w:ascii="Times New Roman" w:hAnsi="Times New Roman"/>
-          <w:b/>
-          <w:color w:val="2D3748"/>
-          <w:sz w:val="24"/>
-        </w:rPr>
-        <w:t>Bước 4: Temporal Pooling tổng hợp Vector cố định 58 chiều</w:t>
+        <w:pStyle w:val="Heading3"/>
+      </w:pPr>
+      <w:r>
+        <w:rPr>
+          <w:rFonts w:ascii="Times New Roman" w:hAnsi="Times New Roman"/>
+          <w:b/>
+          <w:color w:val="2B6CB0"/>
+          <w:sz w:val="25"/>
+        </w:rPr>
+        <w:t>4.3.4. Bước 4: Temporal Pooling tổng hợp Vector cố định 58 chiều</w:t>
       </w:r>
     </w:p>
     <w:p>
@@ -21308,8 +23019,7 @@
     </w:p>
     <w:p>
       <w:pPr>
-        <w:keepNext/>
-        <w:spacing w:before="260" w:after="80"/>
+        <w:pStyle w:val="Heading2"/>
       </w:pPr>
       <w:r>
         <w:rPr>
@@ -21337,8 +23047,7 @@
     </w:p>
     <w:p>
       <w:pPr>
-        <w:keepNext/>
-        <w:spacing w:before="200" w:after="60"/>
+        <w:pStyle w:val="Heading3"/>
       </w:pPr>
       <w:r>
         <w:rPr>
@@ -21852,8 +23561,7 @@
     </w:p>
     <w:p>
       <w:pPr>
-        <w:keepNext/>
-        <w:spacing w:before="200" w:after="60"/>
+        <w:pStyle w:val="Heading3"/>
       </w:pPr>
       <w:r>
         <w:rPr>
@@ -22299,8 +24007,7 @@
     </w:p>
     <w:p>
       <w:pPr>
-        <w:keepNext/>
-        <w:spacing w:before="200" w:after="60"/>
+        <w:pStyle w:val="Heading3"/>
       </w:pPr>
       <w:r>
         <w:rPr>
@@ -22737,7 +24444,7 @@
                     <pic:cNvPicPr/>
                   </pic:nvPicPr>
                   <pic:blipFill>
-                    <a:blip r:embed="rId19"/>
+                    <a:blip r:embed="rId20"/>
                     <a:stretch>
                       <a:fillRect/>
                     </a:stretch>
@@ -22758,7 +24465,7 @@
     </w:p>
     <w:p>
       <w:pPr>
-        <w:spacing w:before="40" w:after="200"/>
+        <w:spacing w:before="60" w:after="200"/>
         <w:jc w:val="center"/>
       </w:pPr>
       <w:r>
@@ -22784,8 +24491,7 @@
     </w:p>
     <w:p>
       <w:pPr>
-        <w:keepNext/>
-        <w:spacing w:before="260" w:after="80"/>
+        <w:pStyle w:val="Heading2"/>
       </w:pPr>
       <w:r>
         <w:rPr>
@@ -22968,6 +24674,22 @@
           <w:sz w:val="24"/>
         </w:rPr>
         <w:t>Một bộ đặc trưng duy nhất không thể giải quyết mọi trường hợp nhập nhằng. Vì vậy, Bộ B (RMS, ZCR) và Bộ C (Centroid, Chroma) đóng vai trò bổ trợ thiết yếu theo bảng ma trận tương hỗ sau:</w:t>
+      </w:r>
+    </w:p>
+    <w:p>
+      <w:pPr>
+        <w:keepNext/>
+        <w:spacing w:before="200" w:after="80"/>
+        <w:jc w:val="center"/>
+      </w:pPr>
+      <w:r>
+        <w:rPr>
+          <w:rFonts w:ascii="Times New Roman" w:hAnsi="Times New Roman"/>
+          <w:b/>
+          <w:color w:val="1B365D"/>
+          <w:sz w:val="20"/>
+        </w:rPr>
+        <w:t>Bảng 4.2: Ma trận kết hợp bổ trợ (Fusion) giải quyết các cặp nhạc cụ thách thức.</w:t>
       </w:r>
     </w:p>
     <w:tbl>
@@ -24023,8 +25745,7 @@
     </w:p>
     <w:p>
       <w:pPr>
-        <w:keepNext/>
-        <w:spacing w:before="260" w:after="80"/>
+        <w:pStyle w:val="Heading2"/>
       </w:pPr>
       <w:r>
         <w:rPr>
@@ -24274,8 +25995,7 @@
     </w:p>
     <w:p>
       <w:pPr>
-        <w:keepNext/>
-        <w:spacing w:before="260" w:after="80"/>
+        <w:pStyle w:val="Heading2"/>
       </w:pPr>
       <w:r>
         <w:rPr>
@@ -24289,8 +26009,7 @@
     </w:p>
     <w:p>
       <w:pPr>
-        <w:keepNext/>
-        <w:spacing w:before="200" w:after="60"/>
+        <w:pStyle w:val="Heading3"/>
       </w:pPr>
       <w:r>
         <w:rPr>
@@ -24563,8 +26282,7 @@
     </w:p>
     <w:p>
       <w:pPr>
-        <w:keepNext/>
-        <w:spacing w:before="200" w:after="60"/>
+        <w:pStyle w:val="Heading3"/>
       </w:pPr>
       <w:r>
         <w:rPr>
@@ -24857,8 +26575,7 @@
     </w:p>
     <w:p>
       <w:pPr>
-        <w:keepNext/>
-        <w:spacing w:before="200" w:after="60"/>
+        <w:pStyle w:val="Heading3"/>
       </w:pPr>
       <w:r>
         <w:rPr>
@@ -25254,8 +26971,7 @@
     </w:p>
     <w:p>
       <w:pPr>
-        <w:keepNext/>
-        <w:spacing w:before="260" w:after="80"/>
+        <w:pStyle w:val="Heading2"/>
       </w:pPr>
       <w:r>
         <w:rPr>
@@ -25283,8 +26999,7 @@
     </w:p>
     <w:p>
       <w:pPr>
-        <w:keepNext/>
-        <w:spacing w:before="200" w:after="60"/>
+        <w:pStyle w:val="Heading3"/>
       </w:pPr>
       <w:r>
         <w:rPr>
@@ -25375,8 +27090,7 @@
     </w:p>
     <w:p>
       <w:pPr>
-        <w:keepNext/>
-        <w:spacing w:before="200" w:after="60"/>
+        <w:pStyle w:val="Heading3"/>
       </w:pPr>
       <w:r>
         <w:rPr>
@@ -25591,8 +27305,7 @@
     </w:p>
     <w:p>
       <w:pPr>
-        <w:keepNext/>
-        <w:spacing w:before="360" w:after="120"/>
+        <w:pStyle w:val="Heading1"/>
       </w:pPr>
       <w:r>
         <w:rPr>
@@ -25606,8 +27319,7 @@
     </w:p>
     <w:p>
       <w:pPr>
-        <w:keepNext/>
-        <w:spacing w:before="260" w:after="80"/>
+        <w:pStyle w:val="Heading2"/>
       </w:pPr>
       <w:r>
         <w:rPr>
@@ -25920,8 +27632,7 @@
     </w:p>
     <w:p>
       <w:pPr>
-        <w:keepNext/>
-        <w:spacing w:before="260" w:after="80"/>
+        <w:pStyle w:val="Heading2"/>
       </w:pPr>
       <w:r>
         <w:rPr>
@@ -26154,8 +27865,7 @@
     </w:p>
     <w:p>
       <w:pPr>
-        <w:keepNext/>
-        <w:spacing w:before="260" w:after="80"/>
+        <w:pStyle w:val="Heading2"/>
       </w:pPr>
       <w:r>
         <w:rPr>
@@ -26385,17 +28095,16 @@
     </w:p>
     <w:p>
       <w:pPr>
-        <w:keepNext/>
-        <w:spacing w:before="260" w:after="80"/>
-      </w:pPr>
-      <w:r>
-        <w:rPr>
-          <w:rFonts w:ascii="Times New Roman" w:hAnsi="Times New Roman"/>
-          <w:b/>
-          <w:color w:val="2C5282"/>
-          <w:sz w:val="27"/>
-        </w:rPr>
-        <w:t>Tài liệu tham khảo</w:t>
+        <w:pStyle w:val="Heading1"/>
+      </w:pPr>
+      <w:r>
+        <w:rPr>
+          <w:rFonts w:ascii="Times New Roman" w:hAnsi="Times New Roman"/>
+          <w:b/>
+          <w:color w:val="1B365D"/>
+          <w:sz w:val="30"/>
+        </w:rPr>
+        <w:t>TÀI LIỆU THAM KHẢO</w:t>
       </w:r>
     </w:p>
     <w:p>
@@ -26938,7 +28647,8 @@
       </w:r>
     </w:p>
     <w:sectPr>
-      <w:footerReference w:type="default" r:id="rId9"/>
+      <w:headerReference w:type="default" r:id="rId9"/>
+      <w:footerReference w:type="default" r:id="rId10"/>
       <w:pgSz w:w="12240" w:h="15840"/>
       <w:pgMar w:top="1138" w:right="1138" w:bottom="1138" w:left="1699" w:header="576" w:footer="576" w:gutter="0"/>
       <w:cols w:space="720"/>
@@ -26969,6 +28679,26 @@
     </w:r>
   </w:p>
 </w:ftr>
+</file>
+
+<file path=word/header1.xml><?xml version="1.0" encoding="utf-8"?>
+<w:hdr xmlns:m="http://schemas.openxmlformats.org/officeDocument/2006/math" xmlns:mc="http://schemas.openxmlformats.org/markup-compatibility/2006" xmlns:mo="http://schemas.microsoft.com/office/mac/office/2008/main" xmlns:mv="urn:schemas-microsoft-com:mac:vml" xmlns:o="urn:schemas-microsoft-com:office:office" xmlns:r="http://schemas.openxmlformats.org/officeDocument/2006/relationships" xmlns:v="urn:schemas-microsoft-com:vml" xmlns:w10="urn:schemas-microsoft-com:office:word" xmlns:w14="http://schemas.microsoft.com/office/word/2010/wordml" xmlns:w="http://schemas.openxmlformats.org/wordprocessingml/2006/main" xmlns:wne="http://schemas.microsoft.com/office/word/2006/wordml" xmlns:wp14="http://schemas.microsoft.com/office/word/2010/wordprocessingDrawing" xmlns:wp="http://schemas.openxmlformats.org/drawingml/2006/wordprocessingDrawing" xmlns:wpc="http://schemas.microsoft.com/office/word/2010/wordprocessingCanvas" xmlns:wpg="http://schemas.microsoft.com/office/word/2010/wordprocessingGroup" xmlns:wpi="http://schemas.microsoft.com/office/word/2010/wordprocessingInk" xmlns:wps="http://schemas.microsoft.com/office/word/2010/wordprocessingShape" mc:Ignorable="w14 wp14">
+  <w:p>
+    <w:pPr>
+      <w:pStyle w:val="Header"/>
+      <w:jc w:val="right"/>
+    </w:pPr>
+    <w:r>
+      <w:rPr>
+        <w:rFonts w:ascii="Times New Roman" w:hAnsi="Times New Roman"/>
+        <w:i/>
+        <w:color w:val="718096"/>
+        <w:sz w:val="17"/>
+      </w:rPr>
+      <w:t>Báo cáo BTL: CBAR Nhạc cụ bộ dây — Học viện Công nghệ Bưu chính Viễn thông</w:t>
+    </w:r>
+  </w:p>
+</w:hdr>
 </file>
 
 <file path=word/numbering.xml><?xml version="1.0" encoding="utf-8"?>
@@ -27390,15 +29120,15 @@
     <w:pPr>
       <w:keepNext/>
       <w:keepLines/>
-      <w:spacing w:before="480" w:after="0"/>
+      <w:spacing w:before="360" w:after="120"/>
       <w:outlineLvl w:val="0"/>
     </w:pPr>
     <w:rPr>
-      <w:rFonts w:asciiTheme="majorHAnsi" w:eastAsiaTheme="majorEastAsia" w:hAnsiTheme="majorHAnsi" w:cstheme="majorBidi"/>
+      <w:rFonts w:asciiTheme="majorHAnsi" w:eastAsiaTheme="majorEastAsia" w:hAnsiTheme="majorHAnsi" w:cstheme="majorBidi" w:ascii="Times New Roman" w:hAnsi="Times New Roman"/>
       <w:b/>
       <w:bCs/>
-      <w:color w:val="365F91" w:themeColor="accent1" w:themeShade="BF"/>
-      <w:sz w:val="28"/>
+      <w:color w:val="1B365D"/>
+      <w:sz w:val="30"/>
       <w:szCs w:val="28"/>
     </w:rPr>
   </w:style>
@@ -27414,15 +29144,15 @@
     <w:pPr>
       <w:keepNext/>
       <w:keepLines/>
-      <w:spacing w:before="200" w:after="0"/>
+      <w:spacing w:before="240" w:after="80"/>
       <w:outlineLvl w:val="1"/>
     </w:pPr>
     <w:rPr>
-      <w:rFonts w:asciiTheme="majorHAnsi" w:eastAsiaTheme="majorEastAsia" w:hAnsiTheme="majorHAnsi" w:cstheme="majorBidi"/>
+      <w:rFonts w:asciiTheme="majorHAnsi" w:eastAsiaTheme="majorEastAsia" w:hAnsiTheme="majorHAnsi" w:cstheme="majorBidi" w:ascii="Times New Roman" w:hAnsi="Times New Roman"/>
       <w:b/>
       <w:bCs/>
-      <w:color w:val="4F81BD" w:themeColor="accent1"/>
-      <w:sz w:val="26"/>
+      <w:color w:val="2C5282"/>
+      <w:sz w:val="27"/>
       <w:szCs w:val="26"/>
     </w:rPr>
   </w:style>
@@ -27438,14 +29168,15 @@
     <w:pPr>
       <w:keepNext/>
       <w:keepLines/>
-      <w:spacing w:before="200" w:after="0"/>
+      <w:spacing w:before="200" w:after="60"/>
       <w:outlineLvl w:val="2"/>
     </w:pPr>
     <w:rPr>
-      <w:rFonts w:asciiTheme="majorHAnsi" w:eastAsiaTheme="majorEastAsia" w:hAnsiTheme="majorHAnsi" w:cstheme="majorBidi"/>
+      <w:rFonts w:asciiTheme="majorHAnsi" w:eastAsiaTheme="majorEastAsia" w:hAnsiTheme="majorHAnsi" w:cstheme="majorBidi" w:ascii="Times New Roman" w:hAnsi="Times New Roman"/>
       <w:b/>
       <w:bCs/>
-      <w:color w:val="4F81BD" w:themeColor="accent1"/>
+      <w:color w:val="2B6CB0"/>
+      <w:sz w:val="25"/>
     </w:rPr>
   </w:style>
   <w:style w:type="paragraph" w:styleId="Heading4">
@@ -27461,16 +29192,17 @@
     <w:pPr>
       <w:keepNext/>
       <w:keepLines/>
-      <w:spacing w:before="200" w:after="0"/>
+      <w:spacing w:before="160" w:after="40"/>
       <w:outlineLvl w:val="3"/>
     </w:pPr>
     <w:rPr>
-      <w:rFonts w:asciiTheme="majorHAnsi" w:eastAsiaTheme="majorEastAsia" w:hAnsiTheme="majorHAnsi" w:cstheme="majorBidi"/>
+      <w:rFonts w:asciiTheme="majorHAnsi" w:eastAsiaTheme="majorEastAsia" w:hAnsiTheme="majorHAnsi" w:cstheme="majorBidi" w:ascii="Times New Roman" w:hAnsi="Times New Roman"/>
       <w:b/>
       <w:bCs/>
       <w:i/>
       <w:iCs/>
-      <w:color w:val="4F81BD" w:themeColor="accent1"/>
+      <w:color w:val="2D3748"/>
+      <w:sz w:val="24"/>
     </w:rPr>
   </w:style>
   <w:style w:type="paragraph" w:styleId="Heading5">
